--- a/FoodTrust_美食排行網專案規格書.docx
+++ b/FoodTrust_美食排行網專案規格書.docx
@@ -16249,6 +16249,54 @@
     <w:p>
       <w:r>
         <w:t xml:space="preserve">目前建置驗證：dotnet build FoodTrust.Api\FoodTrust.Api.csproj --no-restore -m:1；dotnet build FoodTrust.Worker\FoodTrust.Worker.csproj --no-restore -m:1。</w:t>
+      </w:r>
+    </w:p>
+    <w:p>
+      <w:r>
+        <w:rPr>
+          <w:b/>
+        </w:rPr>
+        <w:t xml:space="preserve">實作狀態更新（2026-05-15）</w:t>
+      </w:r>
+    </w:p>
+    <w:p>
+      <w:r>
+        <w:t xml:space="preserve">已完成：完成餐廳/評論/排行責任邊界整理，將 Restaurant、Review、Ranking、Import Target 的 service 與 repository 拆分。</w:t>
+      </w:r>
+    </w:p>
+    <w:p>
+      <w:r>
+        <w:t xml:space="preserve">已完成：導入輕量資料庫 migration 基礎，新增 schema_migrations 與版本化 DatabaseMigrations，後續 schema 變更可用 migration 追蹤。</w:t>
+      </w:r>
+    </w:p>
+    <w:p>
+      <w:r>
+        <w:t xml:space="preserve">部分完成：餐廳資料欄位已擴充 BranchName、City、District、Latitude、Longitude、OpeningHours、PriceMin、PriceMax、CuisineType、Tags、Description、OfficialUrl、GoogleMapUrl。尚未建立獨立城市/行政區/料理分類資料表。</w:t>
+      </w:r>
+    </w:p>
+    <w:p>
+      <w:r>
+        <w:t xml:space="preserve">部分完成：餐廳搜尋已支援 keyword、status、city、district、cuisineType、priceMin、priceMax、minScore、page、pageSize。尚未支援距離搜尋、附近餐廳、Typesense typo tolerance。</w:t>
+      </w:r>
+    </w:p>
+    <w:p>
+      <w:r>
+        <w:t xml:space="preserve">部分完成：餐廳排序已支援 latest、ranking、reviewCount；排行榜與列表排序已使用 approved / non-suspicious / non-deleted reviews 的 Bayesian 平台分數。尚未納入收藏數、照片品質、近期熱度與使用者權重。</w:t>
+      </w:r>
+    </w:p>
+    <w:p>
+      <w:r>
+        <w:t xml:space="preserve">部分完成：評論模型已支援 TasteScore、ServiceScore、EnvironmentScore、ValueScore、RevisitScore、Content、VisitDate、PricePerPerson、DiningType、CompanionType 與狀態欄位。尚未實作會員歸屬、30 天限制、審核後台與檢舉流程。</w:t>
+      </w:r>
+    </w:p>
+    <w:p>
+      <w:r>
+        <w:t xml:space="preserve">仍未完成：Next.js 前台、會員登入、收藏、照片上傳、地圖/距離搜尋、Typesense、Redis、後台審核、反作弊、商家認領、SEO 頁面。</w:t>
+      </w:r>
+    </w:p>
+    <w:p>
+      <w:r>
+        <w:t xml:space="preserve">本次建置驗證：dotnet build FoodTrust.Api\\FoodTrust.Api.csproj --no-restore -m:1；dotnet build FoodTrust.Worker\\FoodTrust.Worker.csproj --no-restore -m:1。</w:t>
       </w:r>
     </w:p>
     <w:sectPr>

--- a/FoodTrust_美食排行網專案規格書.docx
+++ b/FoodTrust_美食排行網專案規格書.docx
@@ -1,5 +1,49 @@
 
-<file path=word/document.xml><?xml version="1.0" encoding="utf-8"?>
+<file path=customXml\item1.xml><?xml version="1.0" encoding="utf-8"?>
+<b:Sources xmlns:b="http://schemas.openxmlformats.org/officeDocument/2006/bibliography" xmlns="http://schemas.openxmlformats.org/officeDocument/2006/bibliography" SelectedStyle="/APA.XSL" StyleName="APA"/>
+</file>
+
+<file path=customXml\itemProps1.xml><?xml version="1.0" encoding="utf-8"?>
+<ds:datastoreItem xmlns:ds="http://schemas.openxmlformats.org/officeDocument/2006/customXml" ds:itemID="{EF278816-EC6F-A645-907D-7F25AECB1D4A}">
+  <ds:schemaRefs>
+    <ds:schemaRef ds:uri="http://schemas.openxmlformats.org/officeDocument/2006/bibliography"/>
+  </ds:schemaRefs>
+</ds:datastoreItem>
+</file>
+
+<file path=docProps\app.xml><?xml version="1.0" encoding="utf-8"?>
+<Properties xmlns="http://schemas.openxmlformats.org/officeDocument/2006/extended-properties" xmlns:vt="http://schemas.openxmlformats.org/officeDocument/2006/docPropsVTypes">
+  <Template>Normal.dotm</Template>
+  <TotalTime>3</TotalTime>
+  <Application>LibreOffice/7.5.7.1$Windows_X86_64 LibreOffice_project/47eb0cf7efbacdee9b19ae25d6752381ede23126</Application>
+  <AppVersion>15.0000</AppVersion>
+  <Pages>12</Pages>
+  <Words>4412</Words>
+  <Characters>7268</Characters>
+  <CharactersWithSpaces>8086</CharactersWithSpaces>
+  <Paragraphs>496</Paragraphs>
+</Properties>
+</file>
+
+<file path=docProps\core.xml><?xml version="1.0" encoding="utf-8"?>
+<cp:coreProperties xmlns:cp="http://schemas.openxmlformats.org/package/2006/metadata/core-properties" xmlns:dc="http://purl.org/dc/elements/1.1/" xmlns:dcterms="http://purl.org/dc/terms/" xmlns:dcmitype="http://purl.org/dc/dcmitype/" xmlns:xsi="http://www.w3.org/2001/XMLSchema-instance">
+  <dcterms:created xsi:type="dcterms:W3CDTF">2013-12-23T23:15:00Z</dcterms:created>
+  <dc:creator>python-docx</dc:creator>
+  <dc:description>generated by python-docx</dc:description>
+  <dc:language>zh-TW</dc:language>
+  <cp:lastModifiedBy/>
+  <dcterms:modified xsi:type="dcterms:W3CDTF">2026-05-15T11:22:23Z</dcterms:modified>
+  <cp:revision>2</cp:revision>
+  <dc:subject/>
+  <dc:title/>
+</cp:coreProperties>
+</file>
+
+<file path=docProps\custom.xml><?xml version="1.0" encoding="utf-8"?>
+<Properties xmlns="http://schemas.openxmlformats.org/officeDocument/2006/custom-properties" xmlns:vt="http://schemas.openxmlformats.org/officeDocument/2006/docPropsVTypes"/>
+</file>
+
+<file path=word\document.xml><?xml version="1.0" encoding="utf-8"?>
 <w:document xmlns:o="urn:schemas-microsoft-com:office:office" xmlns:r="http://schemas.openxmlformats.org/officeDocument/2006/relationships" xmlns:v="urn:schemas-microsoft-com:vml" xmlns:w="http://schemas.openxmlformats.org/wordprocessingml/2006/main" xmlns:w10="urn:schemas-microsoft-com:office:word" xmlns:wp="http://schemas.openxmlformats.org/drawingml/2006/wordprocessingDrawing" xmlns:wps="http://schemas.microsoft.com/office/word/2010/wordprocessingShape" xmlns:wpg="http://schemas.microsoft.com/office/word/2010/wordprocessingGroup" xmlns:mc="http://schemas.openxmlformats.org/markup-compatibility/2006" xmlns:wp14="http://schemas.microsoft.com/office/word/2010/wordprocessingDrawing" xmlns:w14="http://schemas.microsoft.com/office/word/2010/wordml" xmlns:w15="http://schemas.microsoft.com/office/word/2012/wordml" mc:Ignorable="w14 wp14 w15">
   <w:body>
     <w:p>
@@ -16286,12 +16330,17 @@
     </w:p>
     <w:p>
       <w:r>
-        <w:t xml:space="preserve">部分完成：評論模型已支援 TasteScore、ServiceScore、EnvironmentScore、ValueScore、RevisitScore、Content、VisitDate、PricePerPerson、DiningType、CompanionType 與狀態欄位。尚未實作會員歸屬、30 天限制、審核後台與檢舉流程。</w:t>
+        <w:t xml:space="preserve">部分完成：評論模型已支援 TasteScore、ServiceScore、EnvironmentScore、ValueScore、RevisitScore、Content、VisitDate、PricePerPerson、DiningType、CompanionType 與狀態欄位。尚未實作會員歸屬、30 天限制與檢舉流程。</w:t>
       </w:r>
     </w:p>
     <w:p>
       <w:r>
-        <w:t xml:space="preserve">仍未完成：Next.js 前台、會員登入、收藏、照片上傳、地圖/距離搜尋、Typesense、Redis、後台審核、反作弊、商家認領、SEO 頁面。</w:t>
+        <w:t xml:space="preserve">部分完成：後台評論審核 API 已支援評論列表查詢、狀態更新、可疑標記與刪除標記。尚未實作後台登入/授權、審核原因紀錄與操作紀錄。</w:t>
+      </w:r>
+    </w:p>
+    <w:p>
+      <w:r>
+        <w:t xml:space="preserve">仍未完成：Next.js 前台、會員登入、後台授權、收藏、照片上傳、地圖/距離搜尋、Typesense、Redis、檢舉與反作弊、商家認領、SEO 頁面。</w:t>
       </w:r>
     </w:p>
     <w:p>
@@ -16313,7 +16362,66 @@
 </w:document>
 </file>
 
-<file path=word/footer1.xml><?xml version="1.0" encoding="utf-8"?>
+<file path=word\fontTable.xml><?xml version="1.0" encoding="utf-8"?>
+<w:fonts xmlns:w="http://schemas.openxmlformats.org/wordprocessingml/2006/main" xmlns:r="http://schemas.openxmlformats.org/officeDocument/2006/relationships">
+  <w:font w:name="Times New Roman">
+    <w:charset w:val="00"/>
+    <w:family w:val="roman"/>
+    <w:pitch w:val="variable"/>
+  </w:font>
+  <w:font w:name="Symbol">
+    <w:charset w:val="02"/>
+    <w:family w:val="roman"/>
+    <w:pitch w:val="variable"/>
+  </w:font>
+  <w:font w:name="Arial">
+    <w:charset w:val="00"/>
+    <w:family w:val="swiss"/>
+    <w:pitch w:val="variable"/>
+  </w:font>
+  <w:font w:name="Liberation Serif">
+    <w:altName w:val="Times New Roman"/>
+    <w:charset w:val="88"/>
+    <w:family w:val="roman"/>
+    <w:pitch w:val="variable"/>
+  </w:font>
+  <w:font w:name="Cambria">
+    <w:charset w:val="88"/>
+    <w:family w:val="roman"/>
+    <w:pitch w:val="variable"/>
+  </w:font>
+  <w:font w:name="Noto Sans CJK TC">
+    <w:charset w:val="88"/>
+    <w:family w:val="roman"/>
+    <w:pitch w:val="variable"/>
+  </w:font>
+  <w:font w:name="Calibri">
+    <w:charset w:val="88"/>
+    <w:family w:val="roman"/>
+    <w:pitch w:val="variable"/>
+  </w:font>
+  <w:font w:name="Courier">
+    <w:altName w:val="Courier New"/>
+    <w:charset w:val="88"/>
+    <w:family w:val="roman"/>
+    <w:pitch w:val="variable"/>
+  </w:font>
+  <w:font w:name="Liberation Sans">
+    <w:altName w:val="Arial"/>
+    <w:charset w:val="88"/>
+    <w:family w:val="swiss"/>
+    <w:pitch w:val="variable"/>
+  </w:font>
+  <w:font w:name="Liberation Mono">
+    <w:altName w:val="Courier New"/>
+    <w:charset w:val="88"/>
+    <w:family w:val="roman"/>
+    <w:pitch w:val="variable"/>
+  </w:font>
+</w:fonts>
+</file>
+
+<file path=word\footer1.xml><?xml version="1.0" encoding="utf-8"?>
 <w:ftr xmlns:o="urn:schemas-microsoft-com:office:office" xmlns:r="http://schemas.openxmlformats.org/officeDocument/2006/relationships" xmlns:v="urn:schemas-microsoft-com:vml" xmlns:w="http://schemas.openxmlformats.org/wordprocessingml/2006/main" xmlns:w10="urn:schemas-microsoft-com:office:word" xmlns:wp="http://schemas.openxmlformats.org/drawingml/2006/wordprocessingDrawing" xmlns:wps="http://schemas.microsoft.com/office/word/2010/wordprocessingShape" xmlns:wpg="http://schemas.microsoft.com/office/word/2010/wordprocessingGroup" xmlns:mc="http://schemas.openxmlformats.org/markup-compatibility/2006" xmlns:wp14="http://schemas.microsoft.com/office/word/2010/wordprocessingDrawing" xmlns:w14="http://schemas.microsoft.com/office/word/2010/wordml" xmlns:w15="http://schemas.microsoft.com/office/word/2012/wordml" mc:Ignorable="w14 wp14 w15">
   <w:p>
     <w:pPr>
@@ -16341,7 +16449,7 @@
 </w:ftr>
 </file>
 
-<file path=word/numbering.xml><?xml version="1.0" encoding="utf-8"?>
+<file path=word\numbering.xml><?xml version="1.0" encoding="utf-8"?>
 <w:numbering xmlns:w="http://schemas.openxmlformats.org/wordprocessingml/2006/main" xmlns:o="urn:schemas-microsoft-com:office:office" xmlns:r="http://schemas.openxmlformats.org/officeDocument/2006/relationships" xmlns:v="urn:schemas-microsoft-com:vml" xmlns:mc="http://schemas.openxmlformats.org/markup-compatibility/2006" xmlns:w14="http://schemas.microsoft.com/office/word/2010/wordml" mc:Ignorable="w14">
   <w:abstractNum w:abstractNumId="1">
     <w:lvl w:ilvl="0">
@@ -17158,7 +17266,23 @@
 </w:numbering>
 </file>
 
-<file path=word/styles.xml><?xml version="1.0" encoding="utf-8"?>
+<file path=word\settings.xml><?xml version="1.0" encoding="utf-8"?>
+<w:settings xmlns:w="http://schemas.openxmlformats.org/wordprocessingml/2006/main">
+  <w:zoom w:percent="110"/>
+  <w:defaultTabStop w:val="720"/>
+  <w:autoHyphenation w:val="true"/>
+  <w:compat>
+    <w:doNotExpandShiftReturn/>
+    <w:compatSetting w:name="compatibilityMode" w:uri="http://schemas.microsoft.com/office/word" w:val="14"/>
+    <w:compatSetting w:name="overrideTableStyleFontSizeAndJustification" w:uri="http://schemas.microsoft.com/office/word" w:val="1"/>
+    <w:compatSetting w:name="enableOpenTypeFeatures" w:uri="http://schemas.microsoft.com/office/word" w:val="1"/>
+    <w:compatSetting w:name="doNotFlipMirrorIndents" w:uri="http://schemas.microsoft.com/office/word" w:val="1"/>
+  </w:compat>
+  <w:themeFontLang w:val="en-US" w:eastAsia="ja-JP" w:bidi=""/>
+</w:settings>
+</file>
+
+<file path=word\styles.xml><?xml version="1.0" encoding="utf-8"?>
 <w:styles xmlns:w="http://schemas.openxmlformats.org/wordprocessingml/2006/main" xmlns:w14="http://schemas.microsoft.com/office/word/2010/wordml" xmlns:mc="http://schemas.openxmlformats.org/markup-compatibility/2006" mc:Ignorable="w14">
   <w:docDefaults>
     <w:rPrDefault>
@@ -29162,7 +29286,7 @@
 </w:styles>
 </file>
 
-<file path=word/theme/theme1.xml><?xml version="1.0" encoding="utf-8"?>
+<file path=word\theme\theme1.xml><?xml version="1.0" encoding="utf-8"?>
 <a:theme xmlns:a="http://schemas.openxmlformats.org/drawingml/2006/main" name="Office Theme">
   <a:themeElements>
     <a:clrScheme name="Office">
@@ -29480,16 +29604,4 @@
   </a:objectDefaults>
   <a:extraClrSchemeLst/>
 </a:theme>
-</file>
-
-<file path=customXml/item1.xml><?xml version="1.0" encoding="utf-8"?>
-<b:Sources xmlns:b="http://schemas.openxmlformats.org/officeDocument/2006/bibliography" xmlns="http://schemas.openxmlformats.org/officeDocument/2006/bibliography" SelectedStyle="/APA.XSL" StyleName="APA"/>
-</file>
-
-<file path=customXml/itemProps1.xml><?xml version="1.0" encoding="utf-8"?>
-<ds:datastoreItem xmlns:ds="http://schemas.openxmlformats.org/officeDocument/2006/customXml" ds:itemID="{EF278816-EC6F-A645-907D-7F25AECB1D4A}">
-  <ds:schemaRefs>
-    <ds:schemaRef ds:uri="http://schemas.openxmlformats.org/officeDocument/2006/bibliography"/>
-  </ds:schemaRefs>
-</ds:datastoreItem>
 </file>
--- a/FoodTrust_美食排行網專案規格書.docx
+++ b/FoodTrust_美食排行網專案規格書.docx
@@ -16335,12 +16335,17 @@
     </w:p>
     <w:p>
       <w:r>
-        <w:t xml:space="preserve">部分完成：後台評論審核 API 已支援評論列表查詢、狀態更新、可疑標記與刪除標記。尚未實作後台登入/授權、審核原因紀錄與操作紀錄。</w:t>
+        <w:t xml:space="preserve">部分完成：後台評論審核 API 已支援評論列表查詢、狀態更新、可疑標記與刪除標記，且已加入 Admin role JWT 授權保護。尚未實作審核原因紀錄與操作紀錄。</w:t>
       </w:r>
     </w:p>
     <w:p>
       <w:r>
-        <w:t xml:space="preserve">仍未完成：Next.js 前台、會員登入、後台授權、收藏、照片上傳、地圖/距離搜尋、Typesense、Redis、檢舉與反作弊、商家認領、SEO 頁面。</w:t>
+        <w:t xml:space="preserve">部分完成：後台登入/授權已支援第一位管理員 bootstrap、PBKDF2 密碼雜湊、JWT 登入與 Admin API 授權限制。尚未實作管理員列表、停用、改密碼、Refresh Token 與權限細分。</w:t>
+      </w:r>
+    </w:p>
+    <w:p>
+      <w:r>
+        <w:t xml:space="preserve">仍未完成：Next.js 前台、會員登入、收藏、照片上傳、地圖/距離搜尋、Typesense、Redis、檢舉與反作弊、商家認領、SEO 頁面。</w:t>
       </w:r>
     </w:p>
     <w:p>

--- a/FoodTrust_美食排行網專案規格書.docx
+++ b/FoodTrust_美食排行網專案規格書.docx
@@ -16335,12 +16335,12 @@
     </w:p>
     <w:p>
       <w:r>
-        <w:t xml:space="preserve">部分完成：後台評論審核 API 已支援評論列表查詢、狀態更新、可疑標記與刪除標記，且已加入 Admin role JWT 授權保護。尚未實作審核原因紀錄與操作紀錄。</w:t>
+        <w:t xml:space="preserve">部分完成：後台評論審核 API 已支援評論列表查詢、狀態更新、可疑標記、刪除標記、審核原因紀錄與操作紀錄查詢，且已加入 Admin role JWT 授權保護。尚未實作審核紀錄搜尋與批次審核。</w:t>
       </w:r>
     </w:p>
     <w:p>
       <w:r>
-        <w:t xml:space="preserve">部分完成：後台登入/授權已支援第一位管理員 bootstrap、PBKDF2 密碼雜湊、JWT 登入與 Admin API 授權限制。尚未實作管理員列表、停用、改密碼、Refresh Token 與權限細分。</w:t>
+        <w:t xml:space="preserve">部分完成：後台登入/授權已支援第一位管理員 bootstrap、PBKDF2 密碼雜湊、JWT 登入、Admin API 授權限制，且審核操作可關聯管理員。尚未實作管理員列表、停用、改密碼、Refresh Token 與權限細分。</w:t>
       </w:r>
     </w:p>
     <w:p>

--- a/FoodTrust_美食排行網專案規格書.docx
+++ b/FoodTrust_美食排行網專案規格書.docx
@@ -16330,12 +16330,12 @@
     </w:p>
     <w:p>
       <w:r>
-        <w:t xml:space="preserve">部分完成：評論模型已支援 TasteScore、ServiceScore、EnvironmentScore、ValueScore、RevisitScore、Content、VisitDate、PricePerPerson、DiningType、CompanionType 與狀態欄位。尚未實作會員歸屬、30 天限制與檢舉流程。</w:t>
+        <w:t xml:space="preserve">部分完成：評論模型已支援 TasteScore、ServiceScore、EnvironmentScore、ValueScore、RevisitScore、Content、VisitDate、PricePerPerson、DiningType、CompanionType 與狀態欄位，並已支援匿名評論檢舉。尚未實作會員歸屬與 30 天限制。</w:t>
       </w:r>
     </w:p>
     <w:p>
       <w:r>
-        <w:t xml:space="preserve">部分完成：後台評論審核 API 已支援評論列表查詢、狀態更新、可疑標記、刪除標記、審核原因紀錄與操作紀錄查詢，且已加入 Admin role JWT 授權保護。尚未實作審核紀錄搜尋與批次審核。</w:t>
+        <w:t xml:space="preserve">部分完成：後台評論審核 API 已支援評論列表查詢、狀態更新、可疑標記、刪除標記、審核原因紀錄、操作紀錄查詢、檢舉列表查詢與檢舉處理，且已加入 Admin role JWT 授權保護。尚未實作審核紀錄搜尋與批次審核。</w:t>
       </w:r>
     </w:p>
     <w:p>
@@ -16345,7 +16345,7 @@
     </w:p>
     <w:p>
       <w:r>
-        <w:t xml:space="preserve">仍未完成：Next.js 前台、會員登入、收藏、照片上傳、地圖/距離搜尋、Typesense、Redis、檢舉與反作弊、商家認領、SEO 頁面。</w:t>
+        <w:t xml:space="preserve">仍未完成：Next.js 前台、會員登入、收藏、照片上傳、地圖/距離搜尋、Typesense、Redis、自動反作弊、商家認領、SEO 頁面。</w:t>
       </w:r>
     </w:p>
     <w:p>

--- a/FoodTrust_美食排行網專案規格書.docx
+++ b/FoodTrust_美食排行網專案規格書.docx
@@ -16351,6 +16351,157 @@
     <w:p>
       <w:r>
         <w:t xml:space="preserve">本次建置驗證：dotnet build FoodTrust.Api\\FoodTrust.Api.csproj --no-restore -m:1；dotnet build FoodTrust.Worker\\FoodTrust.Worker.csproj --no-restore -m:1。</w:t>
+      </w:r>
+    </w:p>
+    <w:p>
+      <w:r>
+        <w:rPr>
+          <w:b/>
+        </w:rPr>
+        <w:t xml:space="preserve">開發接續摘要（給新視窗/新對話快速讀取，2026-05-15）</w:t>
+      </w:r>
+    </w:p>
+    <w:p>
+      <w:r>
+        <w:t xml:space="preserve">請下一位助理先讀本段，再讀「實作狀態更新」。目前工作目標：依 MVP 優先順序補完 FoodTrust 美食排行網後端，規格書要隨功能同步更新。</w:t>
+      </w:r>
+    </w:p>
+    <w:p>
+      <w:r>
+        <w:rPr>
+          <w:b/>
+        </w:rPr>
+        <w:t xml:space="preserve">目前專案位置與技術架構</w:t>
+      </w:r>
+    </w:p>
+    <w:p>
+      <w:r>
+        <w:t xml:space="preserve">工作目錄：C:\Users\User\FoodTrust。方案包含 FoodTrust.Api、FoodTrust.Core、FoodTrust.Infrastructure、FoodTrust.Worker。</w:t>
+      </w:r>
+    </w:p>
+    <w:p>
+      <w:r>
+        <w:t xml:space="preserve">架構原則：Core 放 domain/application 介面、模型與 service；Infrastructure 放 Dapper/MySQL repository、migration、外部匯入；Api 放 Controllers、request models、JWT 設定；Worker 放背景匯入。Core 的 interface 由 Infrastructure 實作是正常分層。</w:t>
+      </w:r>
+    </w:p>
+    <w:p>
+      <w:r>
+        <w:t xml:space="preserve">資料庫使用 MySQL，migration 由 FoodTrust.Infrastructure\Data\DatabaseMigrations.cs 與 DatabaseInitializer 啟動時套用，schema_migrations 記錄版本。</w:t>
+      </w:r>
+    </w:p>
+    <w:p>
+      <w:r>
+        <w:rPr>
+          <w:b/>
+        </w:rPr>
+        <w:t xml:space="preserve">目前已完成的後端功能</w:t>
+      </w:r>
+    </w:p>
+    <w:p>
+      <w:r>
+        <w:t xml:space="preserve">餐廳：新增、查詢、詳細、更新、狀態更新、FDA 食品業者匯入、來源去重、匯入紀錄查詢。</w:t>
+      </w:r>
+    </w:p>
+    <w:p>
+      <w:r>
+        <w:t xml:space="preserve">搜尋/排行：支援 keyword、status、city、district、cuisineType、priceMin、priceMax、minScore、page、pageSize；排序支援 latest、ranking、reviewCount；排行與列表使用 approved/non-suspicious/non-deleted reviews 的 Bayesian 平台分數。</w:t>
+      </w:r>
+    </w:p>
+    <w:p>
+      <w:r>
+        <w:t xml:space="preserve">評論：五項分數 Taste/Service/Environment/Value/Revisit、平均分、內容、用餐日期、人均消費、用餐型態、同行型態、狀態、可疑/刪除旗標。</w:t>
+      </w:r>
+    </w:p>
+    <w:p>
+      <w:r>
+        <w:t xml:space="preserve">後台：第一位管理員 bootstrap、PBKDF2 密碼雜湊、JWT 登入、Admin role 授權、評論審核列表、狀態更新、可疑標記、刪除標記、審核原因、操作紀錄查詢。</w:t>
+      </w:r>
+    </w:p>
+    <w:p>
+      <w:r>
+        <w:t xml:space="preserve">檢舉：公開端匿名評論檢舉、後台檢舉列表、檢舉狀態處理、處理管理員與處理備註。</w:t>
+      </w:r>
+    </w:p>
+    <w:p>
+      <w:r>
+        <w:rPr>
+          <w:b/>
+        </w:rPr>
+        <w:t xml:space="preserve">近期本機 commits</w:t>
+      </w:r>
+    </w:p>
+    <w:p>
+      <w:r>
+        <w:t xml:space="preserve">cc46d92 新增評論檢舉流程；ae72ee9 新增後台評論審核紀錄；74c9e12 新增後台登入與授權基礎；61b185f 新增後台評論審核 API；e779222 新增中文方法註解。這些可能尚未 push，請先用 git status/log 確認。</w:t>
+      </w:r>
+    </w:p>
+    <w:p>
+      <w:r>
+        <w:rPr>
+          <w:b/>
+        </w:rPr>
+        <w:t xml:space="preserve">建置與操作注意事項</w:t>
+      </w:r>
+    </w:p>
+    <w:p>
+      <w:r>
+        <w:t xml:space="preserve">建置請用單執行緒避免 Windows DLL lock：dotnet build FoodTrust.Api\FoodTrust.Api.csproj --no-restore -m:1；dotnet build FoodTrust.Worker\FoodTrust.Worker.csproj --no-restore -m:1。</w:t>
+      </w:r>
+    </w:p>
+    <w:p>
+      <w:r>
+        <w:t xml:space="preserve">Git 不一定在 PATH，常用路徑：C:\Users\User\AppData\Local\Fork\gitInstance\2.50.1\cmd\git.exe。</w:t>
+      </w:r>
+    </w:p>
+    <w:p>
+      <w:r>
+        <w:t xml:space="preserve">PowerShell Get-Content 可能讓 UTF-8 中文顯示成亂碼；不要直接判定檔案壞掉。讀中文可用 rg 或指定 UTF8。</w:t>
+      </w:r>
+    </w:p>
+    <w:p>
+      <w:r>
+        <w:rPr>
+          <w:b/>
+        </w:rPr>
+        <w:t xml:space="preserve">下一步建議優先順序</w:t>
+      </w:r>
+    </w:p>
+    <w:p>
+      <w:r>
+        <w:t xml:space="preserve">1. 自動反作弊 MVP：規則式偵測短時間大量評論、重複內容、內容過短/低品質、同餐廳異常分數；命中後標記 is_suspicious 並進後台審核。</w:t>
+      </w:r>
+    </w:p>
+    <w:p>
+      <w:r>
+        <w:t xml:space="preserve">2. 會員系統基礎：一般會員註冊/登入、評論關聯 user_id、為 30 天評論限制與收藏打底。</w:t>
+      </w:r>
+    </w:p>
+    <w:p>
+      <w:r>
+        <w:t xml:space="preserve">3. 評論限制：同會員同餐廳 30 天內限制評論、避免重複洗分，並補 migration。</w:t>
+      </w:r>
+    </w:p>
+    <w:p>
+      <w:r>
+        <w:t xml:space="preserve">4. 後台管理補強：管理員列表、停用、改密碼、Refresh Token、權限細分、審核紀錄搜尋、批次審核。</w:t>
+      </w:r>
+    </w:p>
+    <w:p>
+      <w:r>
+        <w:t xml:space="preserve">5. 產品功能後續：收藏、照片上傳、地圖/距離搜尋、Typesense、Redis、Next.js 前台、SEO 頁面、商家認領。</w:t>
+      </w:r>
+    </w:p>
+    <w:p>
+      <w:r>
+        <w:rPr>
+          <w:b/>
+        </w:rPr>
+        <w:t xml:space="preserve">實作時同步規則</w:t>
+      </w:r>
+    </w:p>
+    <w:p>
+      <w:r>
+        <w:t xml:space="preserve">每完成一個功能 slice，請更新本規格書的實作狀態與本段接續摘要，然後 build Api/Worker，最後 commit。使用者偏好中文註解與中文說明。</w:t>
       </w:r>
     </w:p>
     <w:sectPr>

--- a/FoodTrust_美食排行網專案規格書.docx
+++ b/FoodTrust_美食排行網專案規格書.docx
@@ -1,49 +1,5 @@
 
-<file path=customXml\item1.xml><?xml version="1.0" encoding="utf-8"?>
-<b:Sources xmlns:b="http://schemas.openxmlformats.org/officeDocument/2006/bibliography" xmlns="http://schemas.openxmlformats.org/officeDocument/2006/bibliography" SelectedStyle="/APA.XSL" StyleName="APA"/>
-</file>
-
-<file path=customXml\itemProps1.xml><?xml version="1.0" encoding="utf-8"?>
-<ds:datastoreItem xmlns:ds="http://schemas.openxmlformats.org/officeDocument/2006/customXml" ds:itemID="{EF278816-EC6F-A645-907D-7F25AECB1D4A}">
-  <ds:schemaRefs>
-    <ds:schemaRef ds:uri="http://schemas.openxmlformats.org/officeDocument/2006/bibliography"/>
-  </ds:schemaRefs>
-</ds:datastoreItem>
-</file>
-
-<file path=docProps\app.xml><?xml version="1.0" encoding="utf-8"?>
-<Properties xmlns="http://schemas.openxmlformats.org/officeDocument/2006/extended-properties" xmlns:vt="http://schemas.openxmlformats.org/officeDocument/2006/docPropsVTypes">
-  <Template>Normal.dotm</Template>
-  <TotalTime>3</TotalTime>
-  <Application>LibreOffice/7.5.7.1$Windows_X86_64 LibreOffice_project/47eb0cf7efbacdee9b19ae25d6752381ede23126</Application>
-  <AppVersion>15.0000</AppVersion>
-  <Pages>12</Pages>
-  <Words>4412</Words>
-  <Characters>7268</Characters>
-  <CharactersWithSpaces>8086</CharactersWithSpaces>
-  <Paragraphs>496</Paragraphs>
-</Properties>
-</file>
-
-<file path=docProps\core.xml><?xml version="1.0" encoding="utf-8"?>
-<cp:coreProperties xmlns:cp="http://schemas.openxmlformats.org/package/2006/metadata/core-properties" xmlns:dc="http://purl.org/dc/elements/1.1/" xmlns:dcterms="http://purl.org/dc/terms/" xmlns:dcmitype="http://purl.org/dc/dcmitype/" xmlns:xsi="http://www.w3.org/2001/XMLSchema-instance">
-  <dcterms:created xsi:type="dcterms:W3CDTF">2013-12-23T23:15:00Z</dcterms:created>
-  <dc:creator>python-docx</dc:creator>
-  <dc:description>generated by python-docx</dc:description>
-  <dc:language>zh-TW</dc:language>
-  <cp:lastModifiedBy/>
-  <dcterms:modified xsi:type="dcterms:W3CDTF">2026-05-15T11:22:23Z</dcterms:modified>
-  <cp:revision>2</cp:revision>
-  <dc:subject/>
-  <dc:title/>
-</cp:coreProperties>
-</file>
-
-<file path=docProps\custom.xml><?xml version="1.0" encoding="utf-8"?>
-<Properties xmlns="http://schemas.openxmlformats.org/officeDocument/2006/custom-properties" xmlns:vt="http://schemas.openxmlformats.org/officeDocument/2006/docPropsVTypes"/>
-</file>
-
-<file path=word\document.xml><?xml version="1.0" encoding="utf-8"?>
+<file path=word/document.xml><?xml version="1.0" encoding="utf-8"?>
 <w:document xmlns:o="urn:schemas-microsoft-com:office:office" xmlns:r="http://schemas.openxmlformats.org/officeDocument/2006/relationships" xmlns:v="urn:schemas-microsoft-com:vml" xmlns:w="http://schemas.openxmlformats.org/wordprocessingml/2006/main" xmlns:w10="urn:schemas-microsoft-com:office:word" xmlns:wp="http://schemas.openxmlformats.org/drawingml/2006/wordprocessingDrawing" xmlns:wps="http://schemas.microsoft.com/office/word/2010/wordprocessingShape" xmlns:wpg="http://schemas.microsoft.com/office/word/2010/wordprocessingGroup" xmlns:mc="http://schemas.openxmlformats.org/markup-compatibility/2006" xmlns:wp14="http://schemas.microsoft.com/office/word/2010/wordprocessingDrawing" xmlns:w14="http://schemas.microsoft.com/office/word/2010/wordml" xmlns:w15="http://schemas.microsoft.com/office/word/2012/wordml" mc:Ignorable="w14 wp14 w15">
   <w:body>
     <w:p>
@@ -16518,66 +16474,7 @@
 </w:document>
 </file>
 
-<file path=word\fontTable.xml><?xml version="1.0" encoding="utf-8"?>
-<w:fonts xmlns:w="http://schemas.openxmlformats.org/wordprocessingml/2006/main" xmlns:r="http://schemas.openxmlformats.org/officeDocument/2006/relationships">
-  <w:font w:name="Times New Roman">
-    <w:charset w:val="00"/>
-    <w:family w:val="roman"/>
-    <w:pitch w:val="variable"/>
-  </w:font>
-  <w:font w:name="Symbol">
-    <w:charset w:val="02"/>
-    <w:family w:val="roman"/>
-    <w:pitch w:val="variable"/>
-  </w:font>
-  <w:font w:name="Arial">
-    <w:charset w:val="00"/>
-    <w:family w:val="swiss"/>
-    <w:pitch w:val="variable"/>
-  </w:font>
-  <w:font w:name="Liberation Serif">
-    <w:altName w:val="Times New Roman"/>
-    <w:charset w:val="88"/>
-    <w:family w:val="roman"/>
-    <w:pitch w:val="variable"/>
-  </w:font>
-  <w:font w:name="Cambria">
-    <w:charset w:val="88"/>
-    <w:family w:val="roman"/>
-    <w:pitch w:val="variable"/>
-  </w:font>
-  <w:font w:name="Noto Sans CJK TC">
-    <w:charset w:val="88"/>
-    <w:family w:val="roman"/>
-    <w:pitch w:val="variable"/>
-  </w:font>
-  <w:font w:name="Calibri">
-    <w:charset w:val="88"/>
-    <w:family w:val="roman"/>
-    <w:pitch w:val="variable"/>
-  </w:font>
-  <w:font w:name="Courier">
-    <w:altName w:val="Courier New"/>
-    <w:charset w:val="88"/>
-    <w:family w:val="roman"/>
-    <w:pitch w:val="variable"/>
-  </w:font>
-  <w:font w:name="Liberation Sans">
-    <w:altName w:val="Arial"/>
-    <w:charset w:val="88"/>
-    <w:family w:val="swiss"/>
-    <w:pitch w:val="variable"/>
-  </w:font>
-  <w:font w:name="Liberation Mono">
-    <w:altName w:val="Courier New"/>
-    <w:charset w:val="88"/>
-    <w:family w:val="roman"/>
-    <w:pitch w:val="variable"/>
-  </w:font>
-</w:fonts>
-</file>
-
-<file path=word\footer1.xml><?xml version="1.0" encoding="utf-8"?>
+<file path=word/footer1.xml><?xml version="1.0" encoding="utf-8"?>
 <w:ftr xmlns:o="urn:schemas-microsoft-com:office:office" xmlns:r="http://schemas.openxmlformats.org/officeDocument/2006/relationships" xmlns:v="urn:schemas-microsoft-com:vml" xmlns:w="http://schemas.openxmlformats.org/wordprocessingml/2006/main" xmlns:w10="urn:schemas-microsoft-com:office:word" xmlns:wp="http://schemas.openxmlformats.org/drawingml/2006/wordprocessingDrawing" xmlns:wps="http://schemas.microsoft.com/office/word/2010/wordprocessingShape" xmlns:wpg="http://schemas.microsoft.com/office/word/2010/wordprocessingGroup" xmlns:mc="http://schemas.openxmlformats.org/markup-compatibility/2006" xmlns:wp14="http://schemas.microsoft.com/office/word/2010/wordprocessingDrawing" xmlns:w14="http://schemas.microsoft.com/office/word/2010/wordml" xmlns:w15="http://schemas.microsoft.com/office/word/2012/wordml" mc:Ignorable="w14 wp14 w15">
   <w:p>
     <w:pPr>
@@ -16605,7 +16502,7 @@
 </w:ftr>
 </file>
 
-<file path=word\numbering.xml><?xml version="1.0" encoding="utf-8"?>
+<file path=word/numbering.xml><?xml version="1.0" encoding="utf-8"?>
 <w:numbering xmlns:w="http://schemas.openxmlformats.org/wordprocessingml/2006/main" xmlns:o="urn:schemas-microsoft-com:office:office" xmlns:r="http://schemas.openxmlformats.org/officeDocument/2006/relationships" xmlns:v="urn:schemas-microsoft-com:vml" xmlns:mc="http://schemas.openxmlformats.org/markup-compatibility/2006" xmlns:w14="http://schemas.microsoft.com/office/word/2010/wordml" mc:Ignorable="w14">
   <w:abstractNum w:abstractNumId="1">
     <w:lvl w:ilvl="0">
@@ -17422,23 +17319,7 @@
 </w:numbering>
 </file>
 
-<file path=word\settings.xml><?xml version="1.0" encoding="utf-8"?>
-<w:settings xmlns:w="http://schemas.openxmlformats.org/wordprocessingml/2006/main">
-  <w:zoom w:percent="110"/>
-  <w:defaultTabStop w:val="720"/>
-  <w:autoHyphenation w:val="true"/>
-  <w:compat>
-    <w:doNotExpandShiftReturn/>
-    <w:compatSetting w:name="compatibilityMode" w:uri="http://schemas.microsoft.com/office/word" w:val="14"/>
-    <w:compatSetting w:name="overrideTableStyleFontSizeAndJustification" w:uri="http://schemas.microsoft.com/office/word" w:val="1"/>
-    <w:compatSetting w:name="enableOpenTypeFeatures" w:uri="http://schemas.microsoft.com/office/word" w:val="1"/>
-    <w:compatSetting w:name="doNotFlipMirrorIndents" w:uri="http://schemas.microsoft.com/office/word" w:val="1"/>
-  </w:compat>
-  <w:themeFontLang w:val="en-US" w:eastAsia="ja-JP" w:bidi=""/>
-</w:settings>
-</file>
-
-<file path=word\styles.xml><?xml version="1.0" encoding="utf-8"?>
+<file path=word/styles.xml><?xml version="1.0" encoding="utf-8"?>
 <w:styles xmlns:w="http://schemas.openxmlformats.org/wordprocessingml/2006/main" xmlns:w14="http://schemas.microsoft.com/office/word/2010/wordml" xmlns:mc="http://schemas.openxmlformats.org/markup-compatibility/2006" mc:Ignorable="w14">
   <w:docDefaults>
     <w:rPrDefault>
@@ -29442,7 +29323,7 @@
 </w:styles>
 </file>
 
-<file path=word\theme\theme1.xml><?xml version="1.0" encoding="utf-8"?>
+<file path=word/theme/theme1.xml><?xml version="1.0" encoding="utf-8"?>
 <a:theme xmlns:a="http://schemas.openxmlformats.org/drawingml/2006/main" name="Office Theme">
   <a:themeElements>
     <a:clrScheme name="Office">
@@ -29760,4 +29641,16 @@
   </a:objectDefaults>
   <a:extraClrSchemeLst/>
 </a:theme>
+</file>
+
+<file path=customXml/item1.xml><?xml version="1.0" encoding="utf-8"?>
+<b:Sources xmlns:b="http://schemas.openxmlformats.org/officeDocument/2006/bibliography" xmlns="http://schemas.openxmlformats.org/officeDocument/2006/bibliography" SelectedStyle="/APA.XSL" StyleName="APA"/>
+</file>
+
+<file path=customXml/itemProps1.xml><?xml version="1.0" encoding="utf-8"?>
+<ds:datastoreItem xmlns:ds="http://schemas.openxmlformats.org/officeDocument/2006/customXml" ds:itemID="{EF278816-EC6F-A645-907D-7F25AECB1D4A}">
+  <ds:schemaRefs>
+    <ds:schemaRef ds:uri="http://schemas.openxmlformats.org/officeDocument/2006/bibliography"/>
+  </ds:schemaRefs>
+</ds:datastoreItem>
 </file>
--- a/FoodTrust_美食排行網專案規格書.docx
+++ b/FoodTrust_美食排行網專案規格書.docx
@@ -16296,155 +16296,160 @@
     </w:p>
     <w:p>
       <w:r>
-        <w:t xml:space="preserve">部分完成：後台登入/授權已支援第一位管理員 bootstrap、PBKDF2 密碼雜湊、JWT 登入、Admin API 授權限制，且審核操作可關聯管理員。尚未實作管理員列表、停用、改密碼、Refresh Token 與權限細分。</w:t>
+        <w:t xml:space="preserve">部分完成：自動反作弊 MVP 已支援同評論者短時間大量評論、同餐廳重複內容、低品質內容、與既有餐廳平均分差距過大的規則式偵測；命中後自動標記 is_suspicious、狀態設為 Suspicious，並保存 suspicious_reason 與 suspicious_detected_at。尚未支援 IP/裝置指紋、會員信任分數與批次重算。</w:t>
       </w:r>
     </w:p>
     <w:p>
       <w:r>
-        <w:t xml:space="preserve">仍未完成：Next.js 前台、會員登入、收藏、照片上傳、地圖/距離搜尋、Typesense、Redis、自動反作弊、商家認領、SEO 頁面。</w:t>
+        <w:t xml:space="preserve">部分完成：後台登入/授權已支援第一位管理員 bootstrap、PBKDF2 密碼雜湊、JWT 登入、Admin API 授權限制，且審核操作可關聯管理員。尚未實作管理員列表、停用、改密碼、Refresh Token 與權限細分。</w:t>
       </w:r>
     </w:p>
     <w:p>
       <w:r>
-        <w:t xml:space="preserve">本次建置驗證：dotnet build FoodTrust.Api\\FoodTrust.Api.csproj --no-restore -m:1；dotnet build FoodTrust.Worker\\FoodTrust.Worker.csproj --no-restore -m:1。</w:t>
+        <w:t xml:space="preserve">仍未完成：Next.js 前台、會員登入、收藏、照片上傳、地圖/距離搜尋、Typesense、Redis、商家認領、SEO 頁面。</w:t>
       </w:r>
     </w:p>
     <w:p>
       <w:r>
-        <w:rPr>
-          <w:b/>
-        </w:rPr>
-        <w:t xml:space="preserve">開發接續摘要（給新視窗/新對話快速讀取，2026-05-15）</w:t>
+        <w:t xml:space="preserve">本次建置驗證：dotnet build FoodTrust.Api\\FoodTrust.Api.csproj --no-restore -m:1；dotnet build FoodTrust.Worker\\FoodTrust.Worker.csproj --no-restore -m:1。</w:t>
       </w:r>
     </w:p>
     <w:p>
       <w:r>
-        <w:t xml:space="preserve">請下一位助理先讀本段，再讀「實作狀態更新」。目前工作目標：依 MVP 優先順序補完 FoodTrust 美食排行網後端，規格書要隨功能同步更新。</w:t>
+        <w:rPr>
+          <w:b/>
+        </w:rPr>
+        <w:t xml:space="preserve">開發接續摘要（給新視窗/新對話快速讀取，2026-05-15）</w:t>
       </w:r>
     </w:p>
     <w:p>
       <w:r>
-        <w:rPr>
-          <w:b/>
-        </w:rPr>
-        <w:t xml:space="preserve">目前專案位置與技術架構</w:t>
+        <w:t xml:space="preserve">請下一位助理先讀本段，再讀「實作狀態更新」。目前工作目標：依 MVP 優先順序補完 FoodTrust 美食排行網後端，規格書要隨功能同步更新。</w:t>
       </w:r>
     </w:p>
     <w:p>
       <w:r>
-        <w:t xml:space="preserve">工作目錄：C:\Users\User\FoodTrust。方案包含 FoodTrust.Api、FoodTrust.Core、FoodTrust.Infrastructure、FoodTrust.Worker。</w:t>
+        <w:rPr>
+          <w:b/>
+        </w:rPr>
+        <w:t xml:space="preserve">目前專案位置與技術架構</w:t>
       </w:r>
     </w:p>
     <w:p>
       <w:r>
-        <w:t xml:space="preserve">架構原則：Core 放 domain/application 介面、模型與 service；Infrastructure 放 Dapper/MySQL repository、migration、外部匯入；Api 放 Controllers、request models、JWT 設定；Worker 放背景匯入。Core 的 interface 由 Infrastructure 實作是正常分層。</w:t>
+        <w:t xml:space="preserve">工作目錄：C:\Users\User\FoodTrust。方案包含 FoodTrust.Api、FoodTrust.Core、FoodTrust.Infrastructure、FoodTrust.Worker。</w:t>
       </w:r>
     </w:p>
     <w:p>
       <w:r>
-        <w:t xml:space="preserve">資料庫使用 MySQL，migration 由 FoodTrust.Infrastructure\Data\DatabaseMigrations.cs 與 DatabaseInitializer 啟動時套用，schema_migrations 記錄版本。</w:t>
+        <w:t xml:space="preserve">架構原則：Core 放 domain/application 介面、模型與 service；Infrastructure 放 Dapper/MySQL repository、migration、外部匯入；Api 放 Controllers、request models、JWT 設定；Worker 放背景匯入。Core 的 interface 由 Infrastructure 實作是正常分層。</w:t>
       </w:r>
     </w:p>
     <w:p>
       <w:r>
-        <w:rPr>
-          <w:b/>
-        </w:rPr>
-        <w:t xml:space="preserve">目前已完成的後端功能</w:t>
+        <w:t xml:space="preserve">資料庫使用 MySQL，migration 由 FoodTrust.Infrastructure\Data\DatabaseMigrations.cs 與 DatabaseInitializer 啟動時套用，schema_migrations 記錄版本。</w:t>
       </w:r>
     </w:p>
     <w:p>
       <w:r>
-        <w:t xml:space="preserve">餐廳：新增、查詢、詳細、更新、狀態更新、FDA 食品業者匯入、來源去重、匯入紀錄查詢。</w:t>
+        <w:rPr>
+          <w:b/>
+        </w:rPr>
+        <w:t xml:space="preserve">目前已完成的後端功能</w:t>
       </w:r>
     </w:p>
     <w:p>
       <w:r>
-        <w:t xml:space="preserve">搜尋/排行：支援 keyword、status、city、district、cuisineType、priceMin、priceMax、minScore、page、pageSize；排序支援 latest、ranking、reviewCount；排行與列表使用 approved/non-suspicious/non-deleted reviews 的 Bayesian 平台分數。</w:t>
+        <w:t xml:space="preserve">餐廳：新增、查詢、詳細、更新、狀態更新、FDA 食品業者匯入、來源去重、匯入紀錄查詢。</w:t>
       </w:r>
     </w:p>
     <w:p>
       <w:r>
-        <w:t xml:space="preserve">評論：五項分數 Taste/Service/Environment/Value/Revisit、平均分、內容、用餐日期、人均消費、用餐型態、同行型態、狀態、可疑/刪除旗標。</w:t>
+        <w:t xml:space="preserve">搜尋/排行：支援 keyword、status、city、district、cuisineType、priceMin、priceMax、minScore、page、pageSize；排序支援 latest、ranking、reviewCount；排行與列表使用 approved/non-suspicious/non-deleted reviews 的 Bayesian 平台分數。</w:t>
       </w:r>
     </w:p>
     <w:p>
       <w:r>
-        <w:t xml:space="preserve">後台：第一位管理員 bootstrap、PBKDF2 密碼雜湊、JWT 登入、Admin role 授權、評論審核列表、狀態更新、可疑標記、刪除標記、審核原因、操作紀錄查詢。</w:t>
+        <w:t xml:space="preserve">評論：五項分數 Taste/Service/Environment/Value/Revisit、平均分、內容、用餐日期、人均消費、用餐型態、同行型態、狀態、可疑/刪除旗標。</w:t>
       </w:r>
     </w:p>
     <w:p>
       <w:r>
-        <w:t xml:space="preserve">檢舉：公開端匿名評論檢舉、後台檢舉列表、檢舉狀態處理、處理管理員與處理備註。</w:t>
+        <w:t xml:space="preserve">後台：第一位管理員 bootstrap、PBKDF2 密碼雜湊、JWT 登入、Admin role 授權、評論審核列表、狀態更新、可疑標記、刪除標記、審核原因、操作紀錄查詢。</w:t>
       </w:r>
     </w:p>
     <w:p>
       <w:r>
-        <w:rPr>
-          <w:b/>
-        </w:rPr>
-        <w:t xml:space="preserve">近期本機 commits</w:t>
+        <w:t xml:space="preserve">檢舉與反作弊：公開端匿名評論檢舉、後台檢舉列表、檢舉狀態處理、處理管理員與處理備註；新增完整評論時會執行規則式反作弊，命中後自動標記 Suspicious 並保存可疑原因。</w:t>
       </w:r>
     </w:p>
     <w:p>
       <w:r>
-        <w:t xml:space="preserve">cc46d92 新增評論檢舉流程；ae72ee9 新增後台評論審核紀錄；74c9e12 新增後台登入與授權基礎；61b185f 新增後台評論審核 API；e779222 新增中文方法註解。這些可能尚未 push，請先用 git status/log 確認。</w:t>
+        <w:rPr>
+          <w:b/>
+        </w:rPr>
+        <w:t xml:space="preserve">近期本機 commits</w:t>
       </w:r>
     </w:p>
     <w:p>
       <w:r>
-        <w:rPr>
-          <w:b/>
-        </w:rPr>
-        <w:t xml:space="preserve">建置與操作注意事項</w:t>
+        <w:t xml:space="preserve">cc46d92 新增評論檢舉流程；ae72ee9 新增後台評論審核紀錄；74c9e12 新增後台登入與授權基礎；61b185f 新增後台評論審核 API；e779222 新增中文方法註解。這些可能尚未 push，請先用 git status/log 確認。</w:t>
       </w:r>
     </w:p>
     <w:p>
       <w:r>
-        <w:t xml:space="preserve">建置請用單執行緒避免 Windows DLL lock：dotnet build FoodTrust.Api\FoodTrust.Api.csproj --no-restore -m:1；dotnet build FoodTrust.Worker\FoodTrust.Worker.csproj --no-restore -m:1。</w:t>
+        <w:rPr>
+          <w:b/>
+        </w:rPr>
+        <w:t xml:space="preserve">建置與操作注意事項</w:t>
       </w:r>
     </w:p>
     <w:p>
       <w:r>
-        <w:t xml:space="preserve">Git 不一定在 PATH，常用路徑：C:\Users\User\AppData\Local\Fork\gitInstance\2.50.1\cmd\git.exe。</w:t>
+        <w:t xml:space="preserve">建置請用單執行緒避免 Windows DLL lock：dotnet build FoodTrust.Api\FoodTrust.Api.csproj --no-restore -m:1；dotnet build FoodTrust.Worker\FoodTrust.Worker.csproj --no-restore -m:1。</w:t>
       </w:r>
     </w:p>
     <w:p>
       <w:r>
-        <w:t xml:space="preserve">PowerShell Get-Content 可能讓 UTF-8 中文顯示成亂碼；不要直接判定檔案壞掉。讀中文可用 rg 或指定 UTF8。</w:t>
+        <w:t xml:space="preserve">Git 不一定在 PATH，常用路徑：C:\Users\User\AppData\Local\Fork\gitInstance\2.50.1\cmd\git.exe。</w:t>
       </w:r>
     </w:p>
     <w:p>
       <w:r>
-        <w:rPr>
-          <w:b/>
-        </w:rPr>
-        <w:t xml:space="preserve">下一步建議優先順序</w:t>
+        <w:t xml:space="preserve">PowerShell Get-Content 可能讓 UTF-8 中文顯示成亂碼；不要直接判定檔案壞掉。讀中文可用 rg 或指定 UTF8。</w:t>
       </w:r>
     </w:p>
     <w:p>
       <w:r>
-        <w:t xml:space="preserve">1. 自動反作弊 MVP：規則式偵測短時間大量評論、重複內容、內容過短/低品質、同餐廳異常分數；命中後標記 is_suspicious 並進後台審核。</w:t>
+        <w:rPr>
+          <w:b/>
+        </w:rPr>
+        <w:t xml:space="preserve">下一步建議優先順序</w:t>
       </w:r>
     </w:p>
     <w:p>
       <w:r>
-        <w:t xml:space="preserve">2. 會員系統基礎：一般會員註冊/登入、評論關聯 user_id、為 30 天評論限制與收藏打底。</w:t>
+        <w:t xml:space="preserve">1. 會員系統基礎：一般會員註冊/登入、評論關聯 user_id、為 30 天評論限制與收藏打底。</w:t>
       </w:r>
     </w:p>
     <w:p>
       <w:r>
-        <w:t xml:space="preserve">3. 評論限制：同會員同餐廳 30 天內限制評論、避免重複洗分，並補 migration。</w:t>
+        <w:t xml:space="preserve">2. 評論限制：同會員同餐廳 30 天內限制評論、避免重複洗分，並補 migration。</w:t>
       </w:r>
     </w:p>
     <w:p>
       <w:r>
-        <w:t xml:space="preserve">4. 後台管理補強：管理員列表、停用、改密碼、Refresh Token、權限細分、審核紀錄搜尋、批次審核。</w:t>
+        <w:t xml:space="preserve">3. 後台管理補強：管理員列表、停用、改密碼、Refresh Token、權限細分、審核紀錄搜尋、批次審核。</w:t>
       </w:r>
     </w:p>
     <w:p>
       <w:r>
-        <w:t xml:space="preserve">5. 產品功能後續：收藏、照片上傳、地圖/距離搜尋、Typesense、Redis、Next.js 前台、SEO 頁面、商家認領。</w:t>
+        <w:t xml:space="preserve">4. 產品功能後續：收藏、照片上傳、地圖/距離搜尋、Typesense、Redis、Next.js 前台、SEO 頁面、商家認領。</w:t>
+      </w:r>
+    </w:p>
+    <w:p>
+      <w:r>
+        <w:t xml:space="preserve">5. 持續優化反作弊：補 IP/裝置指紋、會員信任分數、人工審核回饋與批次重算。</w:t>
       </w:r>
     </w:p>
     <w:p>

--- a/FoodTrust_美食排行網專案規格書.docx
+++ b/FoodTrust_美食排行網專案規格書.docx
@@ -16301,140 +16301,145 @@
     </w:p>
     <w:p>
       <w:r>
-        <w:t xml:space="preserve">部分完成：後台登入/授權已支援第一位管理員 bootstrap、PBKDF2 密碼雜湊、JWT 登入、Admin API 授權限制，且審核操作可關聯管理員。尚未實作管理員列表、停用、改密碼、Refresh Token 與權限細分。</w:t>
+        <w:t xml:space="preserve">部分完成：會員系統基礎已支援 users 資料表、一般會員註冊/登入、PBKDF2 密碼雜湊、User JWT，並在 restaurant_reviews 預留 user_id 供後續會員評論歸屬使用。尚未實作登入會員新增評論自動寫入 user_id、會員資料維護、Refresh Token 與 email 驗證。</w:t>
       </w:r>
     </w:p>
     <w:p>
       <w:r>
-        <w:t xml:space="preserve">仍未完成：Next.js 前台、會員登入、收藏、照片上傳、地圖/距離搜尋、Typesense、Redis、商家認領、SEO 頁面。</w:t>
+        <w:t xml:space="preserve">部分完成：後台登入/授權已支援第一位管理員 bootstrap、PBKDF2 密碼雜湊、JWT 登入、Admin API 授權限制，且審核操作可關聯管理員。尚未實作管理員列表、停用、改密碼、Refresh Token 與權限細分。</w:t>
       </w:r>
     </w:p>
     <w:p>
       <w:r>
-        <w:t xml:space="preserve">本次建置驗證：dotnet build FoodTrust.Api\\FoodTrust.Api.csproj --no-restore -m:1；dotnet build FoodTrust.Worker\\FoodTrust.Worker.csproj --no-restore -m:1。</w:t>
+        <w:t xml:space="preserve">仍未完成：Next.js 前台、收藏、照片上傳、地圖/距離搜尋、Typesense、Redis、商家認領、SEO 頁面。</w:t>
       </w:r>
     </w:p>
     <w:p>
       <w:r>
-        <w:rPr>
-          <w:b/>
-        </w:rPr>
-        <w:t xml:space="preserve">開發接續摘要（給新視窗/新對話快速讀取，2026-05-15）</w:t>
+        <w:t xml:space="preserve">本次建置驗證：dotnet build FoodTrust.Api\\FoodTrust.Api.csproj --no-restore -m:1；dotnet build FoodTrust.Worker\\FoodTrust.Worker.csproj --no-restore -m:1。</w:t>
       </w:r>
     </w:p>
     <w:p>
       <w:r>
-        <w:t xml:space="preserve">請下一位助理先讀本段，再讀「實作狀態更新」。目前工作目標：依 MVP 優先順序補完 FoodTrust 美食排行網後端，規格書要隨功能同步更新。</w:t>
+        <w:rPr>
+          <w:b/>
+        </w:rPr>
+        <w:t xml:space="preserve">開發接續摘要（給新視窗/新對話快速讀取，2026-05-15）</w:t>
       </w:r>
     </w:p>
     <w:p>
       <w:r>
-        <w:rPr>
-          <w:b/>
-        </w:rPr>
-        <w:t xml:space="preserve">目前專案位置與技術架構</w:t>
+        <w:t xml:space="preserve">請下一位助理先讀本段，再讀「實作狀態更新」。目前工作目標：依 MVP 優先順序補完 FoodTrust 美食排行網後端，規格書要隨功能同步更新。</w:t>
       </w:r>
     </w:p>
     <w:p>
       <w:r>
-        <w:t xml:space="preserve">工作目錄：C:\Users\User\FoodTrust。方案包含 FoodTrust.Api、FoodTrust.Core、FoodTrust.Infrastructure、FoodTrust.Worker。</w:t>
+        <w:rPr>
+          <w:b/>
+        </w:rPr>
+        <w:t xml:space="preserve">目前專案位置與技術架構</w:t>
       </w:r>
     </w:p>
     <w:p>
       <w:r>
-        <w:t xml:space="preserve">架構原則：Core 放 domain/application 介面、模型與 service；Infrastructure 放 Dapper/MySQL repository、migration、外部匯入；Api 放 Controllers、request models、JWT 設定；Worker 放背景匯入。Core 的 interface 由 Infrastructure 實作是正常分層。</w:t>
+        <w:t xml:space="preserve">工作目錄：C:\Users\User\FoodTrust。方案包含 FoodTrust.Api、FoodTrust.Core、FoodTrust.Infrastructure、FoodTrust.Worker。</w:t>
       </w:r>
     </w:p>
     <w:p>
       <w:r>
-        <w:t xml:space="preserve">資料庫使用 MySQL，migration 由 FoodTrust.Infrastructure\Data\DatabaseMigrations.cs 與 DatabaseInitializer 啟動時套用，schema_migrations 記錄版本。</w:t>
+        <w:t xml:space="preserve">架構原則：Core 放 domain/application 介面、模型與 service；Infrastructure 放 Dapper/MySQL repository、migration、外部匯入；Api 放 Controllers、request models、JWT 設定；Worker 放背景匯入。Core 的 interface 由 Infrastructure 實作是正常分層。</w:t>
       </w:r>
     </w:p>
     <w:p>
       <w:r>
-        <w:rPr>
-          <w:b/>
-        </w:rPr>
-        <w:t xml:space="preserve">目前已完成的後端功能</w:t>
+        <w:t xml:space="preserve">資料庫使用 MySQL，migration 由 FoodTrust.Infrastructure\Data\DatabaseMigrations.cs 與 DatabaseInitializer 啟動時套用，schema_migrations 記錄版本。</w:t>
       </w:r>
     </w:p>
     <w:p>
       <w:r>
-        <w:t xml:space="preserve">餐廳：新增、查詢、詳細、更新、狀態更新、FDA 食品業者匯入、來源去重、匯入紀錄查詢。</w:t>
+        <w:rPr>
+          <w:b/>
+        </w:rPr>
+        <w:t xml:space="preserve">目前已完成的後端功能</w:t>
       </w:r>
     </w:p>
     <w:p>
       <w:r>
-        <w:t xml:space="preserve">搜尋/排行：支援 keyword、status、city、district、cuisineType、priceMin、priceMax、minScore、page、pageSize；排序支援 latest、ranking、reviewCount；排行與列表使用 approved/non-suspicious/non-deleted reviews 的 Bayesian 平台分數。</w:t>
+        <w:t xml:space="preserve">餐廳：新增、查詢、詳細、更新、狀態更新、FDA 食品業者匯入、來源去重、匯入紀錄查詢。</w:t>
       </w:r>
     </w:p>
     <w:p>
       <w:r>
-        <w:t xml:space="preserve">評論：五項分數 Taste/Service/Environment/Value/Revisit、平均分、內容、用餐日期、人均消費、用餐型態、同行型態、狀態、可疑/刪除旗標。</w:t>
+        <w:t xml:space="preserve">搜尋/排行：支援 keyword、status、city、district、cuisineType、priceMin、priceMax、minScore、page、pageSize；排序支援 latest、ranking、reviewCount；排行與列表使用 approved/non-suspicious/non-deleted reviews 的 Bayesian 平台分數。</w:t>
       </w:r>
     </w:p>
     <w:p>
       <w:r>
-        <w:t xml:space="preserve">後台：第一位管理員 bootstrap、PBKDF2 密碼雜湊、JWT 登入、Admin role 授權、評論審核列表、狀態更新、可疑標記、刪除標記、審核原因、操作紀錄查詢。</w:t>
+        <w:t xml:space="preserve">評論：五項分數 Taste/Service/Environment/Value/Revisit、平均分、內容、用餐日期、人均消費、用餐型態、同行型態、狀態、可疑/刪除旗標。</w:t>
       </w:r>
     </w:p>
     <w:p>
       <w:r>
-        <w:t xml:space="preserve">檢舉與反作弊：公開端匿名評論檢舉、後台檢舉列表、檢舉狀態處理、處理管理員與處理備註；新增完整評論時會執行規則式反作弊，命中後自動標記 Suspicious 並保存可疑原因。</w:t>
+        <w:t xml:space="preserve">會員/後台：一般會員註冊/登入、User JWT、第一位管理員 bootstrap、PBKDF2 密碼雜湊、Admin JWT、Admin role 授權、評論審核列表、狀態更新、可疑標記、刪除標記、審核原因、操作紀錄查詢。</w:t>
       </w:r>
     </w:p>
     <w:p>
       <w:r>
-        <w:rPr>
-          <w:b/>
-        </w:rPr>
-        <w:t xml:space="preserve">近期本機 commits</w:t>
+        <w:t xml:space="preserve">檢舉與反作弊：公開端匿名評論檢舉、後台檢舉列表、檢舉狀態處理、處理管理員與處理備註；新增完整評論時會執行規則式反作弊，命中後自動標記 Suspicious 並保存可疑原因。</w:t>
       </w:r>
     </w:p>
     <w:p>
       <w:r>
-        <w:t xml:space="preserve">cc46d92 新增評論檢舉流程；ae72ee9 新增後台評論審核紀錄；74c9e12 新增後台登入與授權基礎；61b185f 新增後台評論審核 API；e779222 新增中文方法註解。這些可能尚未 push，請先用 git status/log 確認。</w:t>
+        <w:rPr>
+          <w:b/>
+        </w:rPr>
+        <w:t xml:space="preserve">近期本機 commits</w:t>
       </w:r>
     </w:p>
     <w:p>
       <w:r>
-        <w:rPr>
-          <w:b/>
-        </w:rPr>
-        <w:t xml:space="preserve">建置與操作注意事項</w:t>
+        <w:t xml:space="preserve">cc46d92 新增評論檢舉流程；ae72ee9 新增後台評論審核紀錄；74c9e12 新增後台登入與授權基礎；61b185f 新增後台評論審核 API；e779222 新增中文方法註解。這些可能尚未 push，請先用 git status/log 確認。</w:t>
       </w:r>
     </w:p>
     <w:p>
       <w:r>
-        <w:t xml:space="preserve">建置請用單執行緒避免 Windows DLL lock：dotnet build FoodTrust.Api\FoodTrust.Api.csproj --no-restore -m:1；dotnet build FoodTrust.Worker\FoodTrust.Worker.csproj --no-restore -m:1。</w:t>
+        <w:rPr>
+          <w:b/>
+        </w:rPr>
+        <w:t xml:space="preserve">建置與操作注意事項</w:t>
       </w:r>
     </w:p>
     <w:p>
       <w:r>
-        <w:t xml:space="preserve">Git 不一定在 PATH，常用路徑：C:\Users\User\AppData\Local\Fork\gitInstance\2.50.1\cmd\git.exe。</w:t>
+        <w:t xml:space="preserve">建置請用單執行緒避免 Windows DLL lock：dotnet build FoodTrust.Api\FoodTrust.Api.csproj --no-restore -m:1；dotnet build FoodTrust.Worker\FoodTrust.Worker.csproj --no-restore -m:1。</w:t>
       </w:r>
     </w:p>
     <w:p>
       <w:r>
-        <w:t xml:space="preserve">PowerShell Get-Content 可能讓 UTF-8 中文顯示成亂碼；不要直接判定檔案壞掉。讀中文可用 rg 或指定 UTF8。</w:t>
+        <w:t xml:space="preserve">Git 不一定在 PATH，常用路徑：C:\Users\User\AppData\Local\Fork\gitInstance\2.50.1\cmd\git.exe。</w:t>
       </w:r>
     </w:p>
     <w:p>
       <w:r>
-        <w:rPr>
-          <w:b/>
-        </w:rPr>
-        <w:t xml:space="preserve">下一步建議優先順序</w:t>
+        <w:t xml:space="preserve">PowerShell Get-Content 可能讓 UTF-8 中文顯示成亂碼；不要直接判定檔案壞掉。讀中文可用 rg 或指定 UTF8。</w:t>
       </w:r>
     </w:p>
     <w:p>
       <w:r>
-        <w:t xml:space="preserve">1. 會員系統基礎：一般會員註冊/登入、評論關聯 user_id、為 30 天評論限制與收藏打底。</w:t>
+        <w:rPr>
+          <w:b/>
+        </w:rPr>
+        <w:t xml:space="preserve">下一步建議優先順序</w:t>
       </w:r>
     </w:p>
     <w:p>
       <w:r>
-        <w:t xml:space="preserve">2. 評論限制：同會員同餐廳 30 天內限制評論、避免重複洗分，並補 migration。</w:t>
+        <w:t xml:space="preserve">1. 評論會員歸屬與 30 天限制：讓登入會員新增評論時寫入 user_id，限制同會員同餐廳 30 天內只能評論一次。</w:t>
+      </w:r>
+    </w:p>
+    <w:p>
+      <w:r>
+        <w:t xml:space="preserve">2. 收藏功能基礎：會員收藏/取消收藏餐廳、查詢我的收藏，為排行訊號打底。</w:t>
       </w:r>
     </w:p>
     <w:p>

--- a/FoodTrust_美食排行網專案規格書.docx
+++ b/FoodTrust_美食排行網專案規格書.docx
@@ -16286,7 +16286,7 @@
     </w:p>
     <w:p>
       <w:r>
-        <w:t xml:space="preserve">部分完成：評論模型已支援 TasteScore、ServiceScore、EnvironmentScore、ValueScore、RevisitScore、Content、VisitDate、PricePerPerson、DiningType、CompanionType 與狀態欄位，並已支援匿名評論檢舉。尚未實作會員歸屬與 30 天限制。</w:t>
+        <w:t xml:space="preserve">部分完成：評論模型已支援 TasteScore、ServiceScore、EnvironmentScore、ValueScore、RevisitScore、Content、VisitDate、PricePerPerson、DiningType、CompanionType、狀態欄位、會員歸屬與 30 天重複評論限制，並已支援匿名評論檢舉。尚未實作評論照片與會員權重。</w:t>
       </w:r>
     </w:p>
     <w:p>
@@ -16301,58 +16301,52 @@
     </w:p>
     <w:p>
       <w:r>
-        <w:t xml:space="preserve">部分完成：會員系統基礎已支援 users 資料表、一般會員註冊/登入、PBKDF2 密碼雜湊、User JWT，並在 restaurant_reviews 預留 user_id 供後續會員評論歸屬使用。尚未實作登入會員新增評論自動寫入 user_id、會員資料維護、Refresh Token 與 email 驗證。</w:t>
+        <w:t xml:space="preserve">已完成：會員評論歸屬與 30 天限制已落地，登入會員新增完整評論時會從 User JWT 寫入 restaurant_reviews.user_id，且同會員同餐廳 30 天內不可重複新增有效評論。</w:t>
       </w:r>
     </w:p>
     <w:p>
       <w:r>
-        <w:t xml:space="preserve">部分完成：後台登入/授權已支援第一位管理員 bootstrap、PBKDF2 密碼雜湊、JWT 登入、Admin API 授權限制，且審核操作可關聯管理員。尚未實作管理員列表、停用、改密碼、Refresh Token 與權限細分。</w:t>
+        <w:t xml:space="preserve">部分完成：會員系統基礎已支援 users 資料表、一般會員註冊/登入、PBKDF2 密碼雜湊與 User JWT。尚未實作會員資料維護、Refresh Token 與 email 驗證。</w:t>
       </w:r>
     </w:p>
     <w:p>
       <w:r>
-        <w:t xml:space="preserve">仍未完成：Next.js 前台、收藏、照片上傳、地圖/距離搜尋、Typesense、Redis、商家認領、SEO 頁面。</w:t>
+        <w:t xml:space="preserve">部分完成：後台登入/授權已支援第一位管理員 bootstrap、PBKDF2 密碼雜湊、JWT 登入、Admin API 授權限制，且審核操作可關聯管理員。尚未實作管理員列表、停用、改密碼、Refresh Token 與權限細分。</w:t>
       </w:r>
     </w:p>
     <w:p>
       <w:r>
-        <w:t xml:space="preserve">本次建置驗證：dotnet build FoodTrust.Api\\FoodTrust.Api.csproj --no-restore -m:1；dotnet build FoodTrust.Worker\\FoodTrust.Worker.csproj --no-restore -m:1。</w:t>
+        <w:t xml:space="preserve">仍未完成：Next.js 前台、收藏、照片上傳、地圖/距離搜尋、Typesense、Redis、商家認領、SEO 頁面。</w:t>
       </w:r>
     </w:p>
     <w:p>
       <w:r>
-        <w:rPr>
-          <w:b/>
-        </w:rPr>
-        <w:t xml:space="preserve">開發接續摘要（給新視窗/新對話快速讀取，2026-05-15）</w:t>
+        <w:t xml:space="preserve">本次建置驗證：dotnet build FoodTrust.Api\\FoodTrust.Api.csproj --no-restore -m:1；dotnet build FoodTrust.Worker\\FoodTrust.Worker.csproj --no-restore -m:1。</w:t>
       </w:r>
     </w:p>
     <w:p>
       <w:r>
-        <w:t xml:space="preserve">請下一位助理先讀本段，再讀「實作狀態更新」。目前工作目標：依 MVP 優先順序補完 FoodTrust 美食排行網後端，規格書要隨功能同步更新。</w:t>
+        <w:t xml:space="preserve">實作狀態更新（2026-05-18）</w:t>
       </w:r>
     </w:p>
     <w:p>
       <w:r>
-        <w:rPr>
-          <w:b/>
-        </w:rPr>
-        <w:t xml:space="preserve">目前專案位置與技術架構</w:t>
+        <w:t xml:space="preserve">已完成：登入會員新增評論會套用 User role JWT 授權，從 ClaimTypes.NameIdentifier 寫入 restaurant_reviews.user_id。</w:t>
       </w:r>
     </w:p>
     <w:p>
       <w:r>
-        <w:t xml:space="preserve">工作目錄：C:\Users\User\FoodTrust。方案包含 FoodTrust.Api、FoodTrust.Core、FoodTrust.Infrastructure、FoodTrust.Worker。</w:t>
+        <w:t xml:space="preserve">已完成：新增同會員同餐廳 30 天內不可重複新增評論的服務層檢查，避免重複評論進入評分資料。</w:t>
       </w:r>
     </w:p>
     <w:p>
       <w:r>
-        <w:t xml:space="preserve">架構原則：Core 放 domain/application 介面、模型與 service；Infrastructure 放 Dapper/MySQL repository、migration、外部匯入；Api 放 Controllers、request models、JWT 設定；Worker 放背景匯入。Core 的 interface 由 Infrastructure 實作是正常分層。</w:t>
+        <w:t xml:space="preserve">已完成：JWT 驗證設定改為同時接受 AdminJwt 與 UserJwt issuer/audience，避免會員 token 在受保護 API 被拒。</w:t>
       </w:r>
     </w:p>
     <w:p>
       <w:r>
-        <w:t xml:space="preserve">資料庫使用 MySQL，migration 由 FoodTrust.Infrastructure\Data\DatabaseMigrations.cs 與 DatabaseInitializer 啟動時套用，schema_migrations 記錄版本。</w:t>
+        <w:t xml:space="preserve">本次建置驗證：dotnet build FoodTrust.Api\FoodTrust.Api.csproj --no-restore -m:1；dotnet build FoodTrust.Worker\FoodTrust.Worker.csproj --no-restore -m:1。</w:t>
       </w:r>
     </w:p>
     <w:p>
@@ -16360,32 +16354,35 @@
         <w:rPr>
           <w:b/>
         </w:rPr>
-        <w:t xml:space="preserve">目前已完成的後端功能</w:t>
+        <w:t xml:space="preserve">開發接續摘要（給新視窗/新對話快速讀取，2026-05-15）</w:t>
       </w:r>
     </w:p>
     <w:p>
       <w:r>
-        <w:t xml:space="preserve">餐廳：新增、查詢、詳細、更新、狀態更新、FDA 食品業者匯入、來源去重、匯入紀錄查詢。</w:t>
+        <w:t xml:space="preserve">請下一位助理先讀本段，再讀「實作狀態更新」。目前工作目標：依 MVP 優先順序補完 FoodTrust 美食排行網後端，規格書要隨功能同步更新。</w:t>
       </w:r>
     </w:p>
     <w:p>
       <w:r>
-        <w:t xml:space="preserve">搜尋/排行：支援 keyword、status、city、district、cuisineType、priceMin、priceMax、minScore、page、pageSize；排序支援 latest、ranking、reviewCount；排行與列表使用 approved/non-suspicious/non-deleted reviews 的 Bayesian 平台分數。</w:t>
+        <w:rPr>
+          <w:b/>
+        </w:rPr>
+        <w:t xml:space="preserve">目前專案位置與技術架構</w:t>
       </w:r>
     </w:p>
     <w:p>
       <w:r>
-        <w:t xml:space="preserve">評論：五項分數 Taste/Service/Environment/Value/Revisit、平均分、內容、用餐日期、人均消費、用餐型態、同行型態、狀態、可疑/刪除旗標。</w:t>
+        <w:t xml:space="preserve">工作目錄：C:\Users\User\FoodTrust。方案包含 FoodTrust.Api、FoodTrust.Core、FoodTrust.Infrastructure、FoodTrust.Worker。</w:t>
       </w:r>
     </w:p>
     <w:p>
       <w:r>
-        <w:t xml:space="preserve">會員/後台：一般會員註冊/登入、User JWT、第一位管理員 bootstrap、PBKDF2 密碼雜湊、Admin JWT、Admin role 授權、評論審核列表、狀態更新、可疑標記、刪除標記、審核原因、操作紀錄查詢。</w:t>
+        <w:t xml:space="preserve">架構原則：Core 放 domain/application 介面、模型與 service；Infrastructure 放 Dapper/MySQL repository、migration、外部匯入；Api 放 Controllers、request models、JWT 設定；Worker 放背景匯入。Core 的 interface 由 Infrastructure 實作是正常分層。</w:t>
       </w:r>
     </w:p>
     <w:p>
       <w:r>
-        <w:t xml:space="preserve">檢舉與反作弊：公開端匿名評論檢舉、後台檢舉列表、檢舉狀態處理、處理管理員與處理備註；新增完整評論時會執行規則式反作弊，命中後自動標記 Suspicious 並保存可疑原因。</w:t>
+        <w:t xml:space="preserve">資料庫使用 MySQL，migration 由 FoodTrust.Infrastructure\Data\DatabaseMigrations.cs 與 DatabaseInitializer 啟動時套用，schema_migrations 記錄版本。</w:t>
       </w:r>
     </w:p>
     <w:p>
@@ -16393,35 +16390,32 @@
         <w:rPr>
           <w:b/>
         </w:rPr>
-        <w:t xml:space="preserve">近期本機 commits</w:t>
+        <w:t xml:space="preserve">目前已完成的後端功能</w:t>
       </w:r>
     </w:p>
     <w:p>
       <w:r>
-        <w:t xml:space="preserve">cc46d92 新增評論檢舉流程；ae72ee9 新增後台評論審核紀錄；74c9e12 新增後台登入與授權基礎；61b185f 新增後台評論審核 API；e779222 新增中文方法註解。這些可能尚未 push，請先用 git status/log 確認。</w:t>
+        <w:t xml:space="preserve">餐廳：新增、查詢、詳細、更新、狀態更新、FDA 食品業者匯入、來源去重、匯入紀錄查詢。</w:t>
       </w:r>
     </w:p>
     <w:p>
       <w:r>
-        <w:rPr>
-          <w:b/>
-        </w:rPr>
-        <w:t xml:space="preserve">建置與操作注意事項</w:t>
+        <w:t xml:space="preserve">搜尋/排行：支援 keyword、status、city、district、cuisineType、priceMin、priceMax、minScore、page、pageSize；排序支援 latest、ranking、reviewCount；排行與列表使用 approved/non-suspicious/non-deleted reviews 的 Bayesian 平台分數。</w:t>
       </w:r>
     </w:p>
     <w:p>
       <w:r>
-        <w:t xml:space="preserve">建置請用單執行緒避免 Windows DLL lock：dotnet build FoodTrust.Api\FoodTrust.Api.csproj --no-restore -m:1；dotnet build FoodTrust.Worker\FoodTrust.Worker.csproj --no-restore -m:1。</w:t>
+        <w:t xml:space="preserve">評論：五項分數 Taste/Service/Environment/Value/Revisit、平均分、內容、用餐日期、人均消費、用餐型態、同行型態、狀態、可疑/刪除旗標。</w:t>
       </w:r>
     </w:p>
     <w:p>
       <w:r>
-        <w:t xml:space="preserve">Git 不一定在 PATH，常用路徑：C:\Users\User\AppData\Local\Fork\gitInstance\2.50.1\cmd\git.exe。</w:t>
+        <w:t xml:space="preserve">會員/後台：一般會員註冊/登入、User JWT、第一位管理員 bootstrap、PBKDF2 密碼雜湊、Admin JWT、Admin role 授權、評論審核列表、狀態更新、可疑標記、刪除標記、審核原因、操作紀錄查詢。</w:t>
       </w:r>
     </w:p>
     <w:p>
       <w:r>
-        <w:t xml:space="preserve">PowerShell Get-Content 可能讓 UTF-8 中文顯示成亂碼；不要直接判定檔案壞掉。讀中文可用 rg 或指定 UTF8。</w:t>
+        <w:t xml:space="preserve">檢舉與反作弊：公開端匿名評論檢舉、後台檢舉列表、檢舉狀態處理、處理管理員與處理備註；新增完整評論時會執行規則式反作弊，命中後自動標記 Suspicious 並保存可疑原因。</w:t>
       </w:r>
     </w:p>
     <w:p>
@@ -16429,32 +16423,68 @@
         <w:rPr>
           <w:b/>
         </w:rPr>
-        <w:t xml:space="preserve">下一步建議優先順序</w:t>
+        <w:t xml:space="preserve">近期本機 commits</w:t>
       </w:r>
     </w:p>
     <w:p>
       <w:r>
-        <w:t xml:space="preserve">1. 評論會員歸屬與 30 天限制：讓登入會員新增評論時寫入 user_id，限制同會員同餐廳 30 天內只能評論一次。</w:t>
+        <w:t xml:space="preserve">cc46d92 新增評論檢舉流程；ae72ee9 新增後台評論審核紀錄；74c9e12 新增後台登入與授權基礎；61b185f 新增後台評論審核 API；e779222 新增中文方法註解。這些可能尚未 push，請先用 git status/log 確認。</w:t>
       </w:r>
     </w:p>
     <w:p>
       <w:r>
-        <w:t xml:space="preserve">2. 收藏功能基礎：會員收藏/取消收藏餐廳、查詢我的收藏，為排行訊號打底。</w:t>
+        <w:rPr>
+          <w:b/>
+        </w:rPr>
+        <w:t xml:space="preserve">建置與操作注意事項</w:t>
       </w:r>
     </w:p>
     <w:p>
       <w:r>
-        <w:t xml:space="preserve">3. 後台管理補強：管理員列表、停用、改密碼、Refresh Token、權限細分、審核紀錄搜尋、批次審核。</w:t>
+        <w:t xml:space="preserve">建置請用單執行緒避免 Windows DLL lock：dotnet build FoodTrust.Api\FoodTrust.Api.csproj --no-restore -m:1；dotnet build FoodTrust.Worker\FoodTrust.Worker.csproj --no-restore -m:1。</w:t>
       </w:r>
     </w:p>
     <w:p>
       <w:r>
-        <w:t xml:space="preserve">4. 產品功能後續：收藏、照片上傳、地圖/距離搜尋、Typesense、Redis、Next.js 前台、SEO 頁面、商家認領。</w:t>
+        <w:t xml:space="preserve">Git 不一定在 PATH，常用路徑：C:\Users\User\AppData\Local\Fork\gitInstance\2.50.1\cmd\git.exe。</w:t>
       </w:r>
     </w:p>
     <w:p>
       <w:r>
-        <w:t xml:space="preserve">5. 持續優化反作弊：補 IP/裝置指紋、會員信任分數、人工審核回饋與批次重算。</w:t>
+        <w:t xml:space="preserve">PowerShell Get-Content 可能讓 UTF-8 中文顯示成亂碼；不要直接判定檔案壞掉。讀中文可用 rg 或指定 UTF8。</w:t>
+      </w:r>
+    </w:p>
+    <w:p>
+      <w:r>
+        <w:rPr>
+          <w:b/>
+        </w:rPr>
+        <w:t xml:space="preserve">下一步建議優先順序</w:t>
+      </w:r>
+    </w:p>
+    <w:p>
+      <w:r>
+        <w:t xml:space="preserve">1. 收藏功能基礎：會員收藏/取消收藏餐廳、查詢我的收藏，為排行 FavoriteScore 訊號打底。</w:t>
+      </w:r>
+    </w:p>
+    <w:p>
+      <w:r>
+        <w:t xml:space="preserve">2. 後台管理補強：管理員列表、停用、改密碼、Refresh Token、權限細分、審核紀錄搜尋、批次審核。</w:t>
+      </w:r>
+    </w:p>
+    <w:p>
+      <w:r>
+        <w:t xml:space="preserve">3. 產品功能後續：照片上傳、地圖/距離搜尋、Typesense、Redis、Next.js 前台、SEO 頁面、商家認領。</w:t>
+      </w:r>
+    </w:p>
+    <w:p>
+      <w:r>
+        <w:t xml:space="preserve">4. 持續優化反作弊：補 IP/裝置指紋、會員信任分數、人工審核回饋與批次重算。</w:t>
+      </w:r>
+    </w:p>
+    <w:p>
+      <w:r>
+        <w:t xml:space="preserve">5. 前端 MVP：在後端核心流程穩定後，開始規劃 Next.js 前台餐廳列表、詳細頁、排行與會員互動。</w:t>
       </w:r>
     </w:p>
     <w:p>

--- a/FoodTrust_美食排行網專案規格書.docx
+++ b/FoodTrust_美食排行網專案規格書.docx
@@ -16316,7 +16316,7 @@
     </w:p>
     <w:p>
       <w:r>
-        <w:t xml:space="preserve">仍未完成：Next.js 前台、收藏、照片上傳、地圖/距離搜尋、Typesense、Redis、商家認領、SEO 頁面。</w:t>
+        <w:t xml:space="preserve">仍未完成：Next.js 前台、照片上傳、地圖/距離搜尋、Typesense、Redis、商家認領、SEO 頁面。</w:t>
       </w:r>
     </w:p>
     <w:p>
@@ -16346,130 +16346,135 @@
     </w:p>
     <w:p>
       <w:r>
-        <w:t xml:space="preserve">本次建置驗證：dotnet build FoodTrust.Api\FoodTrust.Api.csproj --no-restore -m:1；dotnet build FoodTrust.Worker\FoodTrust.Worker.csproj --no-restore -m:1。</w:t>
+        <w:t xml:space="preserve">已完成：收藏功能基礎已落地，新增 favorite_restaurants 資料表，支援會員收藏/取消收藏餐廳與查詢我的收藏餐廳分頁列表。</w:t>
       </w:r>
     </w:p>
     <w:p>
       <w:r>
-        <w:rPr>
-          <w:b/>
-        </w:rPr>
-        <w:t xml:space="preserve">開發接續摘要（給新視窗/新對話快速讀取，2026-05-15）</w:t>
+        <w:t xml:space="preserve">本次建置驗證：dotnet build FoodTrust.Api\FoodTrust.Api.csproj --no-restore -m:1；dotnet build FoodTrust.Worker\FoodTrust.Worker.csproj --no-restore -m:1。</w:t>
       </w:r>
     </w:p>
     <w:p>
       <w:r>
-        <w:t xml:space="preserve">請下一位助理先讀本段，再讀「實作狀態更新」。目前工作目標：依 MVP 優先順序補完 FoodTrust 美食排行網後端，規格書要隨功能同步更新。</w:t>
+        <w:rPr>
+          <w:b/>
+        </w:rPr>
+        <w:t xml:space="preserve">開發接續摘要（給新視窗/新對話快速讀取，2026-05-15）</w:t>
       </w:r>
     </w:p>
     <w:p>
       <w:r>
-        <w:rPr>
-          <w:b/>
-        </w:rPr>
-        <w:t xml:space="preserve">目前專案位置與技術架構</w:t>
+        <w:t xml:space="preserve">請下一位助理先讀本段，再讀「實作狀態更新」。目前工作目標：依 MVP 優先順序補完 FoodTrust 美食排行網後端，規格書要隨功能同步更新。</w:t>
       </w:r>
     </w:p>
     <w:p>
       <w:r>
-        <w:t xml:space="preserve">工作目錄：C:\Users\User\FoodTrust。方案包含 FoodTrust.Api、FoodTrust.Core、FoodTrust.Infrastructure、FoodTrust.Worker。</w:t>
+        <w:rPr>
+          <w:b/>
+        </w:rPr>
+        <w:t xml:space="preserve">目前專案位置與技術架構</w:t>
       </w:r>
     </w:p>
     <w:p>
       <w:r>
-        <w:t xml:space="preserve">架構原則：Core 放 domain/application 介面、模型與 service；Infrastructure 放 Dapper/MySQL repository、migration、外部匯入；Api 放 Controllers、request models、JWT 設定；Worker 放背景匯入。Core 的 interface 由 Infrastructure 實作是正常分層。</w:t>
+        <w:t xml:space="preserve">工作目錄：C:\Users\User\FoodTrust。方案包含 FoodTrust.Api、FoodTrust.Core、FoodTrust.Infrastructure、FoodTrust.Worker。</w:t>
       </w:r>
     </w:p>
     <w:p>
       <w:r>
-        <w:t xml:space="preserve">資料庫使用 MySQL，migration 由 FoodTrust.Infrastructure\Data\DatabaseMigrations.cs 與 DatabaseInitializer 啟動時套用，schema_migrations 記錄版本。</w:t>
+        <w:t xml:space="preserve">架構原則：Core 放 domain/application 介面、模型與 service；Infrastructure 放 Dapper/MySQL repository、migration、外部匯入；Api 放 Controllers、request models、JWT 設定；Worker 放背景匯入。Core 的 interface 由 Infrastructure 實作是正常分層。</w:t>
       </w:r>
     </w:p>
     <w:p>
       <w:r>
-        <w:rPr>
-          <w:b/>
-        </w:rPr>
-        <w:t xml:space="preserve">目前已完成的後端功能</w:t>
+        <w:t xml:space="preserve">資料庫使用 MySQL，migration 由 FoodTrust.Infrastructure\Data\DatabaseMigrations.cs 與 DatabaseInitializer 啟動時套用，schema_migrations 記錄版本。</w:t>
       </w:r>
     </w:p>
     <w:p>
       <w:r>
-        <w:t xml:space="preserve">餐廳：新增、查詢、詳細、更新、狀態更新、FDA 食品業者匯入、來源去重、匯入紀錄查詢。</w:t>
+        <w:rPr>
+          <w:b/>
+        </w:rPr>
+        <w:t xml:space="preserve">目前已完成的後端功能</w:t>
       </w:r>
     </w:p>
     <w:p>
       <w:r>
-        <w:t xml:space="preserve">搜尋/排行：支援 keyword、status、city、district、cuisineType、priceMin、priceMax、minScore、page、pageSize；排序支援 latest、ranking、reviewCount；排行與列表使用 approved/non-suspicious/non-deleted reviews 的 Bayesian 平台分數。</w:t>
+        <w:t xml:space="preserve">餐廳：新增、查詢、詳細、更新、狀態更新、FDA 食品業者匯入、來源去重、匯入紀錄查詢。</w:t>
       </w:r>
     </w:p>
     <w:p>
       <w:r>
-        <w:t xml:space="preserve">評論：五項分數 Taste/Service/Environment/Value/Revisit、平均分、內容、用餐日期、人均消費、用餐型態、同行型態、狀態、可疑/刪除旗標。</w:t>
+        <w:t xml:space="preserve">搜尋/排行：支援 keyword、status、city、district、cuisineType、priceMin、priceMax、minScore、page、pageSize；排序支援 latest、ranking、reviewCount；排行與列表使用 approved/non-suspicious/non-deleted reviews 的 Bayesian 平台分數。</w:t>
       </w:r>
     </w:p>
     <w:p>
       <w:r>
-        <w:t xml:space="preserve">會員/後台：一般會員註冊/登入、User JWT、第一位管理員 bootstrap、PBKDF2 密碼雜湊、Admin JWT、Admin role 授權、評論審核列表、狀態更新、可疑標記、刪除標記、審核原因、操作紀錄查詢。</w:t>
+        <w:t xml:space="preserve">評論：五項分數 Taste/Service/Environment/Value/Revisit、平均分、內容、用餐日期、人均消費、用餐型態、同行型態、狀態、可疑/刪除旗標。</w:t>
       </w:r>
     </w:p>
     <w:p>
       <w:r>
-        <w:t xml:space="preserve">檢舉與反作弊：公開端匿名評論檢舉、後台檢舉列表、檢舉狀態處理、處理管理員與處理備註；新增完整評論時會執行規則式反作弊，命中後自動標記 Suspicious 並保存可疑原因。</w:t>
+        <w:t xml:space="preserve">會員/後台：一般會員註冊/登入、User JWT、第一位管理員 bootstrap、PBKDF2 密碼雜湊、Admin JWT、Admin role 授權、評論審核列表、狀態更新、可疑標記、刪除標記、審核原因、操作紀錄查詢。</w:t>
       </w:r>
     </w:p>
     <w:p>
       <w:r>
-        <w:rPr>
-          <w:b/>
-        </w:rPr>
-        <w:t xml:space="preserve">近期本機 commits</w:t>
+        <w:t xml:space="preserve">檢舉與反作弊：公開端匿名評論檢舉、後台檢舉列表、檢舉狀態處理、處理管理員與處理備註；新增完整評論時會執行規則式反作弊，命中後自動標記 Suspicious 並保存可疑原因。</w:t>
       </w:r>
     </w:p>
     <w:p>
       <w:r>
-        <w:t xml:space="preserve">cc46d92 新增評論檢舉流程；ae72ee9 新增後台評論審核紀錄；74c9e12 新增後台登入與授權基礎；61b185f 新增後台評論審核 API；e779222 新增中文方法註解。這些可能尚未 push，請先用 git status/log 確認。</w:t>
+        <w:rPr>
+          <w:b/>
+        </w:rPr>
+        <w:t xml:space="preserve">近期本機 commits</w:t>
       </w:r>
     </w:p>
     <w:p>
       <w:r>
-        <w:rPr>
-          <w:b/>
-        </w:rPr>
-        <w:t xml:space="preserve">建置與操作注意事項</w:t>
+        <w:t xml:space="preserve">cc46d92 新增評論檢舉流程；ae72ee9 新增後台評論審核紀錄；74c9e12 新增後台登入與授權基礎；61b185f 新增後台評論審核 API；e779222 新增中文方法註解。這些可能尚未 push，請先用 git status/log 確認。</w:t>
       </w:r>
     </w:p>
     <w:p>
       <w:r>
-        <w:t xml:space="preserve">建置請用單執行緒避免 Windows DLL lock：dotnet build FoodTrust.Api\FoodTrust.Api.csproj --no-restore -m:1；dotnet build FoodTrust.Worker\FoodTrust.Worker.csproj --no-restore -m:1。</w:t>
+        <w:rPr>
+          <w:b/>
+        </w:rPr>
+        <w:t xml:space="preserve">建置與操作注意事項</w:t>
       </w:r>
     </w:p>
     <w:p>
       <w:r>
-        <w:t xml:space="preserve">Git 不一定在 PATH，常用路徑：C:\Users\User\AppData\Local\Fork\gitInstance\2.50.1\cmd\git.exe。</w:t>
+        <w:t xml:space="preserve">建置請用單執行緒避免 Windows DLL lock：dotnet build FoodTrust.Api\FoodTrust.Api.csproj --no-restore -m:1；dotnet build FoodTrust.Worker\FoodTrust.Worker.csproj --no-restore -m:1。</w:t>
       </w:r>
     </w:p>
     <w:p>
       <w:r>
-        <w:t xml:space="preserve">PowerShell Get-Content 可能讓 UTF-8 中文顯示成亂碼；不要直接判定檔案壞掉。讀中文可用 rg 或指定 UTF8。</w:t>
+        <w:t xml:space="preserve">Git 不一定在 PATH，常用路徑：C:\Users\User\AppData\Local\Fork\gitInstance\2.50.1\cmd\git.exe。</w:t>
       </w:r>
     </w:p>
     <w:p>
       <w:r>
-        <w:rPr>
-          <w:b/>
-        </w:rPr>
-        <w:t xml:space="preserve">下一步建議優先順序</w:t>
+        <w:t xml:space="preserve">PowerShell Get-Content 可能讓 UTF-8 中文顯示成亂碼；不要直接判定檔案壞掉。讀中文可用 rg 或指定 UTF8。</w:t>
       </w:r>
     </w:p>
     <w:p>
       <w:r>
-        <w:t xml:space="preserve">1. 收藏功能基礎：會員收藏/取消收藏餐廳、查詢我的收藏，為排行 FavoriteScore 訊號打底。</w:t>
+        <w:rPr>
+          <w:b/>
+        </w:rPr>
+        <w:t xml:space="preserve">下一步建議優先順序</w:t>
       </w:r>
     </w:p>
     <w:p>
       <w:r>
-        <w:t xml:space="preserve">2. 後台管理補強：管理員列表、停用、改密碼、Refresh Token、權限細分、審核紀錄搜尋、批次審核。</w:t>
+        <w:t xml:space="preserve">1. 後台管理補強：管理員列表、停用、改密碼、Refresh Token、權限細分、審核紀錄搜尋、批次審核。</w:t>
+      </w:r>
+    </w:p>
+    <w:p>
+      <w:r>
+        <w:t xml:space="preserve">2. 排行收藏訊號整合：將 favorite_restaurants 統計納入餐廳列表與排行榜，補上 FavoriteScore 權重。</w:t>
       </w:r>
     </w:p>
     <w:p>

--- a/FoodTrust_美食排行網專案規格書.docx
+++ b/FoodTrust_美食排行網專案規格書.docx
@@ -16311,7 +16311,7 @@
     </w:p>
     <w:p>
       <w:r>
-        <w:t xml:space="preserve">部分完成：後台登入/授權已支援第一位管理員 bootstrap、PBKDF2 密碼雜湊、JWT 登入、Admin API 授權限制，且審核操作可關聯管理員。尚未實作管理員列表、停用、改密碼、Refresh Token 與權限細分。</w:t>
+        <w:t xml:space="preserve">部分完成：後台登入/授權已支援第一位管理員 bootstrap、PBKDF2 密碼雜湊、JWT 登入、Admin API 授權限制、管理員列表、啟用/停用管理員，且審核操作可關聯管理員。尚未實作改密碼、Refresh Token 與權限細分。</w:t>
       </w:r>
     </w:p>
     <w:p>
@@ -16351,125 +16351,130 @@
     </w:p>
     <w:p>
       <w:r>
-        <w:t xml:space="preserve">本次建置驗證：dotnet build FoodTrust.Api\FoodTrust.Api.csproj --no-restore -m:1；dotnet build FoodTrust.Worker\FoodTrust.Worker.csproj --no-restore -m:1。</w:t>
+        <w:t xml:space="preserve">已完成：後台管理員列表與啟用/停用管理已落地，新增 GET /api/v1/admin/users 與 PATCH /api/v1/admin/users/{id}/active，並避免管理員停用自己。</w:t>
       </w:r>
     </w:p>
     <w:p>
       <w:r>
-        <w:rPr>
-          <w:b/>
-        </w:rPr>
-        <w:t xml:space="preserve">開發接續摘要（給新視窗/新對話快速讀取，2026-05-15）</w:t>
+        <w:t xml:space="preserve">本次建置驗證：dotnet build FoodTrust.Api\FoodTrust.Api.csproj --no-restore -m:1；dotnet build FoodTrust.Worker\FoodTrust.Worker.csproj --no-restore -m:1。</w:t>
       </w:r>
     </w:p>
     <w:p>
       <w:r>
-        <w:t xml:space="preserve">請下一位助理先讀本段，再讀「實作狀態更新」。目前工作目標：依 MVP 優先順序補完 FoodTrust 美食排行網後端，規格書要隨功能同步更新。</w:t>
+        <w:rPr>
+          <w:b/>
+        </w:rPr>
+        <w:t xml:space="preserve">開發接續摘要（給新視窗/新對話快速讀取，2026-05-15）</w:t>
       </w:r>
     </w:p>
     <w:p>
       <w:r>
-        <w:rPr>
-          <w:b/>
-        </w:rPr>
-        <w:t xml:space="preserve">目前專案位置與技術架構</w:t>
+        <w:t xml:space="preserve">請下一位助理先讀本段，再讀「實作狀態更新」。目前工作目標：依 MVP 優先順序補完 FoodTrust 美食排行網後端，規格書要隨功能同步更新。</w:t>
       </w:r>
     </w:p>
     <w:p>
       <w:r>
-        <w:t xml:space="preserve">工作目錄：C:\Users\User\FoodTrust。方案包含 FoodTrust.Api、FoodTrust.Core、FoodTrust.Infrastructure、FoodTrust.Worker。</w:t>
+        <w:rPr>
+          <w:b/>
+        </w:rPr>
+        <w:t xml:space="preserve">目前專案位置與技術架構</w:t>
       </w:r>
     </w:p>
     <w:p>
       <w:r>
-        <w:t xml:space="preserve">架構原則：Core 放 domain/application 介面、模型與 service；Infrastructure 放 Dapper/MySQL repository、migration、外部匯入；Api 放 Controllers、request models、JWT 設定；Worker 放背景匯入。Core 的 interface 由 Infrastructure 實作是正常分層。</w:t>
+        <w:t xml:space="preserve">工作目錄：C:\Users\User\FoodTrust。方案包含 FoodTrust.Api、FoodTrust.Core、FoodTrust.Infrastructure、FoodTrust.Worker。</w:t>
       </w:r>
     </w:p>
     <w:p>
       <w:r>
-        <w:t xml:space="preserve">資料庫使用 MySQL，migration 由 FoodTrust.Infrastructure\Data\DatabaseMigrations.cs 與 DatabaseInitializer 啟動時套用，schema_migrations 記錄版本。</w:t>
+        <w:t xml:space="preserve">架構原則：Core 放 domain/application 介面、模型與 service；Infrastructure 放 Dapper/MySQL repository、migration、外部匯入；Api 放 Controllers、request models、JWT 設定；Worker 放背景匯入。Core 的 interface 由 Infrastructure 實作是正常分層。</w:t>
       </w:r>
     </w:p>
     <w:p>
       <w:r>
-        <w:rPr>
-          <w:b/>
-        </w:rPr>
-        <w:t xml:space="preserve">目前已完成的後端功能</w:t>
+        <w:t xml:space="preserve">資料庫使用 MySQL，migration 由 FoodTrust.Infrastructure\Data\DatabaseMigrations.cs 與 DatabaseInitializer 啟動時套用，schema_migrations 記錄版本。</w:t>
       </w:r>
     </w:p>
     <w:p>
       <w:r>
-        <w:t xml:space="preserve">餐廳：新增、查詢、詳細、更新、狀態更新、FDA 食品業者匯入、來源去重、匯入紀錄查詢。</w:t>
+        <w:rPr>
+          <w:b/>
+        </w:rPr>
+        <w:t xml:space="preserve">目前已完成的後端功能</w:t>
       </w:r>
     </w:p>
     <w:p>
       <w:r>
-        <w:t xml:space="preserve">搜尋/排行：支援 keyword、status、city、district、cuisineType、priceMin、priceMax、minScore、page、pageSize；排序支援 latest、ranking、reviewCount；排行與列表使用 approved/non-suspicious/non-deleted reviews 的 Bayesian 平台分數。</w:t>
+        <w:t xml:space="preserve">餐廳：新增、查詢、詳細、更新、狀態更新、FDA 食品業者匯入、來源去重、匯入紀錄查詢。</w:t>
       </w:r>
     </w:p>
     <w:p>
       <w:r>
-        <w:t xml:space="preserve">評論：五項分數 Taste/Service/Environment/Value/Revisit、平均分、內容、用餐日期、人均消費、用餐型態、同行型態、狀態、可疑/刪除旗標。</w:t>
+        <w:t xml:space="preserve">搜尋/排行：支援 keyword、status、city、district、cuisineType、priceMin、priceMax、minScore、page、pageSize；排序支援 latest、ranking、reviewCount；排行與列表使用 approved/non-suspicious/non-deleted reviews 的 Bayesian 平台分數。</w:t>
       </w:r>
     </w:p>
     <w:p>
       <w:r>
-        <w:t xml:space="preserve">會員/後台：一般會員註冊/登入、User JWT、第一位管理員 bootstrap、PBKDF2 密碼雜湊、Admin JWT、Admin role 授權、評論審核列表、狀態更新、可疑標記、刪除標記、審核原因、操作紀錄查詢。</w:t>
+        <w:t xml:space="preserve">評論：五項分數 Taste/Service/Environment/Value/Revisit、平均分、內容、用餐日期、人均消費、用餐型態、同行型態、狀態、可疑/刪除旗標。</w:t>
       </w:r>
     </w:p>
     <w:p>
       <w:r>
-        <w:t xml:space="preserve">檢舉與反作弊：公開端匿名評論檢舉、後台檢舉列表、檢舉狀態處理、處理管理員與處理備註；新增完整評論時會執行規則式反作弊，命中後自動標記 Suspicious 並保存可疑原因。</w:t>
+        <w:t xml:space="preserve">會員/後台：一般會員註冊/登入、User JWT、第一位管理員 bootstrap、PBKDF2 密碼雜湊、Admin JWT、Admin role 授權、評論審核列表、狀態更新、可疑標記、刪除標記、審核原因、操作紀錄查詢。</w:t>
       </w:r>
     </w:p>
     <w:p>
       <w:r>
-        <w:rPr>
-          <w:b/>
-        </w:rPr>
-        <w:t xml:space="preserve">近期本機 commits</w:t>
+        <w:t xml:space="preserve">檢舉與反作弊：公開端匿名評論檢舉、後台檢舉列表、檢舉狀態處理、處理管理員與處理備註；新增完整評論時會執行規則式反作弊，命中後自動標記 Suspicious 並保存可疑原因。</w:t>
       </w:r>
     </w:p>
     <w:p>
       <w:r>
-        <w:t xml:space="preserve">cc46d92 新增評論檢舉流程；ae72ee9 新增後台評論審核紀錄；74c9e12 新增後台登入與授權基礎；61b185f 新增後台評論審核 API；e779222 新增中文方法註解。這些可能尚未 push，請先用 git status/log 確認。</w:t>
+        <w:rPr>
+          <w:b/>
+        </w:rPr>
+        <w:t xml:space="preserve">近期本機 commits</w:t>
       </w:r>
     </w:p>
     <w:p>
       <w:r>
-        <w:rPr>
-          <w:b/>
-        </w:rPr>
-        <w:t xml:space="preserve">建置與操作注意事項</w:t>
+        <w:t xml:space="preserve">cc46d92 新增評論檢舉流程；ae72ee9 新增後台評論審核紀錄；74c9e12 新增後台登入與授權基礎；61b185f 新增後台評論審核 API；e779222 新增中文方法註解。這些可能尚未 push，請先用 git status/log 確認。</w:t>
       </w:r>
     </w:p>
     <w:p>
       <w:r>
-        <w:t xml:space="preserve">建置請用單執行緒避免 Windows DLL lock：dotnet build FoodTrust.Api\FoodTrust.Api.csproj --no-restore -m:1；dotnet build FoodTrust.Worker\FoodTrust.Worker.csproj --no-restore -m:1。</w:t>
+        <w:rPr>
+          <w:b/>
+        </w:rPr>
+        <w:t xml:space="preserve">建置與操作注意事項</w:t>
       </w:r>
     </w:p>
     <w:p>
       <w:r>
-        <w:t xml:space="preserve">Git 不一定在 PATH，常用路徑：C:\Users\User\AppData\Local\Fork\gitInstance\2.50.1\cmd\git.exe。</w:t>
+        <w:t xml:space="preserve">建置請用單執行緒避免 Windows DLL lock：dotnet build FoodTrust.Api\FoodTrust.Api.csproj --no-restore -m:1；dotnet build FoodTrust.Worker\FoodTrust.Worker.csproj --no-restore -m:1。</w:t>
       </w:r>
     </w:p>
     <w:p>
       <w:r>
-        <w:t xml:space="preserve">PowerShell Get-Content 可能讓 UTF-8 中文顯示成亂碼；不要直接判定檔案壞掉。讀中文可用 rg 或指定 UTF8。</w:t>
+        <w:t xml:space="preserve">Git 不一定在 PATH，常用路徑：C:\Users\User\AppData\Local\Fork\gitInstance\2.50.1\cmd\git.exe。</w:t>
       </w:r>
     </w:p>
     <w:p>
       <w:r>
-        <w:rPr>
-          <w:b/>
-        </w:rPr>
-        <w:t xml:space="preserve">下一步建議優先順序</w:t>
+        <w:t xml:space="preserve">PowerShell Get-Content 可能讓 UTF-8 中文顯示成亂碼；不要直接判定檔案壞掉。讀中文可用 rg 或指定 UTF8。</w:t>
       </w:r>
     </w:p>
     <w:p>
       <w:r>
-        <w:t xml:space="preserve">1. 後台管理補強：管理員列表、停用、改密碼、Refresh Token、權限細分、審核紀錄搜尋、批次審核。</w:t>
+        <w:rPr>
+          <w:b/>
+        </w:rPr>
+        <w:t xml:space="preserve">下一步建議優先順序</w:t>
+      </w:r>
+    </w:p>
+    <w:p>
+      <w:r>
+        <w:t xml:space="preserve">1. 後台管理補強：管理員改密碼、Refresh Token、權限細分、審核紀錄搜尋、批次審核。</w:t>
       </w:r>
     </w:p>
     <w:p>

--- a/FoodTrust_美食排行網專案規格書.docx
+++ b/FoodTrust_美食排行網專案規格書.docx
@@ -16311,7 +16311,7 @@
     </w:p>
     <w:p>
       <w:r>
-        <w:t xml:space="preserve">部分完成：後台登入/授權已支援第一位管理員 bootstrap、PBKDF2 密碼雜湊、JWT 登入、Admin API 授權限制、管理員列表、啟用/停用管理員，且審核操作可關聯管理員。尚未實作改密碼、Refresh Token 與權限細分。</w:t>
+        <w:t xml:space="preserve">部分完成：後台登入/授權已支援第一位管理員 bootstrap、PBKDF2 密碼雜湊、JWT 登入、Admin API 授權限制、管理員列表、啟用/停用管理員、目前登入管理員改密碼，且審核操作可關聯管理員。尚未實作 Refresh Token 與權限細分。</w:t>
       </w:r>
     </w:p>
     <w:p>
@@ -16356,125 +16356,130 @@
     </w:p>
     <w:p>
       <w:r>
-        <w:t xml:space="preserve">本次建置驗證：dotnet build FoodTrust.Api\FoodTrust.Api.csproj --no-restore -m:1；dotnet build FoodTrust.Worker\FoodTrust.Worker.csproj --no-restore -m:1。</w:t>
+        <w:t xml:space="preserve">已完成：目前登入管理員改密碼已落地，新增 PATCH /api/v1/admin/users/me/password，會驗證目前密碼、新密碼長度與帳號啟用狀態。</w:t>
       </w:r>
     </w:p>
     <w:p>
       <w:r>
-        <w:rPr>
-          <w:b/>
-        </w:rPr>
-        <w:t xml:space="preserve">開發接續摘要（給新視窗/新對話快速讀取，2026-05-15）</w:t>
+        <w:t xml:space="preserve">本次建置驗證：dotnet build FoodTrust.Api\FoodTrust.Api.csproj --no-restore -m:1；dotnet build FoodTrust.Worker\FoodTrust.Worker.csproj --no-restore -m:1。</w:t>
       </w:r>
     </w:p>
     <w:p>
       <w:r>
-        <w:t xml:space="preserve">請下一位助理先讀本段，再讀「實作狀態更新」。目前工作目標：依 MVP 優先順序補完 FoodTrust 美食排行網後端，規格書要隨功能同步更新。</w:t>
+        <w:rPr>
+          <w:b/>
+        </w:rPr>
+        <w:t xml:space="preserve">開發接續摘要（給新視窗/新對話快速讀取，2026-05-15）</w:t>
       </w:r>
     </w:p>
     <w:p>
       <w:r>
-        <w:rPr>
-          <w:b/>
-        </w:rPr>
-        <w:t xml:space="preserve">目前專案位置與技術架構</w:t>
+        <w:t xml:space="preserve">請下一位助理先讀本段，再讀「實作狀態更新」。目前工作目標：依 MVP 優先順序補完 FoodTrust 美食排行網後端，規格書要隨功能同步更新。</w:t>
       </w:r>
     </w:p>
     <w:p>
       <w:r>
-        <w:t xml:space="preserve">工作目錄：C:\Users\User\FoodTrust。方案包含 FoodTrust.Api、FoodTrust.Core、FoodTrust.Infrastructure、FoodTrust.Worker。</w:t>
+        <w:rPr>
+          <w:b/>
+        </w:rPr>
+        <w:t xml:space="preserve">目前專案位置與技術架構</w:t>
       </w:r>
     </w:p>
     <w:p>
       <w:r>
-        <w:t xml:space="preserve">架構原則：Core 放 domain/application 介面、模型與 service；Infrastructure 放 Dapper/MySQL repository、migration、外部匯入；Api 放 Controllers、request models、JWT 設定；Worker 放背景匯入。Core 的 interface 由 Infrastructure 實作是正常分層。</w:t>
+        <w:t xml:space="preserve">工作目錄：C:\Users\User\FoodTrust。方案包含 FoodTrust.Api、FoodTrust.Core、FoodTrust.Infrastructure、FoodTrust.Worker。</w:t>
       </w:r>
     </w:p>
     <w:p>
       <w:r>
-        <w:t xml:space="preserve">資料庫使用 MySQL，migration 由 FoodTrust.Infrastructure\Data\DatabaseMigrations.cs 與 DatabaseInitializer 啟動時套用，schema_migrations 記錄版本。</w:t>
+        <w:t xml:space="preserve">架構原則：Core 放 domain/application 介面、模型與 service；Infrastructure 放 Dapper/MySQL repository、migration、外部匯入；Api 放 Controllers、request models、JWT 設定；Worker 放背景匯入。Core 的 interface 由 Infrastructure 實作是正常分層。</w:t>
       </w:r>
     </w:p>
     <w:p>
       <w:r>
-        <w:rPr>
-          <w:b/>
-        </w:rPr>
-        <w:t xml:space="preserve">目前已完成的後端功能</w:t>
+        <w:t xml:space="preserve">資料庫使用 MySQL，migration 由 FoodTrust.Infrastructure\Data\DatabaseMigrations.cs 與 DatabaseInitializer 啟動時套用，schema_migrations 記錄版本。</w:t>
       </w:r>
     </w:p>
     <w:p>
       <w:r>
-        <w:t xml:space="preserve">餐廳：新增、查詢、詳細、更新、狀態更新、FDA 食品業者匯入、來源去重、匯入紀錄查詢。</w:t>
+        <w:rPr>
+          <w:b/>
+        </w:rPr>
+        <w:t xml:space="preserve">目前已完成的後端功能</w:t>
       </w:r>
     </w:p>
     <w:p>
       <w:r>
-        <w:t xml:space="preserve">搜尋/排行：支援 keyword、status、city、district、cuisineType、priceMin、priceMax、minScore、page、pageSize；排序支援 latest、ranking、reviewCount；排行與列表使用 approved/non-suspicious/non-deleted reviews 的 Bayesian 平台分數。</w:t>
+        <w:t xml:space="preserve">餐廳：新增、查詢、詳細、更新、狀態更新、FDA 食品業者匯入、來源去重、匯入紀錄查詢。</w:t>
       </w:r>
     </w:p>
     <w:p>
       <w:r>
-        <w:t xml:space="preserve">評論：五項分數 Taste/Service/Environment/Value/Revisit、平均分、內容、用餐日期、人均消費、用餐型態、同行型態、狀態、可疑/刪除旗標。</w:t>
+        <w:t xml:space="preserve">搜尋/排行：支援 keyword、status、city、district、cuisineType、priceMin、priceMax、minScore、page、pageSize；排序支援 latest、ranking、reviewCount；排行與列表使用 approved/non-suspicious/non-deleted reviews 的 Bayesian 平台分數。</w:t>
       </w:r>
     </w:p>
     <w:p>
       <w:r>
-        <w:t xml:space="preserve">會員/後台：一般會員註冊/登入、User JWT、第一位管理員 bootstrap、PBKDF2 密碼雜湊、Admin JWT、Admin role 授權、評論審核列表、狀態更新、可疑標記、刪除標記、審核原因、操作紀錄查詢。</w:t>
+        <w:t xml:space="preserve">評論：五項分數 Taste/Service/Environment/Value/Revisit、平均分、內容、用餐日期、人均消費、用餐型態、同行型態、狀態、可疑/刪除旗標。</w:t>
       </w:r>
     </w:p>
     <w:p>
       <w:r>
-        <w:t xml:space="preserve">檢舉與反作弊：公開端匿名評論檢舉、後台檢舉列表、檢舉狀態處理、處理管理員與處理備註；新增完整評論時會執行規則式反作弊，命中後自動標記 Suspicious 並保存可疑原因。</w:t>
+        <w:t xml:space="preserve">會員/後台：一般會員註冊/登入、User JWT、第一位管理員 bootstrap、PBKDF2 密碼雜湊、Admin JWT、Admin role 授權、評論審核列表、狀態更新、可疑標記、刪除標記、審核原因、操作紀錄查詢。</w:t>
       </w:r>
     </w:p>
     <w:p>
       <w:r>
-        <w:rPr>
-          <w:b/>
-        </w:rPr>
-        <w:t xml:space="preserve">近期本機 commits</w:t>
+        <w:t xml:space="preserve">檢舉與反作弊：公開端匿名評論檢舉、後台檢舉列表、檢舉狀態處理、處理管理員與處理備註；新增完整評論時會執行規則式反作弊，命中後自動標記 Suspicious 並保存可疑原因。</w:t>
       </w:r>
     </w:p>
     <w:p>
       <w:r>
-        <w:t xml:space="preserve">cc46d92 新增評論檢舉流程；ae72ee9 新增後台評論審核紀錄；74c9e12 新增後台登入與授權基礎；61b185f 新增後台評論審核 API；e779222 新增中文方法註解。這些可能尚未 push，請先用 git status/log 確認。</w:t>
+        <w:rPr>
+          <w:b/>
+        </w:rPr>
+        <w:t xml:space="preserve">近期本機 commits</w:t>
       </w:r>
     </w:p>
     <w:p>
       <w:r>
-        <w:rPr>
-          <w:b/>
-        </w:rPr>
-        <w:t xml:space="preserve">建置與操作注意事項</w:t>
+        <w:t xml:space="preserve">cc46d92 新增評論檢舉流程；ae72ee9 新增後台評論審核紀錄；74c9e12 新增後台登入與授權基礎；61b185f 新增後台評論審核 API；e779222 新增中文方法註解。這些可能尚未 push，請先用 git status/log 確認。</w:t>
       </w:r>
     </w:p>
     <w:p>
       <w:r>
-        <w:t xml:space="preserve">建置請用單執行緒避免 Windows DLL lock：dotnet build FoodTrust.Api\FoodTrust.Api.csproj --no-restore -m:1；dotnet build FoodTrust.Worker\FoodTrust.Worker.csproj --no-restore -m:1。</w:t>
+        <w:rPr>
+          <w:b/>
+        </w:rPr>
+        <w:t xml:space="preserve">建置與操作注意事項</w:t>
       </w:r>
     </w:p>
     <w:p>
       <w:r>
-        <w:t xml:space="preserve">Git 不一定在 PATH，常用路徑：C:\Users\User\AppData\Local\Fork\gitInstance\2.50.1\cmd\git.exe。</w:t>
+        <w:t xml:space="preserve">建置請用單執行緒避免 Windows DLL lock：dotnet build FoodTrust.Api\FoodTrust.Api.csproj --no-restore -m:1；dotnet build FoodTrust.Worker\FoodTrust.Worker.csproj --no-restore -m:1。</w:t>
       </w:r>
     </w:p>
     <w:p>
       <w:r>
-        <w:t xml:space="preserve">PowerShell Get-Content 可能讓 UTF-8 中文顯示成亂碼；不要直接判定檔案壞掉。讀中文可用 rg 或指定 UTF8。</w:t>
+        <w:t xml:space="preserve">Git 不一定在 PATH，常用路徑：C:\Users\User\AppData\Local\Fork\gitInstance\2.50.1\cmd\git.exe。</w:t>
       </w:r>
     </w:p>
     <w:p>
       <w:r>
-        <w:rPr>
-          <w:b/>
-        </w:rPr>
-        <w:t xml:space="preserve">下一步建議優先順序</w:t>
+        <w:t xml:space="preserve">PowerShell Get-Content 可能讓 UTF-8 中文顯示成亂碼；不要直接判定檔案壞掉。讀中文可用 rg 或指定 UTF8。</w:t>
       </w:r>
     </w:p>
     <w:p>
       <w:r>
-        <w:t xml:space="preserve">1. 後台管理補強：管理員改密碼、Refresh Token、權限細分、審核紀錄搜尋、批次審核。</w:t>
+        <w:rPr>
+          <w:b/>
+        </w:rPr>
+        <w:t xml:space="preserve">下一步建議優先順序</w:t>
+      </w:r>
+    </w:p>
+    <w:p>
+      <w:r>
+        <w:t xml:space="preserve">1. 後台管理補強：Refresh Token、權限細分、審核紀錄搜尋、批次審核。</w:t>
       </w:r>
     </w:p>
     <w:p>

--- a/FoodTrust_美食排行網專案規格書.docx
+++ b/FoodTrust_美食排行網專案規格書.docx
@@ -16291,7 +16291,7 @@
     </w:p>
     <w:p>
       <w:r>
-        <w:t xml:space="preserve">部分完成：後台評論審核 API 已支援評論列表查詢、狀態更新、可疑標記、刪除標記、審核原因紀錄、操作紀錄查詢、檢舉列表查詢與檢舉處理，且已加入 Admin role JWT 授權保護。尚未實作審核紀錄搜尋與批次審核。</w:t>
+        <w:t xml:space="preserve">部分完成：後台評論審核 API 已支援評論列表查詢、狀態更新、批次狀態更新、可疑標記、刪除標記、審核原因紀錄、操作紀錄查詢、檢舉列表查詢與檢舉處理，且已加入 Admin role JWT 授權保護。尚未實作審核紀錄搜尋。</w:t>
       </w:r>
     </w:p>
     <w:p>
@@ -16361,125 +16361,130 @@
     </w:p>
     <w:p>
       <w:r>
-        <w:t xml:space="preserve">本次建置驗證：dotnet build FoodTrust.Api\FoodTrust.Api.csproj --no-restore -m:1；dotnet build FoodTrust.Worker\FoodTrust.Worker.csproj --no-restore -m:1。</w:t>
+        <w:t xml:space="preserve">已完成：後台評論批次審核已落地，新增 PATCH /api/v1/admin/reviews/status，可一次更新多筆評論狀態並為每筆建立審核紀錄，回傳成功筆數與找不到的評論 ID。</w:t>
       </w:r>
     </w:p>
     <w:p>
       <w:r>
-        <w:rPr>
-          <w:b/>
-        </w:rPr>
-        <w:t xml:space="preserve">開發接續摘要（給新視窗/新對話快速讀取，2026-05-15）</w:t>
+        <w:t xml:space="preserve">本次建置驗證：dotnet build FoodTrust.Api\FoodTrust.Api.csproj --no-restore -m:1；dotnet build FoodTrust.Worker\FoodTrust.Worker.csproj --no-restore -m:1。</w:t>
       </w:r>
     </w:p>
     <w:p>
       <w:r>
-        <w:t xml:space="preserve">請下一位助理先讀本段，再讀「實作狀態更新」。目前工作目標：依 MVP 優先順序補完 FoodTrust 美食排行網後端，規格書要隨功能同步更新。</w:t>
+        <w:rPr>
+          <w:b/>
+        </w:rPr>
+        <w:t xml:space="preserve">開發接續摘要（給新視窗/新對話快速讀取，2026-05-15）</w:t>
       </w:r>
     </w:p>
     <w:p>
       <w:r>
-        <w:rPr>
-          <w:b/>
-        </w:rPr>
-        <w:t xml:space="preserve">目前專案位置與技術架構</w:t>
+        <w:t xml:space="preserve">請下一位助理先讀本段，再讀「實作狀態更新」。目前工作目標：依 MVP 優先順序補完 FoodTrust 美食排行網後端，規格書要隨功能同步更新。</w:t>
       </w:r>
     </w:p>
     <w:p>
       <w:r>
-        <w:t xml:space="preserve">工作目錄：C:\Users\User\FoodTrust。方案包含 FoodTrust.Api、FoodTrust.Core、FoodTrust.Infrastructure、FoodTrust.Worker。</w:t>
+        <w:rPr>
+          <w:b/>
+        </w:rPr>
+        <w:t xml:space="preserve">目前專案位置與技術架構</w:t>
       </w:r>
     </w:p>
     <w:p>
       <w:r>
-        <w:t xml:space="preserve">架構原則：Core 放 domain/application 介面、模型與 service；Infrastructure 放 Dapper/MySQL repository、migration、外部匯入；Api 放 Controllers、request models、JWT 設定；Worker 放背景匯入。Core 的 interface 由 Infrastructure 實作是正常分層。</w:t>
+        <w:t xml:space="preserve">工作目錄：C:\Users\User\FoodTrust。方案包含 FoodTrust.Api、FoodTrust.Core、FoodTrust.Infrastructure、FoodTrust.Worker。</w:t>
       </w:r>
     </w:p>
     <w:p>
       <w:r>
-        <w:t xml:space="preserve">資料庫使用 MySQL，migration 由 FoodTrust.Infrastructure\Data\DatabaseMigrations.cs 與 DatabaseInitializer 啟動時套用，schema_migrations 記錄版本。</w:t>
+        <w:t xml:space="preserve">架構原則：Core 放 domain/application 介面、模型與 service；Infrastructure 放 Dapper/MySQL repository、migration、外部匯入；Api 放 Controllers、request models、JWT 設定；Worker 放背景匯入。Core 的 interface 由 Infrastructure 實作是正常分層。</w:t>
       </w:r>
     </w:p>
     <w:p>
       <w:r>
-        <w:rPr>
-          <w:b/>
-        </w:rPr>
-        <w:t xml:space="preserve">目前已完成的後端功能</w:t>
+        <w:t xml:space="preserve">資料庫使用 MySQL，migration 由 FoodTrust.Infrastructure\Data\DatabaseMigrations.cs 與 DatabaseInitializer 啟動時套用，schema_migrations 記錄版本。</w:t>
       </w:r>
     </w:p>
     <w:p>
       <w:r>
-        <w:t xml:space="preserve">餐廳：新增、查詢、詳細、更新、狀態更新、FDA 食品業者匯入、來源去重、匯入紀錄查詢。</w:t>
+        <w:rPr>
+          <w:b/>
+        </w:rPr>
+        <w:t xml:space="preserve">目前已完成的後端功能</w:t>
       </w:r>
     </w:p>
     <w:p>
       <w:r>
-        <w:t xml:space="preserve">搜尋/排行：支援 keyword、status、city、district、cuisineType、priceMin、priceMax、minScore、page、pageSize；排序支援 latest、ranking、reviewCount；排行與列表使用 approved/non-suspicious/non-deleted reviews 的 Bayesian 平台分數。</w:t>
+        <w:t xml:space="preserve">餐廳：新增、查詢、詳細、更新、狀態更新、FDA 食品業者匯入、來源去重、匯入紀錄查詢。</w:t>
       </w:r>
     </w:p>
     <w:p>
       <w:r>
-        <w:t xml:space="preserve">評論：五項分數 Taste/Service/Environment/Value/Revisit、平均分、內容、用餐日期、人均消費、用餐型態、同行型態、狀態、可疑/刪除旗標。</w:t>
+        <w:t xml:space="preserve">搜尋/排行：支援 keyword、status、city、district、cuisineType、priceMin、priceMax、minScore、page、pageSize；排序支援 latest、ranking、reviewCount；排行與列表使用 approved/non-suspicious/non-deleted reviews 的 Bayesian 平台分數。</w:t>
       </w:r>
     </w:p>
     <w:p>
       <w:r>
-        <w:t xml:space="preserve">會員/後台：一般會員註冊/登入、User JWT、第一位管理員 bootstrap、PBKDF2 密碼雜湊、Admin JWT、Admin role 授權、評論審核列表、狀態更新、可疑標記、刪除標記、審核原因、操作紀錄查詢。</w:t>
+        <w:t xml:space="preserve">評論：五項分數 Taste/Service/Environment/Value/Revisit、平均分、內容、用餐日期、人均消費、用餐型態、同行型態、狀態、可疑/刪除旗標。</w:t>
       </w:r>
     </w:p>
     <w:p>
       <w:r>
-        <w:t xml:space="preserve">檢舉與反作弊：公開端匿名評論檢舉、後台檢舉列表、檢舉狀態處理、處理管理員與處理備註；新增完整評論時會執行規則式反作弊，命中後自動標記 Suspicious 並保存可疑原因。</w:t>
+        <w:t xml:space="preserve">會員/後台：一般會員註冊/登入、User JWT、第一位管理員 bootstrap、PBKDF2 密碼雜湊、Admin JWT、Admin role 授權、評論審核列表、狀態更新、可疑標記、刪除標記、審核原因、操作紀錄查詢。</w:t>
       </w:r>
     </w:p>
     <w:p>
       <w:r>
-        <w:rPr>
-          <w:b/>
-        </w:rPr>
-        <w:t xml:space="preserve">近期本機 commits</w:t>
+        <w:t xml:space="preserve">檢舉與反作弊：公開端匿名評論檢舉、後台檢舉列表、檢舉狀態處理、處理管理員與處理備註；新增完整評論時會執行規則式反作弊，命中後自動標記 Suspicious 並保存可疑原因。</w:t>
       </w:r>
     </w:p>
     <w:p>
       <w:r>
-        <w:t xml:space="preserve">cc46d92 新增評論檢舉流程；ae72ee9 新增後台評論審核紀錄；74c9e12 新增後台登入與授權基礎；61b185f 新增後台評論審核 API；e779222 新增中文方法註解。這些可能尚未 push，請先用 git status/log 確認。</w:t>
+        <w:rPr>
+          <w:b/>
+        </w:rPr>
+        <w:t xml:space="preserve">近期本機 commits</w:t>
       </w:r>
     </w:p>
     <w:p>
       <w:r>
-        <w:rPr>
-          <w:b/>
-        </w:rPr>
-        <w:t xml:space="preserve">建置與操作注意事項</w:t>
+        <w:t xml:space="preserve">cc46d92 新增評論檢舉流程；ae72ee9 新增後台評論審核紀錄；74c9e12 新增後台登入與授權基礎；61b185f 新增後台評論審核 API；e779222 新增中文方法註解。這些可能尚未 push，請先用 git status/log 確認。</w:t>
       </w:r>
     </w:p>
     <w:p>
       <w:r>
-        <w:t xml:space="preserve">建置請用單執行緒避免 Windows DLL lock：dotnet build FoodTrust.Api\FoodTrust.Api.csproj --no-restore -m:1；dotnet build FoodTrust.Worker\FoodTrust.Worker.csproj --no-restore -m:1。</w:t>
+        <w:rPr>
+          <w:b/>
+        </w:rPr>
+        <w:t xml:space="preserve">建置與操作注意事項</w:t>
       </w:r>
     </w:p>
     <w:p>
       <w:r>
-        <w:t xml:space="preserve">Git 不一定在 PATH，常用路徑：C:\Users\User\AppData\Local\Fork\gitInstance\2.50.1\cmd\git.exe。</w:t>
+        <w:t xml:space="preserve">建置請用單執行緒避免 Windows DLL lock：dotnet build FoodTrust.Api\FoodTrust.Api.csproj --no-restore -m:1；dotnet build FoodTrust.Worker\FoodTrust.Worker.csproj --no-restore -m:1。</w:t>
       </w:r>
     </w:p>
     <w:p>
       <w:r>
-        <w:t xml:space="preserve">PowerShell Get-Content 可能讓 UTF-8 中文顯示成亂碼；不要直接判定檔案壞掉。讀中文可用 rg 或指定 UTF8。</w:t>
+        <w:t xml:space="preserve">Git 不一定在 PATH，常用路徑：C:\Users\User\AppData\Local\Fork\gitInstance\2.50.1\cmd\git.exe。</w:t>
       </w:r>
     </w:p>
     <w:p>
       <w:r>
-        <w:rPr>
-          <w:b/>
-        </w:rPr>
-        <w:t xml:space="preserve">下一步建議優先順序</w:t>
+        <w:t xml:space="preserve">PowerShell Get-Content 可能讓 UTF-8 中文顯示成亂碼；不要直接判定檔案壞掉。讀中文可用 rg 或指定 UTF8。</w:t>
       </w:r>
     </w:p>
     <w:p>
       <w:r>
-        <w:t xml:space="preserve">1. 後台管理補強：Refresh Token、權限細分、審核紀錄搜尋、批次審核。</w:t>
+        <w:rPr>
+          <w:b/>
+        </w:rPr>
+        <w:t xml:space="preserve">下一步建議優先順序</w:t>
+      </w:r>
+    </w:p>
+    <w:p>
+      <w:r>
+        <w:t xml:space="preserve">1. 後台管理補強：Refresh Token、權限細分、審核紀錄搜尋。</w:t>
       </w:r>
     </w:p>
     <w:p>

--- a/FoodTrust_美食排行網專案規格書.docx
+++ b/FoodTrust_美食排行網專案規格書.docx
@@ -16291,7 +16291,7 @@
     </w:p>
     <w:p>
       <w:r>
-        <w:t xml:space="preserve">部分完成：後台評論審核 API 已支援評論列表查詢、狀態更新、批次狀態更新、可疑標記、刪除標記、審核原因紀錄、操作紀錄查詢、檢舉列表查詢與檢舉處理，且已加入 Admin role JWT 授權保護。尚未實作審核紀錄搜尋。</w:t>
+        <w:t xml:space="preserve">已完成：後台評論審核 API 已支援評論列表查詢、狀態更新、批次狀態更新、可疑標記、刪除標記、審核原因紀錄、操作紀錄查詢、審核紀錄全域搜尋、檢舉列表查詢與檢舉處理，且已加入 Admin role JWT 授權保護。</w:t>
       </w:r>
     </w:p>
     <w:p>
@@ -16366,125 +16366,130 @@
     </w:p>
     <w:p>
       <w:r>
-        <w:t xml:space="preserve">本次建置驗證：dotnet build FoodTrust.Api\FoodTrust.Api.csproj --no-restore -m:1；dotnet build FoodTrust.Worker\FoodTrust.Worker.csproj --no-restore -m:1。</w:t>
+        <w:t xml:space="preserve">已完成：後台審核紀錄搜尋已落地，新增 GET /api/v1/admin/reviews/moderation-logs，支援 reviewId、adminUserId、action、from、to、page、pageSize 篩選。</w:t>
       </w:r>
     </w:p>
     <w:p>
       <w:r>
-        <w:rPr>
-          <w:b/>
-        </w:rPr>
-        <w:t xml:space="preserve">開發接續摘要（給新視窗/新對話快速讀取，2026-05-15）</w:t>
+        <w:t xml:space="preserve">本次建置驗證：dotnet build FoodTrust.Api\FoodTrust.Api.csproj --no-restore -m:1；dotnet build FoodTrust.Worker\FoodTrust.Worker.csproj --no-restore -m:1。</w:t>
       </w:r>
     </w:p>
     <w:p>
       <w:r>
-        <w:t xml:space="preserve">請下一位助理先讀本段，再讀「實作狀態更新」。目前工作目標：依 MVP 優先順序補完 FoodTrust 美食排行網後端，規格書要隨功能同步更新。</w:t>
+        <w:rPr>
+          <w:b/>
+        </w:rPr>
+        <w:t xml:space="preserve">開發接續摘要（給新視窗/新對話快速讀取，2026-05-15）</w:t>
       </w:r>
     </w:p>
     <w:p>
       <w:r>
-        <w:rPr>
-          <w:b/>
-        </w:rPr>
-        <w:t xml:space="preserve">目前專案位置與技術架構</w:t>
+        <w:t xml:space="preserve">請下一位助理先讀本段，再讀「實作狀態更新」。目前工作目標：依 MVP 優先順序補完 FoodTrust 美食排行網後端，規格書要隨功能同步更新。</w:t>
       </w:r>
     </w:p>
     <w:p>
       <w:r>
-        <w:t xml:space="preserve">工作目錄：C:\Users\User\FoodTrust。方案包含 FoodTrust.Api、FoodTrust.Core、FoodTrust.Infrastructure、FoodTrust.Worker。</w:t>
+        <w:rPr>
+          <w:b/>
+        </w:rPr>
+        <w:t xml:space="preserve">目前專案位置與技術架構</w:t>
       </w:r>
     </w:p>
     <w:p>
       <w:r>
-        <w:t xml:space="preserve">架構原則：Core 放 domain/application 介面、模型與 service；Infrastructure 放 Dapper/MySQL repository、migration、外部匯入；Api 放 Controllers、request models、JWT 設定；Worker 放背景匯入。Core 的 interface 由 Infrastructure 實作是正常分層。</w:t>
+        <w:t xml:space="preserve">工作目錄：C:\Users\User\FoodTrust。方案包含 FoodTrust.Api、FoodTrust.Core、FoodTrust.Infrastructure、FoodTrust.Worker。</w:t>
       </w:r>
     </w:p>
     <w:p>
       <w:r>
-        <w:t xml:space="preserve">資料庫使用 MySQL，migration 由 FoodTrust.Infrastructure\Data\DatabaseMigrations.cs 與 DatabaseInitializer 啟動時套用，schema_migrations 記錄版本。</w:t>
+        <w:t xml:space="preserve">架構原則：Core 放 domain/application 介面、模型與 service；Infrastructure 放 Dapper/MySQL repository、migration、外部匯入；Api 放 Controllers、request models、JWT 設定；Worker 放背景匯入。Core 的 interface 由 Infrastructure 實作是正常分層。</w:t>
       </w:r>
     </w:p>
     <w:p>
       <w:r>
-        <w:rPr>
-          <w:b/>
-        </w:rPr>
-        <w:t xml:space="preserve">目前已完成的後端功能</w:t>
+        <w:t xml:space="preserve">資料庫使用 MySQL，migration 由 FoodTrust.Infrastructure\Data\DatabaseMigrations.cs 與 DatabaseInitializer 啟動時套用，schema_migrations 記錄版本。</w:t>
       </w:r>
     </w:p>
     <w:p>
       <w:r>
-        <w:t xml:space="preserve">餐廳：新增、查詢、詳細、更新、狀態更新、FDA 食品業者匯入、來源去重、匯入紀錄查詢。</w:t>
+        <w:rPr>
+          <w:b/>
+        </w:rPr>
+        <w:t xml:space="preserve">目前已完成的後端功能</w:t>
       </w:r>
     </w:p>
     <w:p>
       <w:r>
-        <w:t xml:space="preserve">搜尋/排行：支援 keyword、status、city、district、cuisineType、priceMin、priceMax、minScore、page、pageSize；排序支援 latest、ranking、reviewCount；排行與列表使用 approved/non-suspicious/non-deleted reviews 的 Bayesian 平台分數。</w:t>
+        <w:t xml:space="preserve">餐廳：新增、查詢、詳細、更新、狀態更新、FDA 食品業者匯入、來源去重、匯入紀錄查詢。</w:t>
       </w:r>
     </w:p>
     <w:p>
       <w:r>
-        <w:t xml:space="preserve">評論：五項分數 Taste/Service/Environment/Value/Revisit、平均分、內容、用餐日期、人均消費、用餐型態、同行型態、狀態、可疑/刪除旗標。</w:t>
+        <w:t xml:space="preserve">搜尋/排行：支援 keyword、status、city、district、cuisineType、priceMin、priceMax、minScore、page、pageSize；排序支援 latest、ranking、reviewCount；排行與列表使用 approved/non-suspicious/non-deleted reviews 的 Bayesian 平台分數。</w:t>
       </w:r>
     </w:p>
     <w:p>
       <w:r>
-        <w:t xml:space="preserve">會員/後台：一般會員註冊/登入、User JWT、第一位管理員 bootstrap、PBKDF2 密碼雜湊、Admin JWT、Admin role 授權、評論審核列表、狀態更新、可疑標記、刪除標記、審核原因、操作紀錄查詢。</w:t>
+        <w:t xml:space="preserve">評論：五項分數 Taste/Service/Environment/Value/Revisit、平均分、內容、用餐日期、人均消費、用餐型態、同行型態、狀態、可疑/刪除旗標。</w:t>
       </w:r>
     </w:p>
     <w:p>
       <w:r>
-        <w:t xml:space="preserve">檢舉與反作弊：公開端匿名評論檢舉、後台檢舉列表、檢舉狀態處理、處理管理員與處理備註；新增完整評論時會執行規則式反作弊，命中後自動標記 Suspicious 並保存可疑原因。</w:t>
+        <w:t xml:space="preserve">會員/後台：一般會員註冊/登入、User JWT、第一位管理員 bootstrap、PBKDF2 密碼雜湊、Admin JWT、Admin role 授權、評論審核列表、狀態更新、可疑標記、刪除標記、審核原因、操作紀錄查詢。</w:t>
       </w:r>
     </w:p>
     <w:p>
       <w:r>
-        <w:rPr>
-          <w:b/>
-        </w:rPr>
-        <w:t xml:space="preserve">近期本機 commits</w:t>
+        <w:t xml:space="preserve">檢舉與反作弊：公開端匿名評論檢舉、後台檢舉列表、檢舉狀態處理、處理管理員與處理備註；新增完整評論時會執行規則式反作弊，命中後自動標記 Suspicious 並保存可疑原因。</w:t>
       </w:r>
     </w:p>
     <w:p>
       <w:r>
-        <w:t xml:space="preserve">cc46d92 新增評論檢舉流程；ae72ee9 新增後台評論審核紀錄；74c9e12 新增後台登入與授權基礎；61b185f 新增後台評論審核 API；e779222 新增中文方法註解。這些可能尚未 push，請先用 git status/log 確認。</w:t>
+        <w:rPr>
+          <w:b/>
+        </w:rPr>
+        <w:t xml:space="preserve">近期本機 commits</w:t>
       </w:r>
     </w:p>
     <w:p>
       <w:r>
-        <w:rPr>
-          <w:b/>
-        </w:rPr>
-        <w:t xml:space="preserve">建置與操作注意事項</w:t>
+        <w:t xml:space="preserve">cc46d92 新增評論檢舉流程；ae72ee9 新增後台評論審核紀錄；74c9e12 新增後台登入與授權基礎；61b185f 新增後台評論審核 API；e779222 新增中文方法註解。這些可能尚未 push，請先用 git status/log 確認。</w:t>
       </w:r>
     </w:p>
     <w:p>
       <w:r>
-        <w:t xml:space="preserve">建置請用單執行緒避免 Windows DLL lock：dotnet build FoodTrust.Api\FoodTrust.Api.csproj --no-restore -m:1；dotnet build FoodTrust.Worker\FoodTrust.Worker.csproj --no-restore -m:1。</w:t>
+        <w:rPr>
+          <w:b/>
+        </w:rPr>
+        <w:t xml:space="preserve">建置與操作注意事項</w:t>
       </w:r>
     </w:p>
     <w:p>
       <w:r>
-        <w:t xml:space="preserve">Git 不一定在 PATH，常用路徑：C:\Users\User\AppData\Local\Fork\gitInstance\2.50.1\cmd\git.exe。</w:t>
+        <w:t xml:space="preserve">建置請用單執行緒避免 Windows DLL lock：dotnet build FoodTrust.Api\FoodTrust.Api.csproj --no-restore -m:1；dotnet build FoodTrust.Worker\FoodTrust.Worker.csproj --no-restore -m:1。</w:t>
       </w:r>
     </w:p>
     <w:p>
       <w:r>
-        <w:t xml:space="preserve">PowerShell Get-Content 可能讓 UTF-8 中文顯示成亂碼；不要直接判定檔案壞掉。讀中文可用 rg 或指定 UTF8。</w:t>
+        <w:t xml:space="preserve">Git 不一定在 PATH，常用路徑：C:\Users\User\AppData\Local\Fork\gitInstance\2.50.1\cmd\git.exe。</w:t>
       </w:r>
     </w:p>
     <w:p>
       <w:r>
-        <w:rPr>
-          <w:b/>
-        </w:rPr>
-        <w:t xml:space="preserve">下一步建議優先順序</w:t>
+        <w:t xml:space="preserve">PowerShell Get-Content 可能讓 UTF-8 中文顯示成亂碼；不要直接判定檔案壞掉。讀中文可用 rg 或指定 UTF8。</w:t>
       </w:r>
     </w:p>
     <w:p>
       <w:r>
-        <w:t xml:space="preserve">1. 後台管理補強：Refresh Token、權限細分、審核紀錄搜尋。</w:t>
+        <w:rPr>
+          <w:b/>
+        </w:rPr>
+        <w:t xml:space="preserve">下一步建議優先順序</w:t>
+      </w:r>
+    </w:p>
+    <w:p>
+      <w:r>
+        <w:t xml:space="preserve">1. 後台管理補強：Refresh Token、權限細分。</w:t>
       </w:r>
     </w:p>
     <w:p>

--- a/FoodTrust_美食排行網專案規格書.docx
+++ b/FoodTrust_美食排行網專案規格書.docx
@@ -16311,7 +16311,7 @@
     </w:p>
     <w:p>
       <w:r>
-        <w:t xml:space="preserve">部分完成：後台登入/授權已支援第一位管理員 bootstrap、PBKDF2 密碼雜湊、JWT 登入、Admin API 授權限制、管理員列表、啟用/停用管理員、目前登入管理員改密碼，且審核操作可關聯管理員。尚未實作 Refresh Token 與權限細分。</w:t>
+        <w:t xml:space="preserve">部分完成：後台登入/授權已支援第一位管理員 bootstrap、PBKDF2 密碼雜湊、JWT 登入、Admin Refresh Token 輪替與撤銷、Admin API 授權限制、管理員列表、啟用/停用管理員、目前登入管理員改密碼，且審核操作可關聯管理員。尚未實作權限細分。</w:t>
       </w:r>
     </w:p>
     <w:p>
@@ -16371,125 +16371,130 @@
     </w:p>
     <w:p>
       <w:r>
-        <w:t xml:space="preserve">本次建置驗證：dotnet build FoodTrust.Api\FoodTrust.Api.csproj --no-restore -m:1；dotnet build FoodTrust.Worker\FoodTrust.Worker.csproj --no-restore -m:1。</w:t>
+        <w:t xml:space="preserve">已完成：Admin Refresh Token 已落地，登入會簽發 refresh token，新增 POST /api/v1/admin/auth/refresh 輪替 access/refresh token，以及 POST /api/v1/admin/auth/revoke 撤銷 refresh token。</w:t>
       </w:r>
     </w:p>
     <w:p>
       <w:r>
-        <w:rPr>
-          <w:b/>
-        </w:rPr>
-        <w:t xml:space="preserve">開發接續摘要（給新視窗/新對話快速讀取，2026-05-15）</w:t>
+        <w:t xml:space="preserve">本次建置驗證：dotnet build FoodTrust.Api\FoodTrust.Api.csproj --no-restore -m:1；dotnet build FoodTrust.Worker\FoodTrust.Worker.csproj --no-restore -m:1。</w:t>
       </w:r>
     </w:p>
     <w:p>
       <w:r>
-        <w:t xml:space="preserve">請下一位助理先讀本段，再讀「實作狀態更新」。目前工作目標：依 MVP 優先順序補完 FoodTrust 美食排行網後端，規格書要隨功能同步更新。</w:t>
+        <w:rPr>
+          <w:b/>
+        </w:rPr>
+        <w:t xml:space="preserve">開發接續摘要（給新視窗/新對話快速讀取，2026-05-15）</w:t>
       </w:r>
     </w:p>
     <w:p>
       <w:r>
-        <w:rPr>
-          <w:b/>
-        </w:rPr>
-        <w:t xml:space="preserve">目前專案位置與技術架構</w:t>
+        <w:t xml:space="preserve">請下一位助理先讀本段，再讀「實作狀態更新」。目前工作目標：依 MVP 優先順序補完 FoodTrust 美食排行網後端，規格書要隨功能同步更新。</w:t>
       </w:r>
     </w:p>
     <w:p>
       <w:r>
-        <w:t xml:space="preserve">工作目錄：C:\Users\User\FoodTrust。方案包含 FoodTrust.Api、FoodTrust.Core、FoodTrust.Infrastructure、FoodTrust.Worker。</w:t>
+        <w:rPr>
+          <w:b/>
+        </w:rPr>
+        <w:t xml:space="preserve">目前專案位置與技術架構</w:t>
       </w:r>
     </w:p>
     <w:p>
       <w:r>
-        <w:t xml:space="preserve">架構原則：Core 放 domain/application 介面、模型與 service；Infrastructure 放 Dapper/MySQL repository、migration、外部匯入；Api 放 Controllers、request models、JWT 設定；Worker 放背景匯入。Core 的 interface 由 Infrastructure 實作是正常分層。</w:t>
+        <w:t xml:space="preserve">工作目錄：C:\Users\User\FoodTrust。方案包含 FoodTrust.Api、FoodTrust.Core、FoodTrust.Infrastructure、FoodTrust.Worker。</w:t>
       </w:r>
     </w:p>
     <w:p>
       <w:r>
-        <w:t xml:space="preserve">資料庫使用 MySQL，migration 由 FoodTrust.Infrastructure\Data\DatabaseMigrations.cs 與 DatabaseInitializer 啟動時套用，schema_migrations 記錄版本。</w:t>
+        <w:t xml:space="preserve">架構原則：Core 放 domain/application 介面、模型與 service；Infrastructure 放 Dapper/MySQL repository、migration、外部匯入；Api 放 Controllers、request models、JWT 設定；Worker 放背景匯入。Core 的 interface 由 Infrastructure 實作是正常分層。</w:t>
       </w:r>
     </w:p>
     <w:p>
       <w:r>
-        <w:rPr>
-          <w:b/>
-        </w:rPr>
-        <w:t xml:space="preserve">目前已完成的後端功能</w:t>
+        <w:t xml:space="preserve">資料庫使用 MySQL，migration 由 FoodTrust.Infrastructure\Data\DatabaseMigrations.cs 與 DatabaseInitializer 啟動時套用，schema_migrations 記錄版本。</w:t>
       </w:r>
     </w:p>
     <w:p>
       <w:r>
-        <w:t xml:space="preserve">餐廳：新增、查詢、詳細、更新、狀態更新、FDA 食品業者匯入、來源去重、匯入紀錄查詢。</w:t>
+        <w:rPr>
+          <w:b/>
+        </w:rPr>
+        <w:t xml:space="preserve">目前已完成的後端功能</w:t>
       </w:r>
     </w:p>
     <w:p>
       <w:r>
-        <w:t xml:space="preserve">搜尋/排行：支援 keyword、status、city、district、cuisineType、priceMin、priceMax、minScore、page、pageSize；排序支援 latest、ranking、reviewCount；排行與列表使用 approved/non-suspicious/non-deleted reviews 的 Bayesian 平台分數。</w:t>
+        <w:t xml:space="preserve">餐廳：新增、查詢、詳細、更新、狀態更新、FDA 食品業者匯入、來源去重、匯入紀錄查詢。</w:t>
       </w:r>
     </w:p>
     <w:p>
       <w:r>
-        <w:t xml:space="preserve">評論：五項分數 Taste/Service/Environment/Value/Revisit、平均分、內容、用餐日期、人均消費、用餐型態、同行型態、狀態、可疑/刪除旗標。</w:t>
+        <w:t xml:space="preserve">搜尋/排行：支援 keyword、status、city、district、cuisineType、priceMin、priceMax、minScore、page、pageSize；排序支援 latest、ranking、reviewCount；排行與列表使用 approved/non-suspicious/non-deleted reviews 的 Bayesian 平台分數。</w:t>
       </w:r>
     </w:p>
     <w:p>
       <w:r>
-        <w:t xml:space="preserve">會員/後台：一般會員註冊/登入、User JWT、第一位管理員 bootstrap、PBKDF2 密碼雜湊、Admin JWT、Admin role 授權、評論審核列表、狀態更新、可疑標記、刪除標記、審核原因、操作紀錄查詢。</w:t>
+        <w:t xml:space="preserve">評論：五項分數 Taste/Service/Environment/Value/Revisit、平均分、內容、用餐日期、人均消費、用餐型態、同行型態、狀態、可疑/刪除旗標。</w:t>
       </w:r>
     </w:p>
     <w:p>
       <w:r>
-        <w:t xml:space="preserve">檢舉與反作弊：公開端匿名評論檢舉、後台檢舉列表、檢舉狀態處理、處理管理員與處理備註；新增完整評論時會執行規則式反作弊，命中後自動標記 Suspicious 並保存可疑原因。</w:t>
+        <w:t xml:space="preserve">會員/後台：一般會員註冊/登入、User JWT、第一位管理員 bootstrap、PBKDF2 密碼雜湊、Admin JWT、Admin role 授權、評論審核列表、狀態更新、可疑標記、刪除標記、審核原因、操作紀錄查詢。</w:t>
       </w:r>
     </w:p>
     <w:p>
       <w:r>
-        <w:rPr>
-          <w:b/>
-        </w:rPr>
-        <w:t xml:space="preserve">近期本機 commits</w:t>
+        <w:t xml:space="preserve">檢舉與反作弊：公開端匿名評論檢舉、後台檢舉列表、檢舉狀態處理、處理管理員與處理備註；新增完整評論時會執行規則式反作弊，命中後自動標記 Suspicious 並保存可疑原因。</w:t>
       </w:r>
     </w:p>
     <w:p>
       <w:r>
-        <w:t xml:space="preserve">cc46d92 新增評論檢舉流程；ae72ee9 新增後台評論審核紀錄；74c9e12 新增後台登入與授權基礎；61b185f 新增後台評論審核 API；e779222 新增中文方法註解。這些可能尚未 push，請先用 git status/log 確認。</w:t>
+        <w:rPr>
+          <w:b/>
+        </w:rPr>
+        <w:t xml:space="preserve">近期本機 commits</w:t>
       </w:r>
     </w:p>
     <w:p>
       <w:r>
-        <w:rPr>
-          <w:b/>
-        </w:rPr>
-        <w:t xml:space="preserve">建置與操作注意事項</w:t>
+        <w:t xml:space="preserve">cc46d92 新增評論檢舉流程；ae72ee9 新增後台評論審核紀錄；74c9e12 新增後台登入與授權基礎；61b185f 新增後台評論審核 API；e779222 新增中文方法註解。這些可能尚未 push，請先用 git status/log 確認。</w:t>
       </w:r>
     </w:p>
     <w:p>
       <w:r>
-        <w:t xml:space="preserve">建置請用單執行緒避免 Windows DLL lock：dotnet build FoodTrust.Api\FoodTrust.Api.csproj --no-restore -m:1；dotnet build FoodTrust.Worker\FoodTrust.Worker.csproj --no-restore -m:1。</w:t>
+        <w:rPr>
+          <w:b/>
+        </w:rPr>
+        <w:t xml:space="preserve">建置與操作注意事項</w:t>
       </w:r>
     </w:p>
     <w:p>
       <w:r>
-        <w:t xml:space="preserve">Git 不一定在 PATH，常用路徑：C:\Users\User\AppData\Local\Fork\gitInstance\2.50.1\cmd\git.exe。</w:t>
+        <w:t xml:space="preserve">建置請用單執行緒避免 Windows DLL lock：dotnet build FoodTrust.Api\FoodTrust.Api.csproj --no-restore -m:1；dotnet build FoodTrust.Worker\FoodTrust.Worker.csproj --no-restore -m:1。</w:t>
       </w:r>
     </w:p>
     <w:p>
       <w:r>
-        <w:t xml:space="preserve">PowerShell Get-Content 可能讓 UTF-8 中文顯示成亂碼；不要直接判定檔案壞掉。讀中文可用 rg 或指定 UTF8。</w:t>
+        <w:t xml:space="preserve">Git 不一定在 PATH，常用路徑：C:\Users\User\AppData\Local\Fork\gitInstance\2.50.1\cmd\git.exe。</w:t>
       </w:r>
     </w:p>
     <w:p>
       <w:r>
-        <w:rPr>
-          <w:b/>
-        </w:rPr>
-        <w:t xml:space="preserve">下一步建議優先順序</w:t>
+        <w:t xml:space="preserve">PowerShell Get-Content 可能讓 UTF-8 中文顯示成亂碼；不要直接判定檔案壞掉。讀中文可用 rg 或指定 UTF8。</w:t>
       </w:r>
     </w:p>
     <w:p>
       <w:r>
-        <w:t xml:space="preserve">1. 後台管理補強：Refresh Token、權限細分。</w:t>
+        <w:rPr>
+          <w:b/>
+        </w:rPr>
+        <w:t xml:space="preserve">下一步建議優先順序</w:t>
+      </w:r>
+    </w:p>
+    <w:p>
+      <w:r>
+        <w:t xml:space="preserve">1. 後台管理補強：權限細分。</w:t>
       </w:r>
     </w:p>
     <w:p>

--- a/FoodTrust_美食排行網專案規格書.docx
+++ b/FoodTrust_美食排行網專案規格書.docx
@@ -16311,7 +16311,7 @@
     </w:p>
     <w:p>
       <w:r>
-        <w:t xml:space="preserve">部分完成：後台登入/授權已支援第一位管理員 bootstrap、PBKDF2 密碼雜湊、JWT 登入、Admin Refresh Token 輪替與撤銷、Admin API 授權限制、管理員列表、啟用/停用管理員、目前登入管理員改密碼，且審核操作可關聯管理員。尚未實作權限細分。</w:t>
+        <w:t xml:space="preserve">已完成：後台登入/授權已支援第一位管理員 bootstrap、PBKDF2 密碼雜湊、JWT 登入、Admin Refresh Token 輪替與撤銷、Admin API 授權限制、管理員列表、啟用/停用管理員、目前登入管理員改密碼、角色更新與 ReviewModerator 權限細分，且審核操作可關聯管理員。</w:t>
       </w:r>
     </w:p>
     <w:p>
@@ -16376,130 +16376,135 @@
     </w:p>
     <w:p>
       <w:r>
-        <w:t xml:space="preserve">本次建置驗證：dotnet build FoodTrust.Api\FoodTrust.Api.csproj --no-restore -m:1；dotnet build FoodTrust.Worker\FoodTrust.Worker.csproj --no-restore -m:1。</w:t>
+        <w:t xml:space="preserve">已完成：後台權限細分已落地，新增 ReviewModerator 角色與 Admin.ReviewModeration policy，評論審核/檢舉 API 開放 Admin 或 ReviewModerator 使用，管理員管理仍限 Admin，並新增 PATCH /api/v1/admin/users/{id}/role 更新角色。</w:t>
       </w:r>
     </w:p>
     <w:p>
       <w:r>
-        <w:rPr>
-          <w:b/>
-        </w:rPr>
-        <w:t xml:space="preserve">開發接續摘要（給新視窗/新對話快速讀取，2026-05-15）</w:t>
+        <w:t xml:space="preserve">本次建置驗證：dotnet build FoodTrust.Api\FoodTrust.Api.csproj --no-restore -m:1；dotnet build FoodTrust.Worker\FoodTrust.Worker.csproj --no-restore -m:1。</w:t>
       </w:r>
     </w:p>
     <w:p>
       <w:r>
-        <w:t xml:space="preserve">請下一位助理先讀本段，再讀「實作狀態更新」。目前工作目標：依 MVP 優先順序補完 FoodTrust 美食排行網後端，規格書要隨功能同步更新。</w:t>
+        <w:rPr>
+          <w:b/>
+        </w:rPr>
+        <w:t xml:space="preserve">開發接續摘要（給新視窗/新對話快速讀取，2026-05-15）</w:t>
       </w:r>
     </w:p>
     <w:p>
       <w:r>
-        <w:rPr>
-          <w:b/>
-        </w:rPr>
-        <w:t xml:space="preserve">目前專案位置與技術架構</w:t>
+        <w:t xml:space="preserve">請下一位助理先讀本段，再讀「實作狀態更新」。目前工作目標：依 MVP 優先順序補完 FoodTrust 美食排行網後端，規格書要隨功能同步更新。</w:t>
       </w:r>
     </w:p>
     <w:p>
       <w:r>
-        <w:t xml:space="preserve">工作目錄：C:\Users\User\FoodTrust。方案包含 FoodTrust.Api、FoodTrust.Core、FoodTrust.Infrastructure、FoodTrust.Worker。</w:t>
+        <w:rPr>
+          <w:b/>
+        </w:rPr>
+        <w:t xml:space="preserve">目前專案位置與技術架構</w:t>
       </w:r>
     </w:p>
     <w:p>
       <w:r>
-        <w:t xml:space="preserve">架構原則：Core 放 domain/application 介面、模型與 service；Infrastructure 放 Dapper/MySQL repository、migration、外部匯入；Api 放 Controllers、request models、JWT 設定；Worker 放背景匯入。Core 的 interface 由 Infrastructure 實作是正常分層。</w:t>
+        <w:t xml:space="preserve">工作目錄：C:\Users\User\FoodTrust。方案包含 FoodTrust.Api、FoodTrust.Core、FoodTrust.Infrastructure、FoodTrust.Worker。</w:t>
       </w:r>
     </w:p>
     <w:p>
       <w:r>
-        <w:t xml:space="preserve">資料庫使用 MySQL，migration 由 FoodTrust.Infrastructure\Data\DatabaseMigrations.cs 與 DatabaseInitializer 啟動時套用，schema_migrations 記錄版本。</w:t>
+        <w:t xml:space="preserve">架構原則：Core 放 domain/application 介面、模型與 service；Infrastructure 放 Dapper/MySQL repository、migration、外部匯入；Api 放 Controllers、request models、JWT 設定；Worker 放背景匯入。Core 的 interface 由 Infrastructure 實作是正常分層。</w:t>
       </w:r>
     </w:p>
     <w:p>
       <w:r>
-        <w:rPr>
-          <w:b/>
-        </w:rPr>
-        <w:t xml:space="preserve">目前已完成的後端功能</w:t>
+        <w:t xml:space="preserve">資料庫使用 MySQL，migration 由 FoodTrust.Infrastructure\Data\DatabaseMigrations.cs 與 DatabaseInitializer 啟動時套用，schema_migrations 記錄版本。</w:t>
       </w:r>
     </w:p>
     <w:p>
       <w:r>
-        <w:t xml:space="preserve">餐廳：新增、查詢、詳細、更新、狀態更新、FDA 食品業者匯入、來源去重、匯入紀錄查詢。</w:t>
+        <w:rPr>
+          <w:b/>
+        </w:rPr>
+        <w:t xml:space="preserve">目前已完成的後端功能</w:t>
       </w:r>
     </w:p>
     <w:p>
       <w:r>
-        <w:t xml:space="preserve">搜尋/排行：支援 keyword、status、city、district、cuisineType、priceMin、priceMax、minScore、page、pageSize；排序支援 latest、ranking、reviewCount；排行與列表使用 approved/non-suspicious/non-deleted reviews 的 Bayesian 平台分數。</w:t>
+        <w:t xml:space="preserve">餐廳：新增、查詢、詳細、更新、狀態更新、FDA 食品業者匯入、來源去重、匯入紀錄查詢。</w:t>
       </w:r>
     </w:p>
     <w:p>
       <w:r>
-        <w:t xml:space="preserve">評論：五項分數 Taste/Service/Environment/Value/Revisit、平均分、內容、用餐日期、人均消費、用餐型態、同行型態、狀態、可疑/刪除旗標。</w:t>
+        <w:t xml:space="preserve">搜尋/排行：支援 keyword、status、city、district、cuisineType、priceMin、priceMax、minScore、page、pageSize；排序支援 latest、ranking、reviewCount；排行與列表使用 approved/non-suspicious/non-deleted reviews 的 Bayesian 平台分數。</w:t>
       </w:r>
     </w:p>
     <w:p>
       <w:r>
-        <w:t xml:space="preserve">會員/後台：一般會員註冊/登入、User JWT、第一位管理員 bootstrap、PBKDF2 密碼雜湊、Admin JWT、Admin role 授權、評論審核列表、狀態更新、可疑標記、刪除標記、審核原因、操作紀錄查詢。</w:t>
+        <w:t xml:space="preserve">評論：五項分數 Taste/Service/Environment/Value/Revisit、平均分、內容、用餐日期、人均消費、用餐型態、同行型態、狀態、可疑/刪除旗標。</w:t>
       </w:r>
     </w:p>
     <w:p>
       <w:r>
-        <w:t xml:space="preserve">檢舉與反作弊：公開端匿名評論檢舉、後台檢舉列表、檢舉狀態處理、處理管理員與處理備註；新增完整評論時會執行規則式反作弊，命中後自動標記 Suspicious 並保存可疑原因。</w:t>
+        <w:t xml:space="preserve">會員/後台：一般會員註冊/登入、User JWT、第一位管理員 bootstrap、PBKDF2 密碼雜湊、Admin JWT、Admin role 授權、評論審核列表、狀態更新、可疑標記、刪除標記、審核原因、操作紀錄查詢。</w:t>
       </w:r>
     </w:p>
     <w:p>
       <w:r>
-        <w:rPr>
-          <w:b/>
-        </w:rPr>
-        <w:t xml:space="preserve">近期本機 commits</w:t>
+        <w:t xml:space="preserve">檢舉與反作弊：公開端匿名評論檢舉、後台檢舉列表、檢舉狀態處理、處理管理員與處理備註；新增完整評論時會執行規則式反作弊，命中後自動標記 Suspicious 並保存可疑原因。</w:t>
       </w:r>
     </w:p>
     <w:p>
       <w:r>
-        <w:t xml:space="preserve">cc46d92 新增評論檢舉流程；ae72ee9 新增後台評論審核紀錄；74c9e12 新增後台登入與授權基礎；61b185f 新增後台評論審核 API；e779222 新增中文方法註解。這些可能尚未 push，請先用 git status/log 確認。</w:t>
+        <w:rPr>
+          <w:b/>
+        </w:rPr>
+        <w:t xml:space="preserve">近期本機 commits</w:t>
       </w:r>
     </w:p>
     <w:p>
       <w:r>
-        <w:rPr>
-          <w:b/>
-        </w:rPr>
-        <w:t xml:space="preserve">建置與操作注意事項</w:t>
+        <w:t xml:space="preserve">cc46d92 新增評論檢舉流程；ae72ee9 新增後台評論審核紀錄；74c9e12 新增後台登入與授權基礎；61b185f 新增後台評論審核 API；e779222 新增中文方法註解。這些可能尚未 push，請先用 git status/log 確認。</w:t>
       </w:r>
     </w:p>
     <w:p>
       <w:r>
-        <w:t xml:space="preserve">建置請用單執行緒避免 Windows DLL lock：dotnet build FoodTrust.Api\FoodTrust.Api.csproj --no-restore -m:1；dotnet build FoodTrust.Worker\FoodTrust.Worker.csproj --no-restore -m:1。</w:t>
+        <w:rPr>
+          <w:b/>
+        </w:rPr>
+        <w:t xml:space="preserve">建置與操作注意事項</w:t>
       </w:r>
     </w:p>
     <w:p>
       <w:r>
-        <w:t xml:space="preserve">Git 不一定在 PATH，常用路徑：C:\Users\User\AppData\Local\Fork\gitInstance\2.50.1\cmd\git.exe。</w:t>
+        <w:t xml:space="preserve">建置請用單執行緒避免 Windows DLL lock：dotnet build FoodTrust.Api\FoodTrust.Api.csproj --no-restore -m:1；dotnet build FoodTrust.Worker\FoodTrust.Worker.csproj --no-restore -m:1。</w:t>
       </w:r>
     </w:p>
     <w:p>
       <w:r>
-        <w:t xml:space="preserve">PowerShell Get-Content 可能讓 UTF-8 中文顯示成亂碼；不要直接判定檔案壞掉。讀中文可用 rg 或指定 UTF8。</w:t>
+        <w:t xml:space="preserve">Git 不一定在 PATH，常用路徑：C:\Users\User\AppData\Local\Fork\gitInstance\2.50.1\cmd\git.exe。</w:t>
       </w:r>
     </w:p>
     <w:p>
       <w:r>
-        <w:rPr>
-          <w:b/>
-        </w:rPr>
-        <w:t xml:space="preserve">下一步建議優先順序</w:t>
+        <w:t xml:space="preserve">PowerShell Get-Content 可能讓 UTF-8 中文顯示成亂碼；不要直接判定檔案壞掉。讀中文可用 rg 或指定 UTF8。</w:t>
       </w:r>
     </w:p>
     <w:p>
       <w:r>
-        <w:t xml:space="preserve">1. 後台管理補強：權限細分。</w:t>
+        <w:rPr>
+          <w:b/>
+        </w:rPr>
+        <w:t xml:space="preserve">下一步建議優先順序</w:t>
       </w:r>
     </w:p>
     <w:p>
       <w:r>
-        <w:t xml:space="preserve">2. 排行收藏訊號整合：將 favorite_restaurants 統計納入餐廳列表與排行榜，補上 FavoriteScore 權重。</w:t>
+        <w:t xml:space="preserve">1. 排行收藏訊號整合：將 favorite_restaurants 統計納入餐廳列表與排行榜，補上 FavoriteScore 權重。</w:t>
+      </w:r>
+    </w:p>
+    <w:p>
+      <w:r>
+        <w:t xml:space="preserve">2. 產品功能後續：照片上傳、地圖/距離搜尋、Typesense、Redis、Next.js 前台、SEO 頁面、商家認領。</w:t>
       </w:r>
     </w:p>
     <w:p>

--- a/FoodTrust_美食排行網專案規格書.docx
+++ b/FoodTrust_美食排行網專案規格書.docx
@@ -16281,7 +16281,7 @@
     </w:p>
     <w:p>
       <w:r>
-        <w:t xml:space="preserve">部分完成：餐廳排序已支援 latest、ranking、reviewCount；排行榜與列表排序已使用 approved / non-suspicious / non-deleted reviews 的 Bayesian 平台分數。尚未納入收藏數、照片品質、近期熱度與使用者權重。</w:t>
+        <w:t xml:space="preserve">部分完成：餐廳排序已支援 latest、ranking、reviewCount、favoriteCount；排行榜與列表排序已使用 approved / non-suspicious / non-deleted reviews 的 Bayesian 平台分數，並納入收藏數 FavoriteScore 訊號。尚未納入照片品質、近期熱度與使用者權重。</w:t>
       </w:r>
     </w:p>
     <w:p>
@@ -16381,130 +16381,135 @@
     </w:p>
     <w:p>
       <w:r>
-        <w:t xml:space="preserve">本次建置驗證：dotnet build FoodTrust.Api\FoodTrust.Api.csproj --no-restore -m:1；dotnet build FoodTrust.Worker\FoodTrust.Worker.csproj --no-restore -m:1。</w:t>
+        <w:t xml:space="preserve">已完成：排行收藏訊號整合已落地，餐廳列表與排行榜回傳 favoriteCount，列表支援 sortBy=favoriteCount，排行榜分數納入 FavoriteScore 5% 權重。</w:t>
       </w:r>
     </w:p>
     <w:p>
       <w:r>
-        <w:rPr>
-          <w:b/>
-        </w:rPr>
-        <w:t xml:space="preserve">開發接續摘要（給新視窗/新對話快速讀取，2026-05-15）</w:t>
+        <w:t xml:space="preserve">本次建置驗證：dotnet build FoodTrust.Api\FoodTrust.Api.csproj --no-restore -m:1；dotnet build FoodTrust.Worker\FoodTrust.Worker.csproj --no-restore -m:1。</w:t>
       </w:r>
     </w:p>
     <w:p>
       <w:r>
-        <w:t xml:space="preserve">請下一位助理先讀本段，再讀「實作狀態更新」。目前工作目標：依 MVP 優先順序補完 FoodTrust 美食排行網後端，規格書要隨功能同步更新。</w:t>
+        <w:rPr>
+          <w:b/>
+        </w:rPr>
+        <w:t xml:space="preserve">開發接續摘要（給新視窗/新對話快速讀取，2026-05-15）</w:t>
       </w:r>
     </w:p>
     <w:p>
       <w:r>
-        <w:rPr>
-          <w:b/>
-        </w:rPr>
-        <w:t xml:space="preserve">目前專案位置與技術架構</w:t>
+        <w:t xml:space="preserve">請下一位助理先讀本段，再讀「實作狀態更新」。目前工作目標：依 MVP 優先順序補完 FoodTrust 美食排行網後端，規格書要隨功能同步更新。</w:t>
       </w:r>
     </w:p>
     <w:p>
       <w:r>
-        <w:t xml:space="preserve">工作目錄：C:\Users\User\FoodTrust。方案包含 FoodTrust.Api、FoodTrust.Core、FoodTrust.Infrastructure、FoodTrust.Worker。</w:t>
+        <w:rPr>
+          <w:b/>
+        </w:rPr>
+        <w:t xml:space="preserve">目前專案位置與技術架構</w:t>
       </w:r>
     </w:p>
     <w:p>
       <w:r>
-        <w:t xml:space="preserve">架構原則：Core 放 domain/application 介面、模型與 service；Infrastructure 放 Dapper/MySQL repository、migration、外部匯入；Api 放 Controllers、request models、JWT 設定；Worker 放背景匯入。Core 的 interface 由 Infrastructure 實作是正常分層。</w:t>
+        <w:t xml:space="preserve">工作目錄：C:\Users\User\FoodTrust。方案包含 FoodTrust.Api、FoodTrust.Core、FoodTrust.Infrastructure、FoodTrust.Worker。</w:t>
       </w:r>
     </w:p>
     <w:p>
       <w:r>
-        <w:t xml:space="preserve">資料庫使用 MySQL，migration 由 FoodTrust.Infrastructure\Data\DatabaseMigrations.cs 與 DatabaseInitializer 啟動時套用，schema_migrations 記錄版本。</w:t>
+        <w:t xml:space="preserve">架構原則：Core 放 domain/application 介面、模型與 service；Infrastructure 放 Dapper/MySQL repository、migration、外部匯入；Api 放 Controllers、request models、JWT 設定；Worker 放背景匯入。Core 的 interface 由 Infrastructure 實作是正常分層。</w:t>
       </w:r>
     </w:p>
     <w:p>
       <w:r>
-        <w:rPr>
-          <w:b/>
-        </w:rPr>
-        <w:t xml:space="preserve">目前已完成的後端功能</w:t>
+        <w:t xml:space="preserve">資料庫使用 MySQL，migration 由 FoodTrust.Infrastructure\Data\DatabaseMigrations.cs 與 DatabaseInitializer 啟動時套用，schema_migrations 記錄版本。</w:t>
       </w:r>
     </w:p>
     <w:p>
       <w:r>
-        <w:t xml:space="preserve">餐廳：新增、查詢、詳細、更新、狀態更新、FDA 食品業者匯入、來源去重、匯入紀錄查詢。</w:t>
+        <w:rPr>
+          <w:b/>
+        </w:rPr>
+        <w:t xml:space="preserve">目前已完成的後端功能</w:t>
       </w:r>
     </w:p>
     <w:p>
       <w:r>
-        <w:t xml:space="preserve">搜尋/排行：支援 keyword、status、city、district、cuisineType、priceMin、priceMax、minScore、page、pageSize；排序支援 latest、ranking、reviewCount；排行與列表使用 approved/non-suspicious/non-deleted reviews 的 Bayesian 平台分數。</w:t>
+        <w:t xml:space="preserve">餐廳：新增、查詢、詳細、更新、狀態更新、FDA 食品業者匯入、來源去重、匯入紀錄查詢。</w:t>
       </w:r>
     </w:p>
     <w:p>
       <w:r>
-        <w:t xml:space="preserve">評論：五項分數 Taste/Service/Environment/Value/Revisit、平均分、內容、用餐日期、人均消費、用餐型態、同行型態、狀態、可疑/刪除旗標。</w:t>
+        <w:t xml:space="preserve">搜尋/排行：支援 keyword、status、city、district、cuisineType、priceMin、priceMax、minScore、page、pageSize；排序支援 latest、ranking、reviewCount；排行與列表使用 approved/non-suspicious/non-deleted reviews 的 Bayesian 平台分數。</w:t>
       </w:r>
     </w:p>
     <w:p>
       <w:r>
-        <w:t xml:space="preserve">會員/後台：一般會員註冊/登入、User JWT、第一位管理員 bootstrap、PBKDF2 密碼雜湊、Admin JWT、Admin role 授權、評論審核列表、狀態更新、可疑標記、刪除標記、審核原因、操作紀錄查詢。</w:t>
+        <w:t xml:space="preserve">評論：五項分數 Taste/Service/Environment/Value/Revisit、平均分、內容、用餐日期、人均消費、用餐型態、同行型態、狀態、可疑/刪除旗標。</w:t>
       </w:r>
     </w:p>
     <w:p>
       <w:r>
-        <w:t xml:space="preserve">檢舉與反作弊：公開端匿名評論檢舉、後台檢舉列表、檢舉狀態處理、處理管理員與處理備註；新增完整評論時會執行規則式反作弊，命中後自動標記 Suspicious 並保存可疑原因。</w:t>
+        <w:t xml:space="preserve">會員/後台：一般會員註冊/登入、User JWT、第一位管理員 bootstrap、PBKDF2 密碼雜湊、Admin JWT、Admin role 授權、評論審核列表、狀態更新、可疑標記、刪除標記、審核原因、操作紀錄查詢。</w:t>
       </w:r>
     </w:p>
     <w:p>
       <w:r>
-        <w:rPr>
-          <w:b/>
-        </w:rPr>
-        <w:t xml:space="preserve">近期本機 commits</w:t>
+        <w:t xml:space="preserve">檢舉與反作弊：公開端匿名評論檢舉、後台檢舉列表、檢舉狀態處理、處理管理員與處理備註；新增完整評論時會執行規則式反作弊，命中後自動標記 Suspicious 並保存可疑原因。</w:t>
       </w:r>
     </w:p>
     <w:p>
       <w:r>
-        <w:t xml:space="preserve">cc46d92 新增評論檢舉流程；ae72ee9 新增後台評論審核紀錄；74c9e12 新增後台登入與授權基礎；61b185f 新增後台評論審核 API；e779222 新增中文方法註解。這些可能尚未 push，請先用 git status/log 確認。</w:t>
+        <w:rPr>
+          <w:b/>
+        </w:rPr>
+        <w:t xml:space="preserve">近期本機 commits</w:t>
       </w:r>
     </w:p>
     <w:p>
       <w:r>
-        <w:rPr>
-          <w:b/>
-        </w:rPr>
-        <w:t xml:space="preserve">建置與操作注意事項</w:t>
+        <w:t xml:space="preserve">cc46d92 新增評論檢舉流程；ae72ee9 新增後台評論審核紀錄；74c9e12 新增後台登入與授權基礎；61b185f 新增後台評論審核 API；e779222 新增中文方法註解。這些可能尚未 push，請先用 git status/log 確認。</w:t>
       </w:r>
     </w:p>
     <w:p>
       <w:r>
-        <w:t xml:space="preserve">建置請用單執行緒避免 Windows DLL lock：dotnet build FoodTrust.Api\FoodTrust.Api.csproj --no-restore -m:1；dotnet build FoodTrust.Worker\FoodTrust.Worker.csproj --no-restore -m:1。</w:t>
+        <w:rPr>
+          <w:b/>
+        </w:rPr>
+        <w:t xml:space="preserve">建置與操作注意事項</w:t>
       </w:r>
     </w:p>
     <w:p>
       <w:r>
-        <w:t xml:space="preserve">Git 不一定在 PATH，常用路徑：C:\Users\User\AppData\Local\Fork\gitInstance\2.50.1\cmd\git.exe。</w:t>
+        <w:t xml:space="preserve">建置請用單執行緒避免 Windows DLL lock：dotnet build FoodTrust.Api\FoodTrust.Api.csproj --no-restore -m:1；dotnet build FoodTrust.Worker\FoodTrust.Worker.csproj --no-restore -m:1。</w:t>
       </w:r>
     </w:p>
     <w:p>
       <w:r>
-        <w:t xml:space="preserve">PowerShell Get-Content 可能讓 UTF-8 中文顯示成亂碼；不要直接判定檔案壞掉。讀中文可用 rg 或指定 UTF8。</w:t>
+        <w:t xml:space="preserve">Git 不一定在 PATH，常用路徑：C:\Users\User\AppData\Local\Fork\gitInstance\2.50.1\cmd\git.exe。</w:t>
       </w:r>
     </w:p>
     <w:p>
       <w:r>
-        <w:rPr>
-          <w:b/>
-        </w:rPr>
-        <w:t xml:space="preserve">下一步建議優先順序</w:t>
+        <w:t xml:space="preserve">PowerShell Get-Content 可能讓 UTF-8 中文顯示成亂碼；不要直接判定檔案壞掉。讀中文可用 rg 或指定 UTF8。</w:t>
       </w:r>
     </w:p>
     <w:p>
       <w:r>
-        <w:t xml:space="preserve">1. 排行收藏訊號整合：將 favorite_restaurants 統計納入餐廳列表與排行榜，補上 FavoriteScore 權重。</w:t>
+        <w:rPr>
+          <w:b/>
+        </w:rPr>
+        <w:t xml:space="preserve">下一步建議優先順序</w:t>
       </w:r>
     </w:p>
     <w:p>
       <w:r>
-        <w:t xml:space="preserve">2. 產品功能後續：照片上傳、地圖/距離搜尋、Typesense、Redis、Next.js 前台、SEO 頁面、商家認領。</w:t>
+        <w:t xml:space="preserve">1. 產品功能後續：照片上傳、地圖/距離搜尋、Typesense、Redis、Next.js 前台、SEO 頁面、商家認領。</w:t>
+      </w:r>
+    </w:p>
+    <w:p>
+      <w:r>
+        <w:t xml:space="preserve">2. 前端 MVP：在後端核心流程穩定後，開始規劃 Next.js 前台餐廳列表、詳細頁、排行與會員互動。</w:t>
       </w:r>
     </w:p>
     <w:p>

--- a/FoodTrust_美食排行網專案規格書.docx
+++ b/FoodTrust_美食排行網專案規格書.docx
@@ -16316,90 +16316,87 @@
     </w:p>
     <w:p>
       <w:r>
-        <w:t xml:space="preserve">仍未完成：Next.js 前台、照片上傳、地圖/距離搜尋、Typesense、Redis、商家認領、SEO 頁面。</w:t>
+        <w:t xml:space="preserve">部分完成：Next.js 前台 FoodTrust.Web 已建立，支援首頁、餐廳列表、餐廳詳細、登入、註冊、我的收藏、收藏操作與新增評論的第一版流程。</w:t>
       </w:r>
     </w:p>
     <w:p>
       <w:r>
-        <w:t xml:space="preserve">本次建置驗證：dotnet build FoodTrust.Api\\FoodTrust.Api.csproj --no-restore -m:1；dotnet build FoodTrust.Worker\\FoodTrust.Worker.csproj --no-restore -m:1。</w:t>
+        <w:t xml:space="preserve">仍未完成：照片上傳、地圖/距離搜尋、Typesense、Redis、商家認領、SEO 頁面。</w:t>
       </w:r>
     </w:p>
     <w:p>
       <w:r>
-        <w:t xml:space="preserve">實作狀態更新（2026-05-18）</w:t>
+        <w:t xml:space="preserve">本次建置驗證：dotnet build FoodTrust.Api\\FoodTrust.Api.csproj --no-restore -m:1；dotnet build FoodTrust.Worker\\FoodTrust.Worker.csproj --no-restore -m:1。</w:t>
       </w:r>
     </w:p>
     <w:p>
       <w:r>
-        <w:t xml:space="preserve">已完成：登入會員新增評論會套用 User role JWT 授權，從 ClaimTypes.NameIdentifier 寫入 restaurant_reviews.user_id。</w:t>
+        <w:t xml:space="preserve">實作狀態更新（2026-05-18）</w:t>
       </w:r>
     </w:p>
     <w:p>
       <w:r>
-        <w:t xml:space="preserve">已完成：新增同會員同餐廳 30 天內不可重複新增評論的服務層檢查，避免重複評論進入評分資料。</w:t>
+        <w:t xml:space="preserve">已完成：登入會員新增評論會套用 User role JWT 授權，從 ClaimTypes.NameIdentifier 寫入 restaurant_reviews.user_id。</w:t>
       </w:r>
     </w:p>
     <w:p>
       <w:r>
-        <w:t xml:space="preserve">已完成：JWT 驗證設定改為同時接受 AdminJwt 與 UserJwt issuer/audience，避免會員 token 在受保護 API 被拒。</w:t>
+        <w:t xml:space="preserve">已完成：新增同會員同餐廳 30 天內不可重複新增評論的服務層檢查，避免重複評論進入評分資料。</w:t>
       </w:r>
     </w:p>
     <w:p>
       <w:r>
-        <w:t xml:space="preserve">已完成：收藏功能基礎已落地，新增 favorite_restaurants 資料表，支援會員收藏/取消收藏餐廳與查詢我的收藏餐廳分頁列表。</w:t>
+        <w:t xml:space="preserve">已完成：JWT 驗證設定改為同時接受 AdminJwt 與 UserJwt issuer/audience，避免會員 token 在受保護 API 被拒。</w:t>
       </w:r>
     </w:p>
     <w:p>
       <w:r>
-        <w:t xml:space="preserve">已完成：後台管理員列表與啟用/停用管理已落地，新增 GET /api/v1/admin/users 與 PATCH /api/v1/admin/users/{id}/active，並避免管理員停用自己。</w:t>
+        <w:t xml:space="preserve">已完成：收藏功能基礎已落地，新增 favorite_restaurants 資料表，支援會員收藏/取消收藏餐廳與查詢我的收藏餐廳分頁列表。</w:t>
       </w:r>
     </w:p>
     <w:p>
       <w:r>
-        <w:t xml:space="preserve">已完成：目前登入管理員改密碼已落地，新增 PATCH /api/v1/admin/users/me/password，會驗證目前密碼、新密碼長度與帳號啟用狀態。</w:t>
+        <w:t xml:space="preserve">已完成：後台管理員列表與啟用/停用管理已落地，新增 GET /api/v1/admin/users 與 PATCH /api/v1/admin/users/{id}/active，並避免管理員停用自己。</w:t>
       </w:r>
     </w:p>
     <w:p>
       <w:r>
-        <w:t xml:space="preserve">已完成：後台評論批次審核已落地，新增 PATCH /api/v1/admin/reviews/status，可一次更新多筆評論狀態並為每筆建立審核紀錄，回傳成功筆數與找不到的評論 ID。</w:t>
+        <w:t xml:space="preserve">已完成：目前登入管理員改密碼已落地，新增 PATCH /api/v1/admin/users/me/password，會驗證目前密碼、新密碼長度與帳號啟用狀態。</w:t>
       </w:r>
     </w:p>
     <w:p>
       <w:r>
-        <w:t xml:space="preserve">已完成：後台審核紀錄搜尋已落地，新增 GET /api/v1/admin/reviews/moderation-logs，支援 reviewId、adminUserId、action、from、to、page、pageSize 篩選。</w:t>
+        <w:t xml:space="preserve">已完成：後台評論批次審核已落地，新增 PATCH /api/v1/admin/reviews/status，可一次更新多筆評論狀態並為每筆建立審核紀錄，回傳成功筆數與找不到的評論 ID。</w:t>
       </w:r>
     </w:p>
     <w:p>
       <w:r>
-        <w:t xml:space="preserve">已完成：Admin Refresh Token 已落地，登入會簽發 refresh token，新增 POST /api/v1/admin/auth/refresh 輪替 access/refresh token，以及 POST /api/v1/admin/auth/revoke 撤銷 refresh token。</w:t>
+        <w:t xml:space="preserve">已完成：後台審核紀錄搜尋已落地，新增 GET /api/v1/admin/reviews/moderation-logs，支援 reviewId、adminUserId、action、from、to、page、pageSize 篩選。</w:t>
       </w:r>
     </w:p>
     <w:p>
       <w:r>
-        <w:t xml:space="preserve">已完成：後台權限細分已落地，新增 ReviewModerator 角色與 Admin.ReviewModeration policy，評論審核/檢舉 API 開放 Admin 或 ReviewModerator 使用，管理員管理仍限 Admin，並新增 PATCH /api/v1/admin/users/{id}/role 更新角色。</w:t>
+        <w:t xml:space="preserve">已完成：Admin Refresh Token 已落地，登入會簽發 refresh token，新增 POST /api/v1/admin/auth/refresh 輪替 access/refresh token，以及 POST /api/v1/admin/auth/revoke 撤銷 refresh token。</w:t>
       </w:r>
     </w:p>
     <w:p>
       <w:r>
-        <w:t xml:space="preserve">已完成：排行收藏訊號整合已落地，餐廳列表與排行榜回傳 favoriteCount，列表支援 sortBy=favoriteCount，排行榜分數納入 FavoriteScore 5% 權重。</w:t>
+        <w:t xml:space="preserve">已完成：後台權限細分已落地，新增 ReviewModerator 角色與 Admin.ReviewModeration policy，評論審核/檢舉 API 開放 Admin 或 ReviewModerator 使用，管理員管理仍限 Admin，並新增 PATCH /api/v1/admin/users/{id}/role 更新角色。</w:t>
       </w:r>
     </w:p>
     <w:p>
       <w:r>
-        <w:t xml:space="preserve">本次建置驗證：dotnet build FoodTrust.Api\FoodTrust.Api.csproj --no-restore -m:1；dotnet build FoodTrust.Worker\FoodTrust.Worker.csproj --no-restore -m:1。</w:t>
+        <w:t xml:space="preserve">已完成：排行收藏訊號整合已落地，餐廳列表與排行榜回傳 favoriteCount，列表支援 sortBy=favoriteCount，排行榜分數納入 FavoriteScore 5% 權重。</w:t>
       </w:r>
     </w:p>
     <w:p>
       <w:r>
-        <w:rPr>
-          <w:b/>
-        </w:rPr>
-        <w:t xml:space="preserve">開發接續摘要（給新視窗/新對話快速讀取，2026-05-15）</w:t>
+        <w:t xml:space="preserve">已完成：FoodTrust.Web 前台骨架已建立，使用 TypeScript + Next.js App Router + Tailwind CSS，已完成首頁、餐廳搜尋列表、餐廳詳細、會員登入/註冊、我的收藏、收藏按鈕與評論表單第一版。</w:t>
       </w:r>
     </w:p>
     <w:p>
       <w:r>
-        <w:t xml:space="preserve">請下一位助理先讀本段，再讀「實作狀態更新」。目前工作目標：依 MVP 優先順序補完 FoodTrust 美食排行網後端，規格書要隨功能同步更新。</w:t>
+        <w:t xml:space="preserve">本次建置驗證：dotnet build FoodTrust.Api\FoodTrust.Api.csproj --no-restore -m:1；dotnet build FoodTrust.Worker\FoodTrust.Worker.csproj --no-restore -m:1。</w:t>
       </w:r>
     </w:p>
     <w:p>
@@ -16407,68 +16404,68 @@
         <w:rPr>
           <w:b/>
         </w:rPr>
-        <w:t xml:space="preserve">目前專案位置與技術架構</w:t>
+        <w:t xml:space="preserve">開發接續摘要（給新視窗/新對話快速讀取，2026-05-15）</w:t>
       </w:r>
     </w:p>
     <w:p>
       <w:r>
-        <w:t xml:space="preserve">工作目錄：C:\Users\User\FoodTrust。方案包含 FoodTrust.Api、FoodTrust.Core、FoodTrust.Infrastructure、FoodTrust.Worker。</w:t>
+        <w:t xml:space="preserve">請下一位助理先讀本段，再讀「實作狀態更新」。目前工作目標：依 MVP 優先順序補完 FoodTrust 美食排行網後端，規格書要隨功能同步更新。</w:t>
       </w:r>
     </w:p>
     <w:p>
       <w:r>
-        <w:t xml:space="preserve">架構原則：Core 放 domain/application 介面、模型與 service；Infrastructure 放 Dapper/MySQL repository、migration、外部匯入；Api 放 Controllers、request models、JWT 設定；Worker 放背景匯入。Core 的 interface 由 Infrastructure 實作是正常分層。</w:t>
+        <w:rPr>
+          <w:b/>
+        </w:rPr>
+        <w:t xml:space="preserve">目前專案位置與技術架構</w:t>
       </w:r>
     </w:p>
     <w:p>
       <w:r>
-        <w:t xml:space="preserve">資料庫使用 MySQL，migration 由 FoodTrust.Infrastructure\Data\DatabaseMigrations.cs 與 DatabaseInitializer 啟動時套用，schema_migrations 記錄版本。</w:t>
+        <w:t xml:space="preserve">工作目錄：C:\Users\User\FoodTrust。方案包含 FoodTrust.Api、FoodTrust.Core、FoodTrust.Infrastructure、FoodTrust.Worker。</w:t>
       </w:r>
     </w:p>
     <w:p>
       <w:r>
-        <w:rPr>
-          <w:b/>
-        </w:rPr>
-        <w:t xml:space="preserve">目前已完成的後端功能</w:t>
+        <w:t xml:space="preserve">架構原則：Core 放 domain/application 介面、模型與 service；Infrastructure 放 Dapper/MySQL repository、migration、外部匯入；Api 放 Controllers、request models、JWT 設定；Worker 放背景匯入。Core 的 interface 由 Infrastructure 實作是正常分層。</w:t>
       </w:r>
     </w:p>
     <w:p>
       <w:r>
-        <w:t xml:space="preserve">餐廳：新增、查詢、詳細、更新、狀態更新、FDA 食品業者匯入、來源去重、匯入紀錄查詢。</w:t>
+        <w:t xml:space="preserve">資料庫使用 MySQL，migration 由 FoodTrust.Infrastructure\Data\DatabaseMigrations.cs 與 DatabaseInitializer 啟動時套用，schema_migrations 記錄版本。</w:t>
       </w:r>
     </w:p>
     <w:p>
       <w:r>
-        <w:t xml:space="preserve">搜尋/排行：支援 keyword、status、city、district、cuisineType、priceMin、priceMax、minScore、page、pageSize；排序支援 latest、ranking、reviewCount；排行與列表使用 approved/non-suspicious/non-deleted reviews 的 Bayesian 平台分數。</w:t>
+        <w:rPr>
+          <w:b/>
+        </w:rPr>
+        <w:t xml:space="preserve">目前已完成的後端功能</w:t>
       </w:r>
     </w:p>
     <w:p>
       <w:r>
-        <w:t xml:space="preserve">評論：五項分數 Taste/Service/Environment/Value/Revisit、平均分、內容、用餐日期、人均消費、用餐型態、同行型態、狀態、可疑/刪除旗標。</w:t>
+        <w:t xml:space="preserve">餐廳：新增、查詢、詳細、更新、狀態更新、FDA 食品業者匯入、來源去重、匯入紀錄查詢。</w:t>
       </w:r>
     </w:p>
     <w:p>
       <w:r>
-        <w:t xml:space="preserve">會員/後台：一般會員註冊/登入、User JWT、第一位管理員 bootstrap、PBKDF2 密碼雜湊、Admin JWT、Admin role 授權、評論審核列表、狀態更新、可疑標記、刪除標記、審核原因、操作紀錄查詢。</w:t>
+        <w:t xml:space="preserve">搜尋/排行：支援 keyword、status、city、district、cuisineType、priceMin、priceMax、minScore、page、pageSize；排序支援 latest、ranking、reviewCount；排行與列表使用 approved/non-suspicious/non-deleted reviews 的 Bayesian 平台分數。</w:t>
       </w:r>
     </w:p>
     <w:p>
       <w:r>
-        <w:t xml:space="preserve">檢舉與反作弊：公開端匿名評論檢舉、後台檢舉列表、檢舉狀態處理、處理管理員與處理備註；新增完整評論時會執行規則式反作弊，命中後自動標記 Suspicious 並保存可疑原因。</w:t>
+        <w:t xml:space="preserve">評論：五項分數 Taste/Service/Environment/Value/Revisit、平均分、內容、用餐日期、人均消費、用餐型態、同行型態、狀態、可疑/刪除旗標。</w:t>
       </w:r>
     </w:p>
     <w:p>
       <w:r>
-        <w:rPr>
-          <w:b/>
-        </w:rPr>
-        <w:t xml:space="preserve">近期本機 commits</w:t>
+        <w:t xml:space="preserve">會員/後台：一般會員註冊/登入、User JWT、第一位管理員 bootstrap、PBKDF2 密碼雜湊、Admin JWT、Admin role 授權、評論審核列表、狀態更新、可疑標記、刪除標記、審核原因、操作紀錄查詢。</w:t>
       </w:r>
     </w:p>
     <w:p>
       <w:r>
-        <w:t xml:space="preserve">cc46d92 新增評論檢舉流程；ae72ee9 新增後台評論審核紀錄；74c9e12 新增後台登入與授權基礎；61b185f 新增後台評論審核 API；e779222 新增中文方法註解。這些可能尚未 push，請先用 git status/log 確認。</w:t>
+        <w:t xml:space="preserve">檢舉與反作弊：公開端匿名評論檢舉、後台檢舉列表、檢舉狀態處理、處理管理員與處理備註；新增完整評論時會執行規則式反作弊，命中後自動標記 Suspicious 並保存可疑原因。</w:t>
       </w:r>
     </w:p>
     <w:p>
@@ -16476,40 +16473,53 @@
         <w:rPr>
           <w:b/>
         </w:rPr>
-        <w:t xml:space="preserve">建置與操作注意事項</w:t>
+        <w:t xml:space="preserve">近期本機 commits</w:t>
       </w:r>
     </w:p>
     <w:p>
       <w:r>
-        <w:t xml:space="preserve">建置請用單執行緒避免 Windows DLL lock：dotnet build FoodTrust.Api\FoodTrust.Api.csproj --no-restore -m:1；dotnet build FoodTrust.Worker\FoodTrust.Worker.csproj --no-restore -m:1。</w:t>
+        <w:t xml:space="preserve">cc46d92 新增評論檢舉流程；ae72ee9 新增後台評論審核紀錄；74c9e12 新增後台登入與授權基礎；61b185f 新增後台評論審核 API；e779222 新增中文方法註解。這些可能尚未 push，請先用 git status/log 確認。</w:t>
       </w:r>
     </w:p>
     <w:p>
       <w:r>
-        <w:t xml:space="preserve">Git 不一定在 PATH，常用路徑：C:\Users\User\AppData\Local\Fork\gitInstance\2.50.1\cmd\git.exe。</w:t>
+        <w:rPr>
+          <w:b/>
+        </w:rPr>
+        <w:t xml:space="preserve">建置與操作注意事項</w:t>
       </w:r>
     </w:p>
     <w:p>
       <w:r>
-        <w:t xml:space="preserve">PowerShell Get-Content 可能讓 UTF-8 中文顯示成亂碼；不要直接判定檔案壞掉。讀中文可用 rg 或指定 UTF8。</w:t>
+        <w:t xml:space="preserve">建置請用單執行緒避免 Windows DLL lock：dotnet build FoodTrust.Api\FoodTrust.Api.csproj --no-restore -m:1；dotnet build FoodTrust.Worker\FoodTrust.Worker.csproj --no-restore -m:1。</w:t>
       </w:r>
     </w:p>
     <w:p>
       <w:r>
-        <w:rPr>
-          <w:b/>
-        </w:rPr>
-        <w:t xml:space="preserve">下一步建議優先順序</w:t>
+        <w:t xml:space="preserve">Git 不一定在 PATH，常用路徑：C:\Users\User\AppData\Local\Fork\gitInstance\2.50.1\cmd\git.exe。</w:t>
       </w:r>
     </w:p>
     <w:p>
       <w:r>
-        <w:t xml:space="preserve">1. 產品功能後續：照片上傳、地圖/距離搜尋、Typesense、Redis、Next.js 前台、SEO 頁面、商家認領。</w:t>
+        <w:t xml:space="preserve">PowerShell Get-Content 可能讓 UTF-8 中文顯示成亂碼；不要直接判定檔案壞掉。讀中文可用 rg 或指定 UTF8。</w:t>
       </w:r>
     </w:p>
     <w:p>
       <w:r>
-        <w:t xml:space="preserve">2. 前端 MVP：在後端核心流程穩定後，開始規劃 Next.js 前台餐廳列表、詳細頁、排行與會員互動。</w:t>
+        <w:rPr>
+          <w:b/>
+        </w:rPr>
+        <w:t xml:space="preserve">下一步建議優先順序</w:t>
+      </w:r>
+    </w:p>
+    <w:p>
+      <w:r>
+        <w:t xml:space="preserve">1. 產品功能後續：照片上傳、地圖/距離搜尋、Typesense、Redis、Next.js 前台、SEO 頁面、商家認領。</w:t>
+      </w:r>
+    </w:p>
+    <w:p>
+      <w:r>
+        <w:t xml:space="preserve">2. 前端 MVP 後續：補 API 錯誤處理、會員狀態列、分頁控制、評論送出後重新整理、SEO route 與視覺細節。</w:t>
       </w:r>
     </w:p>
     <w:p>

--- a/FoodTrust_美食排行網專案規格書.docx
+++ b/FoodTrust_美食排行網專案規格書.docx
@@ -16392,6 +16392,11 @@
     <w:p>
       <w:r>
         <w:t xml:space="preserve">已完成：FoodTrust.Web 前台骨架已建立，使用 TypeScript + Next.js App Router + Tailwind CSS，已完成首頁、餐廳搜尋列表、餐廳詳細、會員登入/註冊、我的收藏、收藏按鈕與評論表單第一版。</w:t>
+      </w:r>
+    </w:p>
+    <w:p>
+      <w:r>
+        <w:t xml:space="preserve">目前推送進度（2026-05-18）：後台管理補強已完成至權限細分，排行已整合收藏訊號，FoodTrust.Web 前台 MVP 骨架已建立；本版準備推送 main 至 origin/main。</w:t>
       </w:r>
     </w:p>
     <w:p>

--- a/FoodTrust_美食排行網專案規格書.docx
+++ b/FoodTrust_美食排行網專案規格書.docx
@@ -16401,130 +16401,135 @@
     </w:p>
     <w:p>
       <w:r>
-        <w:t xml:space="preserve">本次建置驗證：dotnet build FoodTrust.Api\FoodTrust.Api.csproj --no-restore -m:1；dotnet build FoodTrust.Worker\FoodTrust.Worker.csproj --no-restore -m:1。</w:t>
+        <w:t xml:space="preserve">已完成：FoodTrust.Web 前端互動改善已落地，新增會員狀態列與登出、餐廳列表分頁控制，並在評論送出成功後刷新餐廳詳細頁資料。</w:t>
       </w:r>
     </w:p>
     <w:p>
       <w:r>
-        <w:rPr>
-          <w:b/>
-        </w:rPr>
-        <w:t xml:space="preserve">開發接續摘要（給新視窗/新對話快速讀取，2026-05-15）</w:t>
+        <w:t xml:space="preserve">本次建置驗證：dotnet build FoodTrust.Api\FoodTrust.Api.csproj --no-restore -m:1；dotnet build FoodTrust.Worker\FoodTrust.Worker.csproj --no-restore -m:1。</w:t>
       </w:r>
     </w:p>
     <w:p>
       <w:r>
-        <w:t xml:space="preserve">請下一位助理先讀本段，再讀「實作狀態更新」。目前工作目標：依 MVP 優先順序補完 FoodTrust 美食排行網後端，規格書要隨功能同步更新。</w:t>
+        <w:rPr>
+          <w:b/>
+        </w:rPr>
+        <w:t xml:space="preserve">開發接續摘要（給新視窗/新對話快速讀取，2026-05-15）</w:t>
       </w:r>
     </w:p>
     <w:p>
       <w:r>
-        <w:rPr>
-          <w:b/>
-        </w:rPr>
-        <w:t xml:space="preserve">目前專案位置與技術架構</w:t>
+        <w:t xml:space="preserve">請下一位助理先讀本段，再讀「實作狀態更新」。目前工作目標：依 MVP 優先順序補完 FoodTrust 美食排行網後端，規格書要隨功能同步更新。</w:t>
       </w:r>
     </w:p>
     <w:p>
       <w:r>
-        <w:t xml:space="preserve">工作目錄：C:\Users\User\FoodTrust。方案包含 FoodTrust.Api、FoodTrust.Core、FoodTrust.Infrastructure、FoodTrust.Worker。</w:t>
+        <w:rPr>
+          <w:b/>
+        </w:rPr>
+        <w:t xml:space="preserve">目前專案位置與技術架構</w:t>
       </w:r>
     </w:p>
     <w:p>
       <w:r>
-        <w:t xml:space="preserve">架構原則：Core 放 domain/application 介面、模型與 service；Infrastructure 放 Dapper/MySQL repository、migration、外部匯入；Api 放 Controllers、request models、JWT 設定；Worker 放背景匯入。Core 的 interface 由 Infrastructure 實作是正常分層。</w:t>
+        <w:t xml:space="preserve">工作目錄：C:\Users\User\FoodTrust。方案包含 FoodTrust.Api、FoodTrust.Core、FoodTrust.Infrastructure、FoodTrust.Worker。</w:t>
       </w:r>
     </w:p>
     <w:p>
       <w:r>
-        <w:t xml:space="preserve">資料庫使用 MySQL，migration 由 FoodTrust.Infrastructure\Data\DatabaseMigrations.cs 與 DatabaseInitializer 啟動時套用，schema_migrations 記錄版本。</w:t>
+        <w:t xml:space="preserve">架構原則：Core 放 domain/application 介面、模型與 service；Infrastructure 放 Dapper/MySQL repository、migration、外部匯入；Api 放 Controllers、request models、JWT 設定；Worker 放背景匯入。Core 的 interface 由 Infrastructure 實作是正常分層。</w:t>
       </w:r>
     </w:p>
     <w:p>
       <w:r>
-        <w:rPr>
-          <w:b/>
-        </w:rPr>
-        <w:t xml:space="preserve">目前已完成的後端功能</w:t>
+        <w:t xml:space="preserve">資料庫使用 MySQL，migration 由 FoodTrust.Infrastructure\Data\DatabaseMigrations.cs 與 DatabaseInitializer 啟動時套用，schema_migrations 記錄版本。</w:t>
       </w:r>
     </w:p>
     <w:p>
       <w:r>
-        <w:t xml:space="preserve">餐廳：新增、查詢、詳細、更新、狀態更新、FDA 食品業者匯入、來源去重、匯入紀錄查詢。</w:t>
+        <w:rPr>
+          <w:b/>
+        </w:rPr>
+        <w:t xml:space="preserve">目前已完成的後端功能</w:t>
       </w:r>
     </w:p>
     <w:p>
       <w:r>
-        <w:t xml:space="preserve">搜尋/排行：支援 keyword、status、city、district、cuisineType、priceMin、priceMax、minScore、page、pageSize；排序支援 latest、ranking、reviewCount；排行與列表使用 approved/non-suspicious/non-deleted reviews 的 Bayesian 平台分數。</w:t>
+        <w:t xml:space="preserve">餐廳：新增、查詢、詳細、更新、狀態更新、FDA 食品業者匯入、來源去重、匯入紀錄查詢。</w:t>
       </w:r>
     </w:p>
     <w:p>
       <w:r>
-        <w:t xml:space="preserve">評論：五項分數 Taste/Service/Environment/Value/Revisit、平均分、內容、用餐日期、人均消費、用餐型態、同行型態、狀態、可疑/刪除旗標。</w:t>
+        <w:t xml:space="preserve">搜尋/排行：支援 keyword、status、city、district、cuisineType、priceMin、priceMax、minScore、page、pageSize；排序支援 latest、ranking、reviewCount；排行與列表使用 approved/non-suspicious/non-deleted reviews 的 Bayesian 平台分數。</w:t>
       </w:r>
     </w:p>
     <w:p>
       <w:r>
-        <w:t xml:space="preserve">會員/後台：一般會員註冊/登入、User JWT、第一位管理員 bootstrap、PBKDF2 密碼雜湊、Admin JWT、Admin role 授權、評論審核列表、狀態更新、可疑標記、刪除標記、審核原因、操作紀錄查詢。</w:t>
+        <w:t xml:space="preserve">評論：五項分數 Taste/Service/Environment/Value/Revisit、平均分、內容、用餐日期、人均消費、用餐型態、同行型態、狀態、可疑/刪除旗標。</w:t>
       </w:r>
     </w:p>
     <w:p>
       <w:r>
-        <w:t xml:space="preserve">檢舉與反作弊：公開端匿名評論檢舉、後台檢舉列表、檢舉狀態處理、處理管理員與處理備註；新增完整評論時會執行規則式反作弊，命中後自動標記 Suspicious 並保存可疑原因。</w:t>
+        <w:t xml:space="preserve">會員/後台：一般會員註冊/登入、User JWT、第一位管理員 bootstrap、PBKDF2 密碼雜湊、Admin JWT、Admin role 授權、評論審核列表、狀態更新、可疑標記、刪除標記、審核原因、操作紀錄查詢。</w:t>
       </w:r>
     </w:p>
     <w:p>
       <w:r>
-        <w:rPr>
-          <w:b/>
-        </w:rPr>
-        <w:t xml:space="preserve">近期本機 commits</w:t>
+        <w:t xml:space="preserve">檢舉與反作弊：公開端匿名評論檢舉、後台檢舉列表、檢舉狀態處理、處理管理員與處理備註；新增完整評論時會執行規則式反作弊，命中後自動標記 Suspicious 並保存可疑原因。</w:t>
       </w:r>
     </w:p>
     <w:p>
       <w:r>
-        <w:t xml:space="preserve">cc46d92 新增評論檢舉流程；ae72ee9 新增後台評論審核紀錄；74c9e12 新增後台登入與授權基礎；61b185f 新增後台評論審核 API；e779222 新增中文方法註解。這些可能尚未 push，請先用 git status/log 確認。</w:t>
+        <w:rPr>
+          <w:b/>
+        </w:rPr>
+        <w:t xml:space="preserve">近期本機 commits</w:t>
       </w:r>
     </w:p>
     <w:p>
       <w:r>
-        <w:rPr>
-          <w:b/>
-        </w:rPr>
-        <w:t xml:space="preserve">建置與操作注意事項</w:t>
+        <w:t xml:space="preserve">cc46d92 新增評論檢舉流程；ae72ee9 新增後台評論審核紀錄；74c9e12 新增後台登入與授權基礎；61b185f 新增後台評論審核 API；e779222 新增中文方法註解。這些可能尚未 push，請先用 git status/log 確認。</w:t>
       </w:r>
     </w:p>
     <w:p>
       <w:r>
-        <w:t xml:space="preserve">建置請用單執行緒避免 Windows DLL lock：dotnet build FoodTrust.Api\FoodTrust.Api.csproj --no-restore -m:1；dotnet build FoodTrust.Worker\FoodTrust.Worker.csproj --no-restore -m:1。</w:t>
+        <w:rPr>
+          <w:b/>
+        </w:rPr>
+        <w:t xml:space="preserve">建置與操作注意事項</w:t>
       </w:r>
     </w:p>
     <w:p>
       <w:r>
-        <w:t xml:space="preserve">Git 不一定在 PATH，常用路徑：C:\Users\User\AppData\Local\Fork\gitInstance\2.50.1\cmd\git.exe。</w:t>
+        <w:t xml:space="preserve">建置請用單執行緒避免 Windows DLL lock：dotnet build FoodTrust.Api\FoodTrust.Api.csproj --no-restore -m:1；dotnet build FoodTrust.Worker\FoodTrust.Worker.csproj --no-restore -m:1。</w:t>
       </w:r>
     </w:p>
     <w:p>
       <w:r>
-        <w:t xml:space="preserve">PowerShell Get-Content 可能讓 UTF-8 中文顯示成亂碼；不要直接判定檔案壞掉。讀中文可用 rg 或指定 UTF8。</w:t>
+        <w:t xml:space="preserve">Git 不一定在 PATH，常用路徑：C:\Users\User\AppData\Local\Fork\gitInstance\2.50.1\cmd\git.exe。</w:t>
       </w:r>
     </w:p>
     <w:p>
       <w:r>
-        <w:rPr>
-          <w:b/>
-        </w:rPr>
-        <w:t xml:space="preserve">下一步建議優先順序</w:t>
+        <w:t xml:space="preserve">PowerShell Get-Content 可能讓 UTF-8 中文顯示成亂碼；不要直接判定檔案壞掉。讀中文可用 rg 或指定 UTF8。</w:t>
       </w:r>
     </w:p>
     <w:p>
       <w:r>
-        <w:t xml:space="preserve">1. 產品功能後續：照片上傳、地圖/距離搜尋、Typesense、Redis、Next.js 前台、SEO 頁面、商家認領。</w:t>
+        <w:rPr>
+          <w:b/>
+        </w:rPr>
+        <w:t xml:space="preserve">下一步建議優先順序</w:t>
       </w:r>
     </w:p>
     <w:p>
       <w:r>
-        <w:t xml:space="preserve">2. 前端 MVP 後續：補 API 錯誤處理、會員狀態列、分頁控制、評論送出後重新整理、SEO route 與視覺細節。</w:t>
+        <w:t xml:space="preserve">1. 產品功能後續：照片上傳、地圖/距離搜尋、Typesense、Redis、Next.js 前台、SEO 頁面、商家認領。</w:t>
+      </w:r>
+    </w:p>
+    <w:p>
+      <w:r>
+        <w:t xml:space="preserve">2. 前端 MVP 後續：補 API 錯誤處理、收藏狀態同步、SEO route 與視覺細節。</w:t>
       </w:r>
     </w:p>
     <w:p>

--- a/FoodTrust_美食排行網專案規格書.docx
+++ b/FoodTrust_美食排行網專案規格書.docx
@@ -16406,130 +16406,135 @@
     </w:p>
     <w:p>
       <w:r>
-        <w:t xml:space="preserve">本次建置驗證：dotnet build FoodTrust.Api\FoodTrust.Api.csproj --no-restore -m:1；dotnet build FoodTrust.Worker\FoodTrust.Worker.csproj --no-restore -m:1。</w:t>
+        <w:t>已完成：FoodTrust.Web 收藏狀態同步已落地，收藏列表會同步本機會員收藏狀態，餐廳詳情頁收藏按鈕會依狀態初始化並在切換後刷新資料。</w:t>
       </w:r>
     </w:p>
     <w:p>
       <w:r>
-        <w:rPr>
-          <w:b/>
-        </w:rPr>
-        <w:t xml:space="preserve">開發接續摘要（給新視窗/新對話快速讀取，2026-05-15）</w:t>
+        <w:t xml:space="preserve">本次建置驗證：dotnet build FoodTrust.Api\FoodTrust.Api.csproj --no-restore -m:1；dotnet build FoodTrust.Worker\FoodTrust.Worker.csproj --no-restore -m:1。</w:t>
       </w:r>
     </w:p>
     <w:p>
       <w:r>
-        <w:t xml:space="preserve">請下一位助理先讀本段，再讀「實作狀態更新」。目前工作目標：依 MVP 優先順序補完 FoodTrust 美食排行網後端，規格書要隨功能同步更新。</w:t>
+        <w:rPr>
+          <w:b/>
+        </w:rPr>
+        <w:t xml:space="preserve">開發接續摘要（給新視窗/新對話快速讀取，2026-05-15）</w:t>
       </w:r>
     </w:p>
     <w:p>
       <w:r>
-        <w:rPr>
-          <w:b/>
-        </w:rPr>
-        <w:t xml:space="preserve">目前專案位置與技術架構</w:t>
+        <w:t xml:space="preserve">請下一位助理先讀本段，再讀「實作狀態更新」。目前工作目標：依 MVP 優先順序補完 FoodTrust 美食排行網後端，規格書要隨功能同步更新。</w:t>
       </w:r>
     </w:p>
     <w:p>
       <w:r>
-        <w:t xml:space="preserve">工作目錄：C:\Users\User\FoodTrust。方案包含 FoodTrust.Api、FoodTrust.Core、FoodTrust.Infrastructure、FoodTrust.Worker。</w:t>
+        <w:rPr>
+          <w:b/>
+        </w:rPr>
+        <w:t xml:space="preserve">目前專案位置與技術架構</w:t>
       </w:r>
     </w:p>
     <w:p>
       <w:r>
-        <w:t xml:space="preserve">架構原則：Core 放 domain/application 介面、模型與 service；Infrastructure 放 Dapper/MySQL repository、migration、外部匯入；Api 放 Controllers、request models、JWT 設定；Worker 放背景匯入。Core 的 interface 由 Infrastructure 實作是正常分層。</w:t>
+        <w:t xml:space="preserve">工作目錄：C:\Users\User\FoodTrust。方案包含 FoodTrust.Api、FoodTrust.Core、FoodTrust.Infrastructure、FoodTrust.Worker。</w:t>
       </w:r>
     </w:p>
     <w:p>
       <w:r>
-        <w:t xml:space="preserve">資料庫使用 MySQL，migration 由 FoodTrust.Infrastructure\Data\DatabaseMigrations.cs 與 DatabaseInitializer 啟動時套用，schema_migrations 記錄版本。</w:t>
+        <w:t xml:space="preserve">架構原則：Core 放 domain/application 介面、模型與 service；Infrastructure 放 Dapper/MySQL repository、migration、外部匯入；Api 放 Controllers、request models、JWT 設定；Worker 放背景匯入。Core 的 interface 由 Infrastructure 實作是正常分層。</w:t>
       </w:r>
     </w:p>
     <w:p>
       <w:r>
-        <w:rPr>
-          <w:b/>
-        </w:rPr>
-        <w:t xml:space="preserve">目前已完成的後端功能</w:t>
+        <w:t xml:space="preserve">資料庫使用 MySQL，migration 由 FoodTrust.Infrastructure\Data\DatabaseMigrations.cs 與 DatabaseInitializer 啟動時套用，schema_migrations 記錄版本。</w:t>
       </w:r>
     </w:p>
     <w:p>
       <w:r>
-        <w:t xml:space="preserve">餐廳：新增、查詢、詳細、更新、狀態更新、FDA 食品業者匯入、來源去重、匯入紀錄查詢。</w:t>
+        <w:rPr>
+          <w:b/>
+        </w:rPr>
+        <w:t xml:space="preserve">目前已完成的後端功能</w:t>
       </w:r>
     </w:p>
     <w:p>
       <w:r>
-        <w:t xml:space="preserve">搜尋/排行：支援 keyword、status、city、district、cuisineType、priceMin、priceMax、minScore、page、pageSize；排序支援 latest、ranking、reviewCount；排行與列表使用 approved/non-suspicious/non-deleted reviews 的 Bayesian 平台分數。</w:t>
+        <w:t xml:space="preserve">餐廳：新增、查詢、詳細、更新、狀態更新、FDA 食品業者匯入、來源去重、匯入紀錄查詢。</w:t>
       </w:r>
     </w:p>
     <w:p>
       <w:r>
-        <w:t xml:space="preserve">評論：五項分數 Taste/Service/Environment/Value/Revisit、平均分、內容、用餐日期、人均消費、用餐型態、同行型態、狀態、可疑/刪除旗標。</w:t>
+        <w:t xml:space="preserve">搜尋/排行：支援 keyword、status、city、district、cuisineType、priceMin、priceMax、minScore、page、pageSize；排序支援 latest、ranking、reviewCount；排行與列表使用 approved/non-suspicious/non-deleted reviews 的 Bayesian 平台分數。</w:t>
       </w:r>
     </w:p>
     <w:p>
       <w:r>
-        <w:t xml:space="preserve">會員/後台：一般會員註冊/登入、User JWT、第一位管理員 bootstrap、PBKDF2 密碼雜湊、Admin JWT、Admin role 授權、評論審核列表、狀態更新、可疑標記、刪除標記、審核原因、操作紀錄查詢。</w:t>
+        <w:t xml:space="preserve">評論：五項分數 Taste/Service/Environment/Value/Revisit、平均分、內容、用餐日期、人均消費、用餐型態、同行型態、狀態、可疑/刪除旗標。</w:t>
       </w:r>
     </w:p>
     <w:p>
       <w:r>
-        <w:t xml:space="preserve">檢舉與反作弊：公開端匿名評論檢舉、後台檢舉列表、檢舉狀態處理、處理管理員與處理備註；新增完整評論時會執行規則式反作弊，命中後自動標記 Suspicious 並保存可疑原因。</w:t>
+        <w:t xml:space="preserve">會員/後台：一般會員註冊/登入、User JWT、第一位管理員 bootstrap、PBKDF2 密碼雜湊、Admin JWT、Admin role 授權、評論審核列表、狀態更新、可疑標記、刪除標記、審核原因、操作紀錄查詢。</w:t>
       </w:r>
     </w:p>
     <w:p>
       <w:r>
-        <w:rPr>
-          <w:b/>
-        </w:rPr>
-        <w:t xml:space="preserve">近期本機 commits</w:t>
+        <w:t xml:space="preserve">檢舉與反作弊：公開端匿名評論檢舉、後台檢舉列表、檢舉狀態處理、處理管理員與處理備註；新增完整評論時會執行規則式反作弊，命中後自動標記 Suspicious 並保存可疑原因。</w:t>
       </w:r>
     </w:p>
     <w:p>
       <w:r>
-        <w:t xml:space="preserve">cc46d92 新增評論檢舉流程；ae72ee9 新增後台評論審核紀錄；74c9e12 新增後台登入與授權基礎；61b185f 新增後台評論審核 API；e779222 新增中文方法註解。這些可能尚未 push，請先用 git status/log 確認。</w:t>
+        <w:rPr>
+          <w:b/>
+        </w:rPr>
+        <w:t xml:space="preserve">近期本機 commits</w:t>
       </w:r>
     </w:p>
     <w:p>
       <w:r>
-        <w:rPr>
-          <w:b/>
-        </w:rPr>
-        <w:t xml:space="preserve">建置與操作注意事項</w:t>
+        <w:t xml:space="preserve">cc46d92 新增評論檢舉流程；ae72ee9 新增後台評論審核紀錄；74c9e12 新增後台登入與授權基礎；61b185f 新增後台評論審核 API；e779222 新增中文方法註解。這些可能尚未 push，請先用 git status/log 確認。</w:t>
       </w:r>
     </w:p>
     <w:p>
       <w:r>
-        <w:t xml:space="preserve">建置請用單執行緒避免 Windows DLL lock：dotnet build FoodTrust.Api\FoodTrust.Api.csproj --no-restore -m:1；dotnet build FoodTrust.Worker\FoodTrust.Worker.csproj --no-restore -m:1。</w:t>
+        <w:rPr>
+          <w:b/>
+        </w:rPr>
+        <w:t xml:space="preserve">建置與操作注意事項</w:t>
       </w:r>
     </w:p>
     <w:p>
       <w:r>
-        <w:t xml:space="preserve">Git 不一定在 PATH，常用路徑：C:\Users\User\AppData\Local\Fork\gitInstance\2.50.1\cmd\git.exe。</w:t>
+        <w:t xml:space="preserve">建置請用單執行緒避免 Windows DLL lock：dotnet build FoodTrust.Api\FoodTrust.Api.csproj --no-restore -m:1；dotnet build FoodTrust.Worker\FoodTrust.Worker.csproj --no-restore -m:1。</w:t>
       </w:r>
     </w:p>
     <w:p>
       <w:r>
-        <w:t xml:space="preserve">PowerShell Get-Content 可能讓 UTF-8 中文顯示成亂碼；不要直接判定檔案壞掉。讀中文可用 rg 或指定 UTF8。</w:t>
+        <w:t xml:space="preserve">Git 不一定在 PATH，常用路徑：C:\Users\User\AppData\Local\Fork\gitInstance\2.50.1\cmd\git.exe。</w:t>
       </w:r>
     </w:p>
     <w:p>
       <w:r>
-        <w:rPr>
-          <w:b/>
-        </w:rPr>
-        <w:t xml:space="preserve">下一步建議優先順序</w:t>
+        <w:t xml:space="preserve">PowerShell Get-Content 可能讓 UTF-8 中文顯示成亂碼；不要直接判定檔案壞掉。讀中文可用 rg 或指定 UTF8。</w:t>
       </w:r>
     </w:p>
     <w:p>
       <w:r>
-        <w:t xml:space="preserve">1. 產品功能後續：照片上傳、地圖/距離搜尋、Typesense、Redis、Next.js 前台、SEO 頁面、商家認領。</w:t>
+        <w:rPr>
+          <w:b/>
+        </w:rPr>
+        <w:t xml:space="preserve">下一步建議優先順序</w:t>
       </w:r>
     </w:p>
     <w:p>
       <w:r>
-        <w:t xml:space="preserve">2. 前端 MVP 後續：補 API 錯誤處理、收藏狀態同步、SEO route 與視覺細節。</w:t>
+        <w:t xml:space="preserve">1. 產品功能後續：照片上傳、地圖/距離搜尋、Typesense、Redis、Next.js 前台、SEO 頁面、商家認領。</w:t>
+      </w:r>
+    </w:p>
+    <w:p>
+      <w:r>
+        <w:t xml:space="preserve">2. 前端 MVP 後續：補 API 錯誤處理、SEO route 與視覺細節。</w:t>
       </w:r>
     </w:p>
     <w:p>

--- a/FoodTrust_美食排行網專案規格書.docx
+++ b/FoodTrust_美食排行網專案規格書.docx
@@ -16411,130 +16411,135 @@
     </w:p>
     <w:p>
       <w:r>
-        <w:t xml:space="preserve">本次建置驗證：dotnet build FoodTrust.Api\FoodTrust.Api.csproj --no-restore -m:1；dotnet build FoodTrust.Worker\FoodTrust.Worker.csproj --no-restore -m:1。</w:t>
+        <w:t>已完成：FoodTrust.Web API 錯誤處理已補強，前端會解析後端錯誤 payload，登入、註冊、收藏、評論與收藏列表可顯示更精準的失敗訊息。</w:t>
       </w:r>
     </w:p>
     <w:p>
       <w:r>
-        <w:rPr>
-          <w:b/>
-        </w:rPr>
-        <w:t xml:space="preserve">開發接續摘要（給新視窗/新對話快速讀取，2026-05-15）</w:t>
+        <w:t xml:space="preserve">本次建置驗證：dotnet build FoodTrust.Api\FoodTrust.Api.csproj --no-restore -m:1；dotnet build FoodTrust.Worker\FoodTrust.Worker.csproj --no-restore -m:1。</w:t>
       </w:r>
     </w:p>
     <w:p>
       <w:r>
-        <w:t xml:space="preserve">請下一位助理先讀本段，再讀「實作狀態更新」。目前工作目標：依 MVP 優先順序補完 FoodTrust 美食排行網後端，規格書要隨功能同步更新。</w:t>
+        <w:rPr>
+          <w:b/>
+        </w:rPr>
+        <w:t xml:space="preserve">開發接續摘要（給新視窗/新對話快速讀取，2026-05-15）</w:t>
       </w:r>
     </w:p>
     <w:p>
       <w:r>
-        <w:rPr>
-          <w:b/>
-        </w:rPr>
-        <w:t xml:space="preserve">目前專案位置與技術架構</w:t>
+        <w:t xml:space="preserve">請下一位助理先讀本段，再讀「實作狀態更新」。目前工作目標：依 MVP 優先順序補完 FoodTrust 美食排行網後端，規格書要隨功能同步更新。</w:t>
       </w:r>
     </w:p>
     <w:p>
       <w:r>
-        <w:t xml:space="preserve">工作目錄：C:\Users\User\FoodTrust。方案包含 FoodTrust.Api、FoodTrust.Core、FoodTrust.Infrastructure、FoodTrust.Worker。</w:t>
+        <w:rPr>
+          <w:b/>
+        </w:rPr>
+        <w:t xml:space="preserve">目前專案位置與技術架構</w:t>
       </w:r>
     </w:p>
     <w:p>
       <w:r>
-        <w:t xml:space="preserve">架構原則：Core 放 domain/application 介面、模型與 service；Infrastructure 放 Dapper/MySQL repository、migration、外部匯入；Api 放 Controllers、request models、JWT 設定；Worker 放背景匯入。Core 的 interface 由 Infrastructure 實作是正常分層。</w:t>
+        <w:t xml:space="preserve">工作目錄：C:\Users\User\FoodTrust。方案包含 FoodTrust.Api、FoodTrust.Core、FoodTrust.Infrastructure、FoodTrust.Worker。</w:t>
       </w:r>
     </w:p>
     <w:p>
       <w:r>
-        <w:t xml:space="preserve">資料庫使用 MySQL，migration 由 FoodTrust.Infrastructure\Data\DatabaseMigrations.cs 與 DatabaseInitializer 啟動時套用，schema_migrations 記錄版本。</w:t>
+        <w:t xml:space="preserve">架構原則：Core 放 domain/application 介面、模型與 service；Infrastructure 放 Dapper/MySQL repository、migration、外部匯入；Api 放 Controllers、request models、JWT 設定；Worker 放背景匯入。Core 的 interface 由 Infrastructure 實作是正常分層。</w:t>
       </w:r>
     </w:p>
     <w:p>
       <w:r>
-        <w:rPr>
-          <w:b/>
-        </w:rPr>
-        <w:t xml:space="preserve">目前已完成的後端功能</w:t>
+        <w:t xml:space="preserve">資料庫使用 MySQL，migration 由 FoodTrust.Infrastructure\Data\DatabaseMigrations.cs 與 DatabaseInitializer 啟動時套用，schema_migrations 記錄版本。</w:t>
       </w:r>
     </w:p>
     <w:p>
       <w:r>
-        <w:t xml:space="preserve">餐廳：新增、查詢、詳細、更新、狀態更新、FDA 食品業者匯入、來源去重、匯入紀錄查詢。</w:t>
+        <w:rPr>
+          <w:b/>
+        </w:rPr>
+        <w:t xml:space="preserve">目前已完成的後端功能</w:t>
       </w:r>
     </w:p>
     <w:p>
       <w:r>
-        <w:t xml:space="preserve">搜尋/排行：支援 keyword、status、city、district、cuisineType、priceMin、priceMax、minScore、page、pageSize；排序支援 latest、ranking、reviewCount；排行與列表使用 approved/non-suspicious/non-deleted reviews 的 Bayesian 平台分數。</w:t>
+        <w:t xml:space="preserve">餐廳：新增、查詢、詳細、更新、狀態更新、FDA 食品業者匯入、來源去重、匯入紀錄查詢。</w:t>
       </w:r>
     </w:p>
     <w:p>
       <w:r>
-        <w:t xml:space="preserve">評論：五項分數 Taste/Service/Environment/Value/Revisit、平均分、內容、用餐日期、人均消費、用餐型態、同行型態、狀態、可疑/刪除旗標。</w:t>
+        <w:t xml:space="preserve">搜尋/排行：支援 keyword、status、city、district、cuisineType、priceMin、priceMax、minScore、page、pageSize；排序支援 latest、ranking、reviewCount；排行與列表使用 approved/non-suspicious/non-deleted reviews 的 Bayesian 平台分數。</w:t>
       </w:r>
     </w:p>
     <w:p>
       <w:r>
-        <w:t xml:space="preserve">會員/後台：一般會員註冊/登入、User JWT、第一位管理員 bootstrap、PBKDF2 密碼雜湊、Admin JWT、Admin role 授權、評論審核列表、狀態更新、可疑標記、刪除標記、審核原因、操作紀錄查詢。</w:t>
+        <w:t xml:space="preserve">評論：五項分數 Taste/Service/Environment/Value/Revisit、平均分、內容、用餐日期、人均消費、用餐型態、同行型態、狀態、可疑/刪除旗標。</w:t>
       </w:r>
     </w:p>
     <w:p>
       <w:r>
-        <w:t xml:space="preserve">檢舉與反作弊：公開端匿名評論檢舉、後台檢舉列表、檢舉狀態處理、處理管理員與處理備註；新增完整評論時會執行規則式反作弊，命中後自動標記 Suspicious 並保存可疑原因。</w:t>
+        <w:t xml:space="preserve">會員/後台：一般會員註冊/登入、User JWT、第一位管理員 bootstrap、PBKDF2 密碼雜湊、Admin JWT、Admin role 授權、評論審核列表、狀態更新、可疑標記、刪除標記、審核原因、操作紀錄查詢。</w:t>
       </w:r>
     </w:p>
     <w:p>
       <w:r>
-        <w:rPr>
-          <w:b/>
-        </w:rPr>
-        <w:t xml:space="preserve">近期本機 commits</w:t>
+        <w:t xml:space="preserve">檢舉與反作弊：公開端匿名評論檢舉、後台檢舉列表、檢舉狀態處理、處理管理員與處理備註；新增完整評論時會執行規則式反作弊，命中後自動標記 Suspicious 並保存可疑原因。</w:t>
       </w:r>
     </w:p>
     <w:p>
       <w:r>
-        <w:t xml:space="preserve">cc46d92 新增評論檢舉流程；ae72ee9 新增後台評論審核紀錄；74c9e12 新增後台登入與授權基礎；61b185f 新增後台評論審核 API；e779222 新增中文方法註解。這些可能尚未 push，請先用 git status/log 確認。</w:t>
+        <w:rPr>
+          <w:b/>
+        </w:rPr>
+        <w:t xml:space="preserve">近期本機 commits</w:t>
       </w:r>
     </w:p>
     <w:p>
       <w:r>
-        <w:rPr>
-          <w:b/>
-        </w:rPr>
-        <w:t xml:space="preserve">建置與操作注意事項</w:t>
+        <w:t xml:space="preserve">cc46d92 新增評論檢舉流程；ae72ee9 新增後台評論審核紀錄；74c9e12 新增後台登入與授權基礎；61b185f 新增後台評論審核 API；e779222 新增中文方法註解。這些可能尚未 push，請先用 git status/log 確認。</w:t>
       </w:r>
     </w:p>
     <w:p>
       <w:r>
-        <w:t xml:space="preserve">建置請用單執行緒避免 Windows DLL lock：dotnet build FoodTrust.Api\FoodTrust.Api.csproj --no-restore -m:1；dotnet build FoodTrust.Worker\FoodTrust.Worker.csproj --no-restore -m:1。</w:t>
+        <w:rPr>
+          <w:b/>
+        </w:rPr>
+        <w:t xml:space="preserve">建置與操作注意事項</w:t>
       </w:r>
     </w:p>
     <w:p>
       <w:r>
-        <w:t xml:space="preserve">Git 不一定在 PATH，常用路徑：C:\Users\User\AppData\Local\Fork\gitInstance\2.50.1\cmd\git.exe。</w:t>
+        <w:t xml:space="preserve">建置請用單執行緒避免 Windows DLL lock：dotnet build FoodTrust.Api\FoodTrust.Api.csproj --no-restore -m:1；dotnet build FoodTrust.Worker\FoodTrust.Worker.csproj --no-restore -m:1。</w:t>
       </w:r>
     </w:p>
     <w:p>
       <w:r>
-        <w:t xml:space="preserve">PowerShell Get-Content 可能讓 UTF-8 中文顯示成亂碼；不要直接判定檔案壞掉。讀中文可用 rg 或指定 UTF8。</w:t>
+        <w:t xml:space="preserve">Git 不一定在 PATH，常用路徑：C:\Users\User\AppData\Local\Fork\gitInstance\2.50.1\cmd\git.exe。</w:t>
       </w:r>
     </w:p>
     <w:p>
       <w:r>
-        <w:rPr>
-          <w:b/>
-        </w:rPr>
-        <w:t xml:space="preserve">下一步建議優先順序</w:t>
+        <w:t xml:space="preserve">PowerShell Get-Content 可能讓 UTF-8 中文顯示成亂碼；不要直接判定檔案壞掉。讀中文可用 rg 或指定 UTF8。</w:t>
       </w:r>
     </w:p>
     <w:p>
       <w:r>
-        <w:t xml:space="preserve">1. 產品功能後續：照片上傳、地圖/距離搜尋、Typesense、Redis、Next.js 前台、SEO 頁面、商家認領。</w:t>
+        <w:rPr>
+          <w:b/>
+        </w:rPr>
+        <w:t xml:space="preserve">下一步建議優先順序</w:t>
       </w:r>
     </w:p>
     <w:p>
       <w:r>
-        <w:t xml:space="preserve">2. 前端 MVP 後續：補 API 錯誤處理、SEO route 與視覺細節。</w:t>
+        <w:t xml:space="preserve">1. 產品功能後續：照片上傳、地圖/距離搜尋、Typesense、Redis、Next.js 前台、SEO 頁面、商家認領。</w:t>
+      </w:r>
+    </w:p>
+    <w:p>
+      <w:r>
+        <w:t xml:space="preserve">2. 前端 MVP 後續：SEO route 與視覺細節。</w:t>
       </w:r>
     </w:p>
     <w:p>

--- a/FoodTrust_美食排行網專案規格書.docx
+++ b/FoodTrust_美食排行網專案規格書.docx
@@ -16416,130 +16416,135 @@
     </w:p>
     <w:p>
       <w:r>
-        <w:t xml:space="preserve">本次建置驗證：dotnet build FoodTrust.Api\FoodTrust.Api.csproj --no-restore -m:1；dotnet build FoodTrust.Worker\FoodTrust.Worker.csproj --no-restore -m:1。</w:t>
+        <w:t>已完成：FoodTrust.Web SEO route 與視覺細節已補強，新增頁面 metadata、餐廳詳情動態 metadata、robots.txt、sitemap.xml、焦點樣式與餐廳外部連結。</w:t>
       </w:r>
     </w:p>
     <w:p>
       <w:r>
-        <w:rPr>
-          <w:b/>
-        </w:rPr>
-        <w:t xml:space="preserve">開發接續摘要（給新視窗/新對話快速讀取，2026-05-15）</w:t>
+        <w:t xml:space="preserve">本次建置驗證：dotnet build FoodTrust.Api\FoodTrust.Api.csproj --no-restore -m:1；dotnet build FoodTrust.Worker\FoodTrust.Worker.csproj --no-restore -m:1。</w:t>
       </w:r>
     </w:p>
     <w:p>
       <w:r>
-        <w:t xml:space="preserve">請下一位助理先讀本段，再讀「實作狀態更新」。目前工作目標：依 MVP 優先順序補完 FoodTrust 美食排行網後端，規格書要隨功能同步更新。</w:t>
+        <w:rPr>
+          <w:b/>
+        </w:rPr>
+        <w:t xml:space="preserve">開發接續摘要（給新視窗/新對話快速讀取，2026-05-15）</w:t>
       </w:r>
     </w:p>
     <w:p>
       <w:r>
-        <w:rPr>
-          <w:b/>
-        </w:rPr>
-        <w:t xml:space="preserve">目前專案位置與技術架構</w:t>
+        <w:t xml:space="preserve">請下一位助理先讀本段，再讀「實作狀態更新」。目前工作目標：依 MVP 優先順序補完 FoodTrust 美食排行網後端，規格書要隨功能同步更新。</w:t>
       </w:r>
     </w:p>
     <w:p>
       <w:r>
-        <w:t xml:space="preserve">工作目錄：C:\Users\User\FoodTrust。方案包含 FoodTrust.Api、FoodTrust.Core、FoodTrust.Infrastructure、FoodTrust.Worker。</w:t>
+        <w:rPr>
+          <w:b/>
+        </w:rPr>
+        <w:t xml:space="preserve">目前專案位置與技術架構</w:t>
       </w:r>
     </w:p>
     <w:p>
       <w:r>
-        <w:t xml:space="preserve">架構原則：Core 放 domain/application 介面、模型與 service；Infrastructure 放 Dapper/MySQL repository、migration、外部匯入；Api 放 Controllers、request models、JWT 設定；Worker 放背景匯入。Core 的 interface 由 Infrastructure 實作是正常分層。</w:t>
+        <w:t xml:space="preserve">工作目錄：C:\Users\User\FoodTrust。方案包含 FoodTrust.Api、FoodTrust.Core、FoodTrust.Infrastructure、FoodTrust.Worker。</w:t>
       </w:r>
     </w:p>
     <w:p>
       <w:r>
-        <w:t xml:space="preserve">資料庫使用 MySQL，migration 由 FoodTrust.Infrastructure\Data\DatabaseMigrations.cs 與 DatabaseInitializer 啟動時套用，schema_migrations 記錄版本。</w:t>
+        <w:t xml:space="preserve">架構原則：Core 放 domain/application 介面、模型與 service；Infrastructure 放 Dapper/MySQL repository、migration、外部匯入；Api 放 Controllers、request models、JWT 設定；Worker 放背景匯入。Core 的 interface 由 Infrastructure 實作是正常分層。</w:t>
       </w:r>
     </w:p>
     <w:p>
       <w:r>
-        <w:rPr>
-          <w:b/>
-        </w:rPr>
-        <w:t xml:space="preserve">目前已完成的後端功能</w:t>
+        <w:t xml:space="preserve">資料庫使用 MySQL，migration 由 FoodTrust.Infrastructure\Data\DatabaseMigrations.cs 與 DatabaseInitializer 啟動時套用，schema_migrations 記錄版本。</w:t>
       </w:r>
     </w:p>
     <w:p>
       <w:r>
-        <w:t xml:space="preserve">餐廳：新增、查詢、詳細、更新、狀態更新、FDA 食品業者匯入、來源去重、匯入紀錄查詢。</w:t>
+        <w:rPr>
+          <w:b/>
+        </w:rPr>
+        <w:t xml:space="preserve">目前已完成的後端功能</w:t>
       </w:r>
     </w:p>
     <w:p>
       <w:r>
-        <w:t xml:space="preserve">搜尋/排行：支援 keyword、status、city、district、cuisineType、priceMin、priceMax、minScore、page、pageSize；排序支援 latest、ranking、reviewCount；排行與列表使用 approved/non-suspicious/non-deleted reviews 的 Bayesian 平台分數。</w:t>
+        <w:t xml:space="preserve">餐廳：新增、查詢、詳細、更新、狀態更新、FDA 食品業者匯入、來源去重、匯入紀錄查詢。</w:t>
       </w:r>
     </w:p>
     <w:p>
       <w:r>
-        <w:t xml:space="preserve">評論：五項分數 Taste/Service/Environment/Value/Revisit、平均分、內容、用餐日期、人均消費、用餐型態、同行型態、狀態、可疑/刪除旗標。</w:t>
+        <w:t xml:space="preserve">搜尋/排行：支援 keyword、status、city、district、cuisineType、priceMin、priceMax、minScore、page、pageSize；排序支援 latest、ranking、reviewCount；排行與列表使用 approved/non-suspicious/non-deleted reviews 的 Bayesian 平台分數。</w:t>
       </w:r>
     </w:p>
     <w:p>
       <w:r>
-        <w:t xml:space="preserve">會員/後台：一般會員註冊/登入、User JWT、第一位管理員 bootstrap、PBKDF2 密碼雜湊、Admin JWT、Admin role 授權、評論審核列表、狀態更新、可疑標記、刪除標記、審核原因、操作紀錄查詢。</w:t>
+        <w:t xml:space="preserve">評論：五項分數 Taste/Service/Environment/Value/Revisit、平均分、內容、用餐日期、人均消費、用餐型態、同行型態、狀態、可疑/刪除旗標。</w:t>
       </w:r>
     </w:p>
     <w:p>
       <w:r>
-        <w:t xml:space="preserve">檢舉與反作弊：公開端匿名評論檢舉、後台檢舉列表、檢舉狀態處理、處理管理員與處理備註；新增完整評論時會執行規則式反作弊，命中後自動標記 Suspicious 並保存可疑原因。</w:t>
+        <w:t xml:space="preserve">會員/後台：一般會員註冊/登入、User JWT、第一位管理員 bootstrap、PBKDF2 密碼雜湊、Admin JWT、Admin role 授權、評論審核列表、狀態更新、可疑標記、刪除標記、審核原因、操作紀錄查詢。</w:t>
       </w:r>
     </w:p>
     <w:p>
       <w:r>
-        <w:rPr>
-          <w:b/>
-        </w:rPr>
-        <w:t xml:space="preserve">近期本機 commits</w:t>
+        <w:t xml:space="preserve">檢舉與反作弊：公開端匿名評論檢舉、後台檢舉列表、檢舉狀態處理、處理管理員與處理備註；新增完整評論時會執行規則式反作弊，命中後自動標記 Suspicious 並保存可疑原因。</w:t>
       </w:r>
     </w:p>
     <w:p>
       <w:r>
-        <w:t xml:space="preserve">cc46d92 新增評論檢舉流程；ae72ee9 新增後台評論審核紀錄；74c9e12 新增後台登入與授權基礎；61b185f 新增後台評論審核 API；e779222 新增中文方法註解。這些可能尚未 push，請先用 git status/log 確認。</w:t>
+        <w:rPr>
+          <w:b/>
+        </w:rPr>
+        <w:t xml:space="preserve">近期本機 commits</w:t>
       </w:r>
     </w:p>
     <w:p>
       <w:r>
-        <w:rPr>
-          <w:b/>
-        </w:rPr>
-        <w:t xml:space="preserve">建置與操作注意事項</w:t>
+        <w:t xml:space="preserve">cc46d92 新增評論檢舉流程；ae72ee9 新增後台評論審核紀錄；74c9e12 新增後台登入與授權基礎；61b185f 新增後台評論審核 API；e779222 新增中文方法註解。這些可能尚未 push，請先用 git status/log 確認。</w:t>
       </w:r>
     </w:p>
     <w:p>
       <w:r>
-        <w:t xml:space="preserve">建置請用單執行緒避免 Windows DLL lock：dotnet build FoodTrust.Api\FoodTrust.Api.csproj --no-restore -m:1；dotnet build FoodTrust.Worker\FoodTrust.Worker.csproj --no-restore -m:1。</w:t>
+        <w:rPr>
+          <w:b/>
+        </w:rPr>
+        <w:t xml:space="preserve">建置與操作注意事項</w:t>
       </w:r>
     </w:p>
     <w:p>
       <w:r>
-        <w:t xml:space="preserve">Git 不一定在 PATH，常用路徑：C:\Users\User\AppData\Local\Fork\gitInstance\2.50.1\cmd\git.exe。</w:t>
+        <w:t xml:space="preserve">建置請用單執行緒避免 Windows DLL lock：dotnet build FoodTrust.Api\FoodTrust.Api.csproj --no-restore -m:1；dotnet build FoodTrust.Worker\FoodTrust.Worker.csproj --no-restore -m:1。</w:t>
       </w:r>
     </w:p>
     <w:p>
       <w:r>
-        <w:t xml:space="preserve">PowerShell Get-Content 可能讓 UTF-8 中文顯示成亂碼；不要直接判定檔案壞掉。讀中文可用 rg 或指定 UTF8。</w:t>
+        <w:t xml:space="preserve">Git 不一定在 PATH，常用路徑：C:\Users\User\AppData\Local\Fork\gitInstance\2.50.1\cmd\git.exe。</w:t>
       </w:r>
     </w:p>
     <w:p>
       <w:r>
-        <w:rPr>
-          <w:b/>
-        </w:rPr>
-        <w:t xml:space="preserve">下一步建議優先順序</w:t>
+        <w:t xml:space="preserve">PowerShell Get-Content 可能讓 UTF-8 中文顯示成亂碼；不要直接判定檔案壞掉。讀中文可用 rg 或指定 UTF8。</w:t>
       </w:r>
     </w:p>
     <w:p>
       <w:r>
-        <w:t xml:space="preserve">1. 產品功能後續：照片上傳、地圖/距離搜尋、Typesense、Redis、Next.js 前台、SEO 頁面、商家認領。</w:t>
+        <w:rPr>
+          <w:b/>
+        </w:rPr>
+        <w:t xml:space="preserve">下一步建議優先順序</w:t>
       </w:r>
     </w:p>
     <w:p>
       <w:r>
-        <w:t xml:space="preserve">2. 前端 MVP 後續：SEO route 與視覺細節。</w:t>
+        <w:t xml:space="preserve">1. 產品功能後續：照片上傳、地圖/距離搜尋、Typesense、Redis、Next.js 前台、SEO 頁面、商家認領。</w:t>
+      </w:r>
+    </w:p>
+    <w:p>
+      <w:r>
+        <w:t xml:space="preserve">2. 前端 MVP 後續：已完成，目前可進入前端體驗打磨、測試與部署設定。</w:t>
       </w:r>
     </w:p>
     <w:p>

--- a/FoodTrust_美食排行網專案規格書.docx
+++ b/FoodTrust_美食排行網專案規格書.docx
@@ -16421,130 +16421,135 @@
     </w:p>
     <w:p>
       <w:r>
-        <w:t xml:space="preserve">本次建置驗證：dotnet build FoodTrust.Api\FoodTrust.Api.csproj --no-restore -m:1；dotnet build FoodTrust.Worker\FoodTrust.Worker.csproj --no-restore -m:1。</w:t>
+        <w:t>已完成：FoodTrust.Web 部署設定文件已補強，新增 .env.example、更新 README，記錄 NEXT_PUBLIC_API_BASE_URL、NEXT_PUBLIC_SITE_URL 與建置部署指令。</w:t>
       </w:r>
     </w:p>
     <w:p>
       <w:r>
-        <w:rPr>
-          <w:b/>
-        </w:rPr>
-        <w:t xml:space="preserve">開發接續摘要（給新視窗/新對話快速讀取，2026-05-15）</w:t>
+        <w:t xml:space="preserve">本次建置驗證：dotnet build FoodTrust.Api\FoodTrust.Api.csproj --no-restore -m:1；dotnet build FoodTrust.Worker\FoodTrust.Worker.csproj --no-restore -m:1。</w:t>
       </w:r>
     </w:p>
     <w:p>
       <w:r>
-        <w:t xml:space="preserve">請下一位助理先讀本段，再讀「實作狀態更新」。目前工作目標：依 MVP 優先順序補完 FoodTrust 美食排行網後端，規格書要隨功能同步更新。</w:t>
+        <w:rPr>
+          <w:b/>
+        </w:rPr>
+        <w:t xml:space="preserve">開發接續摘要（給新視窗/新對話快速讀取，2026-05-15）</w:t>
       </w:r>
     </w:p>
     <w:p>
       <w:r>
-        <w:rPr>
-          <w:b/>
-        </w:rPr>
-        <w:t xml:space="preserve">目前專案位置與技術架構</w:t>
+        <w:t xml:space="preserve">請下一位助理先讀本段，再讀「實作狀態更新」。目前工作目標：依 MVP 優先順序補完 FoodTrust 美食排行網後端，規格書要隨功能同步更新。</w:t>
       </w:r>
     </w:p>
     <w:p>
       <w:r>
-        <w:t xml:space="preserve">工作目錄：C:\Users\User\FoodTrust。方案包含 FoodTrust.Api、FoodTrust.Core、FoodTrust.Infrastructure、FoodTrust.Worker。</w:t>
+        <w:rPr>
+          <w:b/>
+        </w:rPr>
+        <w:t xml:space="preserve">目前專案位置與技術架構</w:t>
       </w:r>
     </w:p>
     <w:p>
       <w:r>
-        <w:t xml:space="preserve">架構原則：Core 放 domain/application 介面、模型與 service；Infrastructure 放 Dapper/MySQL repository、migration、外部匯入；Api 放 Controllers、request models、JWT 設定；Worker 放背景匯入。Core 的 interface 由 Infrastructure 實作是正常分層。</w:t>
+        <w:t xml:space="preserve">工作目錄：C:\Users\User\FoodTrust。方案包含 FoodTrust.Api、FoodTrust.Core、FoodTrust.Infrastructure、FoodTrust.Worker。</w:t>
       </w:r>
     </w:p>
     <w:p>
       <w:r>
-        <w:t xml:space="preserve">資料庫使用 MySQL，migration 由 FoodTrust.Infrastructure\Data\DatabaseMigrations.cs 與 DatabaseInitializer 啟動時套用，schema_migrations 記錄版本。</w:t>
+        <w:t xml:space="preserve">架構原則：Core 放 domain/application 介面、模型與 service；Infrastructure 放 Dapper/MySQL repository、migration、外部匯入；Api 放 Controllers、request models、JWT 設定；Worker 放背景匯入。Core 的 interface 由 Infrastructure 實作是正常分層。</w:t>
       </w:r>
     </w:p>
     <w:p>
       <w:r>
-        <w:rPr>
-          <w:b/>
-        </w:rPr>
-        <w:t xml:space="preserve">目前已完成的後端功能</w:t>
+        <w:t xml:space="preserve">資料庫使用 MySQL，migration 由 FoodTrust.Infrastructure\Data\DatabaseMigrations.cs 與 DatabaseInitializer 啟動時套用，schema_migrations 記錄版本。</w:t>
       </w:r>
     </w:p>
     <w:p>
       <w:r>
-        <w:t xml:space="preserve">餐廳：新增、查詢、詳細、更新、狀態更新、FDA 食品業者匯入、來源去重、匯入紀錄查詢。</w:t>
+        <w:rPr>
+          <w:b/>
+        </w:rPr>
+        <w:t xml:space="preserve">目前已完成的後端功能</w:t>
       </w:r>
     </w:p>
     <w:p>
       <w:r>
-        <w:t xml:space="preserve">搜尋/排行：支援 keyword、status、city、district、cuisineType、priceMin、priceMax、minScore、page、pageSize；排序支援 latest、ranking、reviewCount；排行與列表使用 approved/non-suspicious/non-deleted reviews 的 Bayesian 平台分數。</w:t>
+        <w:t xml:space="preserve">餐廳：新增、查詢、詳細、更新、狀態更新、FDA 食品業者匯入、來源去重、匯入紀錄查詢。</w:t>
       </w:r>
     </w:p>
     <w:p>
       <w:r>
-        <w:t xml:space="preserve">評論：五項分數 Taste/Service/Environment/Value/Revisit、平均分、內容、用餐日期、人均消費、用餐型態、同行型態、狀態、可疑/刪除旗標。</w:t>
+        <w:t xml:space="preserve">搜尋/排行：支援 keyword、status、city、district、cuisineType、priceMin、priceMax、minScore、page、pageSize；排序支援 latest、ranking、reviewCount；排行與列表使用 approved/non-suspicious/non-deleted reviews 的 Bayesian 平台分數。</w:t>
       </w:r>
     </w:p>
     <w:p>
       <w:r>
-        <w:t xml:space="preserve">會員/後台：一般會員註冊/登入、User JWT、第一位管理員 bootstrap、PBKDF2 密碼雜湊、Admin JWT、Admin role 授權、評論審核列表、狀態更新、可疑標記、刪除標記、審核原因、操作紀錄查詢。</w:t>
+        <w:t xml:space="preserve">評論：五項分數 Taste/Service/Environment/Value/Revisit、平均分、內容、用餐日期、人均消費、用餐型態、同行型態、狀態、可疑/刪除旗標。</w:t>
       </w:r>
     </w:p>
     <w:p>
       <w:r>
-        <w:t xml:space="preserve">檢舉與反作弊：公開端匿名評論檢舉、後台檢舉列表、檢舉狀態處理、處理管理員與處理備註；新增完整評論時會執行規則式反作弊，命中後自動標記 Suspicious 並保存可疑原因。</w:t>
+        <w:t xml:space="preserve">會員/後台：一般會員註冊/登入、User JWT、第一位管理員 bootstrap、PBKDF2 密碼雜湊、Admin JWT、Admin role 授權、評論審核列表、狀態更新、可疑標記、刪除標記、審核原因、操作紀錄查詢。</w:t>
       </w:r>
     </w:p>
     <w:p>
       <w:r>
-        <w:rPr>
-          <w:b/>
-        </w:rPr>
-        <w:t xml:space="preserve">近期本機 commits</w:t>
+        <w:t xml:space="preserve">檢舉與反作弊：公開端匿名評論檢舉、後台檢舉列表、檢舉狀態處理、處理管理員與處理備註；新增完整評論時會執行規則式反作弊，命中後自動標記 Suspicious 並保存可疑原因。</w:t>
       </w:r>
     </w:p>
     <w:p>
       <w:r>
-        <w:t xml:space="preserve">cc46d92 新增評論檢舉流程；ae72ee9 新增後台評論審核紀錄；74c9e12 新增後台登入與授權基礎；61b185f 新增後台評論審核 API；e779222 新增中文方法註解。這些可能尚未 push，請先用 git status/log 確認。</w:t>
+        <w:rPr>
+          <w:b/>
+        </w:rPr>
+        <w:t xml:space="preserve">近期本機 commits</w:t>
       </w:r>
     </w:p>
     <w:p>
       <w:r>
-        <w:rPr>
-          <w:b/>
-        </w:rPr>
-        <w:t xml:space="preserve">建置與操作注意事項</w:t>
+        <w:t xml:space="preserve">cc46d92 新增評論檢舉流程；ae72ee9 新增後台評論審核紀錄；74c9e12 新增後台登入與授權基礎；61b185f 新增後台評論審核 API；e779222 新增中文方法註解。這些可能尚未 push，請先用 git status/log 確認。</w:t>
       </w:r>
     </w:p>
     <w:p>
       <w:r>
-        <w:t xml:space="preserve">建置請用單執行緒避免 Windows DLL lock：dotnet build FoodTrust.Api\FoodTrust.Api.csproj --no-restore -m:1；dotnet build FoodTrust.Worker\FoodTrust.Worker.csproj --no-restore -m:1。</w:t>
+        <w:rPr>
+          <w:b/>
+        </w:rPr>
+        <w:t xml:space="preserve">建置與操作注意事項</w:t>
       </w:r>
     </w:p>
     <w:p>
       <w:r>
-        <w:t xml:space="preserve">Git 不一定在 PATH，常用路徑：C:\Users\User\AppData\Local\Fork\gitInstance\2.50.1\cmd\git.exe。</w:t>
+        <w:t xml:space="preserve">建置請用單執行緒避免 Windows DLL lock：dotnet build FoodTrust.Api\FoodTrust.Api.csproj --no-restore -m:1；dotnet build FoodTrust.Worker\FoodTrust.Worker.csproj --no-restore -m:1。</w:t>
       </w:r>
     </w:p>
     <w:p>
       <w:r>
-        <w:t xml:space="preserve">PowerShell Get-Content 可能讓 UTF-8 中文顯示成亂碼；不要直接判定檔案壞掉。讀中文可用 rg 或指定 UTF8。</w:t>
+        <w:t xml:space="preserve">Git 不一定在 PATH，常用路徑：C:\Users\User\AppData\Local\Fork\gitInstance\2.50.1\cmd\git.exe。</w:t>
       </w:r>
     </w:p>
     <w:p>
       <w:r>
-        <w:rPr>
-          <w:b/>
-        </w:rPr>
-        <w:t xml:space="preserve">下一步建議優先順序</w:t>
+        <w:t xml:space="preserve">PowerShell Get-Content 可能讓 UTF-8 中文顯示成亂碼；不要直接判定檔案壞掉。讀中文可用 rg 或指定 UTF8。</w:t>
       </w:r>
     </w:p>
     <w:p>
       <w:r>
-        <w:t xml:space="preserve">1. 產品功能後續：照片上傳、地圖/距離搜尋、Typesense、Redis、Next.js 前台、SEO 頁面、商家認領。</w:t>
+        <w:rPr>
+          <w:b/>
+        </w:rPr>
+        <w:t xml:space="preserve">下一步建議優先順序</w:t>
       </w:r>
     </w:p>
     <w:p>
       <w:r>
-        <w:t xml:space="preserve">2. 前端 MVP 後續：已完成，目前可進入前端體驗打磨、測試與部署設定。</w:t>
+        <w:t xml:space="preserve">1. 產品功能後續：照片上傳、地圖/距離搜尋、Typesense、Redis、Next.js 前台、SEO 頁面、商家認領。</w:t>
+      </w:r>
+    </w:p>
+    <w:p>
+      <w:r>
+        <w:t xml:space="preserve">2. 前端 MVP 後續：已完成，目前可進入前端體驗打磨、測試補強與實際部署。</w:t>
       </w:r>
     </w:p>
     <w:p>

--- a/FoodTrust_美食排行網專案規格書.docx
+++ b/FoodTrust_美食排行網專案規格書.docx
@@ -16426,130 +16426,135 @@
     </w:p>
     <w:p>
       <w:r>
-        <w:t xml:space="preserve">本次建置驗證：dotnet build FoodTrust.Api\FoodTrust.Api.csproj --no-restore -m:1；dotnet build FoodTrust.Worker\FoodTrust.Worker.csproj --no-restore -m:1。</w:t>
+        <w:t>已完成：FoodTrust.Web 前端驗證流程已補強，新增 typecheck 與 verify npm script，並建立 GitHub Actions workflow 自動執行 lint、typecheck、build。</w:t>
       </w:r>
     </w:p>
     <w:p>
       <w:r>
-        <w:rPr>
-          <w:b/>
-        </w:rPr>
-        <w:t xml:space="preserve">開發接續摘要（給新視窗/新對話快速讀取，2026-05-15）</w:t>
+        <w:t xml:space="preserve">本次建置驗證：dotnet build FoodTrust.Api\FoodTrust.Api.csproj --no-restore -m:1；dotnet build FoodTrust.Worker\FoodTrust.Worker.csproj --no-restore -m:1。</w:t>
       </w:r>
     </w:p>
     <w:p>
       <w:r>
-        <w:t xml:space="preserve">請下一位助理先讀本段，再讀「實作狀態更新」。目前工作目標：依 MVP 優先順序補完 FoodTrust 美食排行網後端，規格書要隨功能同步更新。</w:t>
+        <w:rPr>
+          <w:b/>
+        </w:rPr>
+        <w:t xml:space="preserve">開發接續摘要（給新視窗/新對話快速讀取，2026-05-15）</w:t>
       </w:r>
     </w:p>
     <w:p>
       <w:r>
-        <w:rPr>
-          <w:b/>
-        </w:rPr>
-        <w:t xml:space="preserve">目前專案位置與技術架構</w:t>
+        <w:t xml:space="preserve">請下一位助理先讀本段，再讀「實作狀態更新」。目前工作目標：依 MVP 優先順序補完 FoodTrust 美食排行網後端，規格書要隨功能同步更新。</w:t>
       </w:r>
     </w:p>
     <w:p>
       <w:r>
-        <w:t xml:space="preserve">工作目錄：C:\Users\User\FoodTrust。方案包含 FoodTrust.Api、FoodTrust.Core、FoodTrust.Infrastructure、FoodTrust.Worker。</w:t>
+        <w:rPr>
+          <w:b/>
+        </w:rPr>
+        <w:t xml:space="preserve">目前專案位置與技術架構</w:t>
       </w:r>
     </w:p>
     <w:p>
       <w:r>
-        <w:t xml:space="preserve">架構原則：Core 放 domain/application 介面、模型與 service；Infrastructure 放 Dapper/MySQL repository、migration、外部匯入；Api 放 Controllers、request models、JWT 設定；Worker 放背景匯入。Core 的 interface 由 Infrastructure 實作是正常分層。</w:t>
+        <w:t xml:space="preserve">工作目錄：C:\Users\User\FoodTrust。方案包含 FoodTrust.Api、FoodTrust.Core、FoodTrust.Infrastructure、FoodTrust.Worker。</w:t>
       </w:r>
     </w:p>
     <w:p>
       <w:r>
-        <w:t xml:space="preserve">資料庫使用 MySQL，migration 由 FoodTrust.Infrastructure\Data\DatabaseMigrations.cs 與 DatabaseInitializer 啟動時套用，schema_migrations 記錄版本。</w:t>
+        <w:t xml:space="preserve">架構原則：Core 放 domain/application 介面、模型與 service；Infrastructure 放 Dapper/MySQL repository、migration、外部匯入；Api 放 Controllers、request models、JWT 設定；Worker 放背景匯入。Core 的 interface 由 Infrastructure 實作是正常分層。</w:t>
       </w:r>
     </w:p>
     <w:p>
       <w:r>
-        <w:rPr>
-          <w:b/>
-        </w:rPr>
-        <w:t xml:space="preserve">目前已完成的後端功能</w:t>
+        <w:t xml:space="preserve">資料庫使用 MySQL，migration 由 FoodTrust.Infrastructure\Data\DatabaseMigrations.cs 與 DatabaseInitializer 啟動時套用，schema_migrations 記錄版本。</w:t>
       </w:r>
     </w:p>
     <w:p>
       <w:r>
-        <w:t xml:space="preserve">餐廳：新增、查詢、詳細、更新、狀態更新、FDA 食品業者匯入、來源去重、匯入紀錄查詢。</w:t>
+        <w:rPr>
+          <w:b/>
+        </w:rPr>
+        <w:t xml:space="preserve">目前已完成的後端功能</w:t>
       </w:r>
     </w:p>
     <w:p>
       <w:r>
-        <w:t xml:space="preserve">搜尋/排行：支援 keyword、status、city、district、cuisineType、priceMin、priceMax、minScore、page、pageSize；排序支援 latest、ranking、reviewCount；排行與列表使用 approved/non-suspicious/non-deleted reviews 的 Bayesian 平台分數。</w:t>
+        <w:t xml:space="preserve">餐廳：新增、查詢、詳細、更新、狀態更新、FDA 食品業者匯入、來源去重、匯入紀錄查詢。</w:t>
       </w:r>
     </w:p>
     <w:p>
       <w:r>
-        <w:t xml:space="preserve">評論：五項分數 Taste/Service/Environment/Value/Revisit、平均分、內容、用餐日期、人均消費、用餐型態、同行型態、狀態、可疑/刪除旗標。</w:t>
+        <w:t xml:space="preserve">搜尋/排行：支援 keyword、status、city、district、cuisineType、priceMin、priceMax、minScore、page、pageSize；排序支援 latest、ranking、reviewCount；排行與列表使用 approved/non-suspicious/non-deleted reviews 的 Bayesian 平台分數。</w:t>
       </w:r>
     </w:p>
     <w:p>
       <w:r>
-        <w:t xml:space="preserve">會員/後台：一般會員註冊/登入、User JWT、第一位管理員 bootstrap、PBKDF2 密碼雜湊、Admin JWT、Admin role 授權、評論審核列表、狀態更新、可疑標記、刪除標記、審核原因、操作紀錄查詢。</w:t>
+        <w:t xml:space="preserve">評論：五項分數 Taste/Service/Environment/Value/Revisit、平均分、內容、用餐日期、人均消費、用餐型態、同行型態、狀態、可疑/刪除旗標。</w:t>
       </w:r>
     </w:p>
     <w:p>
       <w:r>
-        <w:t xml:space="preserve">檢舉與反作弊：公開端匿名評論檢舉、後台檢舉列表、檢舉狀態處理、處理管理員與處理備註；新增完整評論時會執行規則式反作弊，命中後自動標記 Suspicious 並保存可疑原因。</w:t>
+        <w:t xml:space="preserve">會員/後台：一般會員註冊/登入、User JWT、第一位管理員 bootstrap、PBKDF2 密碼雜湊、Admin JWT、Admin role 授權、評論審核列表、狀態更新、可疑標記、刪除標記、審核原因、操作紀錄查詢。</w:t>
       </w:r>
     </w:p>
     <w:p>
       <w:r>
-        <w:rPr>
-          <w:b/>
-        </w:rPr>
-        <w:t xml:space="preserve">近期本機 commits</w:t>
+        <w:t xml:space="preserve">檢舉與反作弊：公開端匿名評論檢舉、後台檢舉列表、檢舉狀態處理、處理管理員與處理備註；新增完整評論時會執行規則式反作弊，命中後自動標記 Suspicious 並保存可疑原因。</w:t>
       </w:r>
     </w:p>
     <w:p>
       <w:r>
-        <w:t xml:space="preserve">cc46d92 新增評論檢舉流程；ae72ee9 新增後台評論審核紀錄；74c9e12 新增後台登入與授權基礎；61b185f 新增後台評論審核 API；e779222 新增中文方法註解。這些可能尚未 push，請先用 git status/log 確認。</w:t>
+        <w:rPr>
+          <w:b/>
+        </w:rPr>
+        <w:t xml:space="preserve">近期本機 commits</w:t>
       </w:r>
     </w:p>
     <w:p>
       <w:r>
-        <w:rPr>
-          <w:b/>
-        </w:rPr>
-        <w:t xml:space="preserve">建置與操作注意事項</w:t>
+        <w:t xml:space="preserve">cc46d92 新增評論檢舉流程；ae72ee9 新增後台評論審核紀錄；74c9e12 新增後台登入與授權基礎；61b185f 新增後台評論審核 API；e779222 新增中文方法註解。這些可能尚未 push，請先用 git status/log 確認。</w:t>
       </w:r>
     </w:p>
     <w:p>
       <w:r>
-        <w:t xml:space="preserve">建置請用單執行緒避免 Windows DLL lock：dotnet build FoodTrust.Api\FoodTrust.Api.csproj --no-restore -m:1；dotnet build FoodTrust.Worker\FoodTrust.Worker.csproj --no-restore -m:1。</w:t>
+        <w:rPr>
+          <w:b/>
+        </w:rPr>
+        <w:t xml:space="preserve">建置與操作注意事項</w:t>
       </w:r>
     </w:p>
     <w:p>
       <w:r>
-        <w:t xml:space="preserve">Git 不一定在 PATH，常用路徑：C:\Users\User\AppData\Local\Fork\gitInstance\2.50.1\cmd\git.exe。</w:t>
+        <w:t xml:space="preserve">建置請用單執行緒避免 Windows DLL lock：dotnet build FoodTrust.Api\FoodTrust.Api.csproj --no-restore -m:1；dotnet build FoodTrust.Worker\FoodTrust.Worker.csproj --no-restore -m:1。</w:t>
       </w:r>
     </w:p>
     <w:p>
       <w:r>
-        <w:t xml:space="preserve">PowerShell Get-Content 可能讓 UTF-8 中文顯示成亂碼；不要直接判定檔案壞掉。讀中文可用 rg 或指定 UTF8。</w:t>
+        <w:t xml:space="preserve">Git 不一定在 PATH，常用路徑：C:\Users\User\AppData\Local\Fork\gitInstance\2.50.1\cmd\git.exe。</w:t>
       </w:r>
     </w:p>
     <w:p>
       <w:r>
-        <w:rPr>
-          <w:b/>
-        </w:rPr>
-        <w:t xml:space="preserve">下一步建議優先順序</w:t>
+        <w:t xml:space="preserve">PowerShell Get-Content 可能讓 UTF-8 中文顯示成亂碼；不要直接判定檔案壞掉。讀中文可用 rg 或指定 UTF8。</w:t>
       </w:r>
     </w:p>
     <w:p>
       <w:r>
-        <w:t xml:space="preserve">1. 產品功能後續：照片上傳、地圖/距離搜尋、Typesense、Redis、Next.js 前台、SEO 頁面、商家認領。</w:t>
+        <w:rPr>
+          <w:b/>
+        </w:rPr>
+        <w:t xml:space="preserve">下一步建議優先順序</w:t>
       </w:r>
     </w:p>
     <w:p>
       <w:r>
-        <w:t xml:space="preserve">2. 前端 MVP 後續：已完成，目前可進入前端體驗打磨、測試補強與實際部署。</w:t>
+        <w:t xml:space="preserve">1. 產品功能後續：照片上傳、地圖/距離搜尋、Typesense、Redis、Next.js 前台、SEO 頁面、商家認領。</w:t>
+      </w:r>
+    </w:p>
+    <w:p>
+      <w:r>
+        <w:t xml:space="preserve">2. 前端 MVP 後續：已完成，目前可進入前端體驗打磨、端到端測試與實際部署。</w:t>
       </w:r>
     </w:p>
     <w:p>

--- a/FoodTrust_美食排行網專案規格書.docx
+++ b/FoodTrust_美食排行網專案規格書.docx
@@ -16431,130 +16431,135 @@
     </w:p>
     <w:p>
       <w:r>
-        <w:t xml:space="preserve">本次建置驗證：dotnet build FoodTrust.Api\FoodTrust.Api.csproj --no-restore -m:1；dotnet build FoodTrust.Worker\FoodTrust.Worker.csproj --no-restore -m:1。</w:t>
+        <w:t>已完成：AWS Amplify Hosting 部署準備已補強，新增 monorepo amplify.yml，並於 FoodTrust.Web README 記錄 App root、build artifact、cache 與 NEXT_PUBLIC_API_BASE_URL / NEXT_PUBLIC_SITE_URL 設定。</w:t>
       </w:r>
     </w:p>
     <w:p>
       <w:r>
-        <w:rPr>
-          <w:b/>
-        </w:rPr>
-        <w:t xml:space="preserve">開發接續摘要（給新視窗/新對話快速讀取，2026-05-15）</w:t>
+        <w:t xml:space="preserve">本次建置驗證：dotnet build FoodTrust.Api\FoodTrust.Api.csproj --no-restore -m:1；dotnet build FoodTrust.Worker\FoodTrust.Worker.csproj --no-restore -m:1。</w:t>
       </w:r>
     </w:p>
     <w:p>
       <w:r>
-        <w:t xml:space="preserve">請下一位助理先讀本段，再讀「實作狀態更新」。目前工作目標：依 MVP 優先順序補完 FoodTrust 美食排行網後端，規格書要隨功能同步更新。</w:t>
+        <w:rPr>
+          <w:b/>
+        </w:rPr>
+        <w:t xml:space="preserve">開發接續摘要（給新視窗/新對話快速讀取，2026-05-15）</w:t>
       </w:r>
     </w:p>
     <w:p>
       <w:r>
-        <w:rPr>
-          <w:b/>
-        </w:rPr>
-        <w:t xml:space="preserve">目前專案位置與技術架構</w:t>
+        <w:t xml:space="preserve">請下一位助理先讀本段，再讀「實作狀態更新」。目前工作目標：依 MVP 優先順序補完 FoodTrust 美食排行網後端，規格書要隨功能同步更新。</w:t>
       </w:r>
     </w:p>
     <w:p>
       <w:r>
-        <w:t xml:space="preserve">工作目錄：C:\Users\User\FoodTrust。方案包含 FoodTrust.Api、FoodTrust.Core、FoodTrust.Infrastructure、FoodTrust.Worker。</w:t>
+        <w:rPr>
+          <w:b/>
+        </w:rPr>
+        <w:t xml:space="preserve">目前專案位置與技術架構</w:t>
       </w:r>
     </w:p>
     <w:p>
       <w:r>
-        <w:t xml:space="preserve">架構原則：Core 放 domain/application 介面、模型與 service；Infrastructure 放 Dapper/MySQL repository、migration、外部匯入；Api 放 Controllers、request models、JWT 設定；Worker 放背景匯入。Core 的 interface 由 Infrastructure 實作是正常分層。</w:t>
+        <w:t xml:space="preserve">工作目錄：C:\Users\User\FoodTrust。方案包含 FoodTrust.Api、FoodTrust.Core、FoodTrust.Infrastructure、FoodTrust.Worker。</w:t>
       </w:r>
     </w:p>
     <w:p>
       <w:r>
-        <w:t xml:space="preserve">資料庫使用 MySQL，migration 由 FoodTrust.Infrastructure\Data\DatabaseMigrations.cs 與 DatabaseInitializer 啟動時套用，schema_migrations 記錄版本。</w:t>
+        <w:t xml:space="preserve">架構原則：Core 放 domain/application 介面、模型與 service；Infrastructure 放 Dapper/MySQL repository、migration、外部匯入；Api 放 Controllers、request models、JWT 設定；Worker 放背景匯入。Core 的 interface 由 Infrastructure 實作是正常分層。</w:t>
       </w:r>
     </w:p>
     <w:p>
       <w:r>
-        <w:rPr>
-          <w:b/>
-        </w:rPr>
-        <w:t xml:space="preserve">目前已完成的後端功能</w:t>
+        <w:t xml:space="preserve">資料庫使用 MySQL，migration 由 FoodTrust.Infrastructure\Data\DatabaseMigrations.cs 與 DatabaseInitializer 啟動時套用，schema_migrations 記錄版本。</w:t>
       </w:r>
     </w:p>
     <w:p>
       <w:r>
-        <w:t xml:space="preserve">餐廳：新增、查詢、詳細、更新、狀態更新、FDA 食品業者匯入、來源去重、匯入紀錄查詢。</w:t>
+        <w:rPr>
+          <w:b/>
+        </w:rPr>
+        <w:t xml:space="preserve">目前已完成的後端功能</w:t>
       </w:r>
     </w:p>
     <w:p>
       <w:r>
-        <w:t xml:space="preserve">搜尋/排行：支援 keyword、status、city、district、cuisineType、priceMin、priceMax、minScore、page、pageSize；排序支援 latest、ranking、reviewCount；排行與列表使用 approved/non-suspicious/non-deleted reviews 的 Bayesian 平台分數。</w:t>
+        <w:t xml:space="preserve">餐廳：新增、查詢、詳細、更新、狀態更新、FDA 食品業者匯入、來源去重、匯入紀錄查詢。</w:t>
       </w:r>
     </w:p>
     <w:p>
       <w:r>
-        <w:t xml:space="preserve">評論：五項分數 Taste/Service/Environment/Value/Revisit、平均分、內容、用餐日期、人均消費、用餐型態、同行型態、狀態、可疑/刪除旗標。</w:t>
+        <w:t xml:space="preserve">搜尋/排行：支援 keyword、status、city、district、cuisineType、priceMin、priceMax、minScore、page、pageSize；排序支援 latest、ranking、reviewCount；排行與列表使用 approved/non-suspicious/non-deleted reviews 的 Bayesian 平台分數。</w:t>
       </w:r>
     </w:p>
     <w:p>
       <w:r>
-        <w:t xml:space="preserve">會員/後台：一般會員註冊/登入、User JWT、第一位管理員 bootstrap、PBKDF2 密碼雜湊、Admin JWT、Admin role 授權、評論審核列表、狀態更新、可疑標記、刪除標記、審核原因、操作紀錄查詢。</w:t>
+        <w:t xml:space="preserve">評論：五項分數 Taste/Service/Environment/Value/Revisit、平均分、內容、用餐日期、人均消費、用餐型態、同行型態、狀態、可疑/刪除旗標。</w:t>
       </w:r>
     </w:p>
     <w:p>
       <w:r>
-        <w:t xml:space="preserve">檢舉與反作弊：公開端匿名評論檢舉、後台檢舉列表、檢舉狀態處理、處理管理員與處理備註；新增完整評論時會執行規則式反作弊，命中後自動標記 Suspicious 並保存可疑原因。</w:t>
+        <w:t xml:space="preserve">會員/後台：一般會員註冊/登入、User JWT、第一位管理員 bootstrap、PBKDF2 密碼雜湊、Admin JWT、Admin role 授權、評論審核列表、狀態更新、可疑標記、刪除標記、審核原因、操作紀錄查詢。</w:t>
       </w:r>
     </w:p>
     <w:p>
       <w:r>
-        <w:rPr>
-          <w:b/>
-        </w:rPr>
-        <w:t xml:space="preserve">近期本機 commits</w:t>
+        <w:t xml:space="preserve">檢舉與反作弊：公開端匿名評論檢舉、後台檢舉列表、檢舉狀態處理、處理管理員與處理備註；新增完整評論時會執行規則式反作弊，命中後自動標記 Suspicious 並保存可疑原因。</w:t>
       </w:r>
     </w:p>
     <w:p>
       <w:r>
-        <w:t xml:space="preserve">cc46d92 新增評論檢舉流程；ae72ee9 新增後台評論審核紀錄；74c9e12 新增後台登入與授權基礎；61b185f 新增後台評論審核 API；e779222 新增中文方法註解。這些可能尚未 push，請先用 git status/log 確認。</w:t>
+        <w:rPr>
+          <w:b/>
+        </w:rPr>
+        <w:t xml:space="preserve">近期本機 commits</w:t>
       </w:r>
     </w:p>
     <w:p>
       <w:r>
-        <w:rPr>
-          <w:b/>
-        </w:rPr>
-        <w:t xml:space="preserve">建置與操作注意事項</w:t>
+        <w:t xml:space="preserve">cc46d92 新增評論檢舉流程；ae72ee9 新增後台評論審核紀錄；74c9e12 新增後台登入與授權基礎；61b185f 新增後台評論審核 API；e779222 新增中文方法註解。這些可能尚未 push，請先用 git status/log 確認。</w:t>
       </w:r>
     </w:p>
     <w:p>
       <w:r>
-        <w:t xml:space="preserve">建置請用單執行緒避免 Windows DLL lock：dotnet build FoodTrust.Api\FoodTrust.Api.csproj --no-restore -m:1；dotnet build FoodTrust.Worker\FoodTrust.Worker.csproj --no-restore -m:1。</w:t>
+        <w:rPr>
+          <w:b/>
+        </w:rPr>
+        <w:t xml:space="preserve">建置與操作注意事項</w:t>
       </w:r>
     </w:p>
     <w:p>
       <w:r>
-        <w:t xml:space="preserve">Git 不一定在 PATH，常用路徑：C:\Users\User\AppData\Local\Fork\gitInstance\2.50.1\cmd\git.exe。</w:t>
+        <w:t xml:space="preserve">建置請用單執行緒避免 Windows DLL lock：dotnet build FoodTrust.Api\FoodTrust.Api.csproj --no-restore -m:1；dotnet build FoodTrust.Worker\FoodTrust.Worker.csproj --no-restore -m:1。</w:t>
       </w:r>
     </w:p>
     <w:p>
       <w:r>
-        <w:t xml:space="preserve">PowerShell Get-Content 可能讓 UTF-8 中文顯示成亂碼；不要直接判定檔案壞掉。讀中文可用 rg 或指定 UTF8。</w:t>
+        <w:t xml:space="preserve">Git 不一定在 PATH，常用路徑：C:\Users\User\AppData\Local\Fork\gitInstance\2.50.1\cmd\git.exe。</w:t>
       </w:r>
     </w:p>
     <w:p>
       <w:r>
-        <w:rPr>
-          <w:b/>
-        </w:rPr>
-        <w:t xml:space="preserve">下一步建議優先順序</w:t>
+        <w:t xml:space="preserve">PowerShell Get-Content 可能讓 UTF-8 中文顯示成亂碼；不要直接判定檔案壞掉。讀中文可用 rg 或指定 UTF8。</w:t>
       </w:r>
     </w:p>
     <w:p>
       <w:r>
-        <w:t xml:space="preserve">1. 產品功能後續：照片上傳、地圖/距離搜尋、Typesense、Redis、Next.js 前台、SEO 頁面、商家認領。</w:t>
+        <w:rPr>
+          <w:b/>
+        </w:rPr>
+        <w:t xml:space="preserve">下一步建議優先順序</w:t>
       </w:r>
     </w:p>
     <w:p>
       <w:r>
-        <w:t xml:space="preserve">2. 前端 MVP 後續：已完成，目前可進入前端體驗打磨、端到端測試與實際部署。</w:t>
+        <w:t xml:space="preserve">1. 產品功能後續：照片上傳、地圖/距離搜尋、Typesense、Redis、Next.js 前台、SEO 頁面、商家認領。</w:t>
+      </w:r>
+    </w:p>
+    <w:p>
+      <w:r>
+        <w:t xml:space="preserve">2. 前端 MVP 後續：已完成，目前可進入 AWS Amplify 前端實際部署、端到端測試與後端雲端化。</w:t>
       </w:r>
     </w:p>
     <w:p>

--- a/FoodTrust_美食排行網專案規格書.docx
+++ b/FoodTrust_美食排行網專案規格書.docx
@@ -16432,6 +16432,11 @@
     <w:p>
       <w:r>
         <w:t>已完成：AWS Amplify Hosting 部署準備已補強，新增 monorepo amplify.yml，並於 FoodTrust.Web README 記錄 App root、build artifact、cache 與 NEXT_PUBLIC_API_BASE_URL / NEXT_PUBLIC_SITE_URL 設定。</w:t>
+      </w:r>
+    </w:p>
+    <w:p>
+      <w:r>
+        <w:t>目前 AWS 部署進度（2026-05-18）：AWS 帳號 root MFA 已完成，已建立 IAM Identity Center 使用者 jay-admin 並啟用 MFA，已指派 AdministratorAccess；已建立每月 10 USD 預算警示。Amplify 已連接 GitHub repo sujay06297/FoodTrust main 分支並完成首次前端部署，Amplify 網址為 https://main.d2p8rcvp0wb9cp.amplifyapp.com；目前待確認項目為該網址 DNS/邊緣節點生效狀態，若仍無法開啟，下一步檢查 nslookup、curl -I、Amplify Deploy/Verify log，必要時重新部署此版本。</w:t>
       </w:r>
     </w:p>
     <w:p>

--- a/FoodTrust_美食排行網專案規格書.docx
+++ b/FoodTrust_美食排行網專案規格書.docx
@@ -16593,6 +16593,61 @@
     <w:p>
       <w:r>
         <w:t xml:space="preserve">每完成一個功能 slice，請更新本規格書的實作狀態與本段接續摘要，然後 build Api/Worker，最後 commit。使用者偏好中文註解與中文說明。</w:t>
+      </w:r>
+    </w:p>
+    <w:p>
+      <w:r>
+        <w:t xml:space="preserve"/>
+      </w:r>
+    </w:p>
+    <w:p>
+      <w:r>
+        <w:t xml:space="preserve">AWS / 前端部署接續狀態更新（2026-05-19）</w:t>
+      </w:r>
+    </w:p>
+    <w:p>
+      <w:r>
+        <w:t xml:space="preserve">已完成：本機 FoodTrust.Web 前端已成功啟動，網址為 http://127.0.0.1:3000；本機新增 .env.local，設定 NEXT_PUBLIC_API_BASE_URL=http://localhost:5000、NEXT_PUBLIC_SITE_URL=http://localhost:3000。若後端 API 未啟動，首頁、餐廳列表與餐廳詳細頁可能因 API 無回應而載入失敗；登入頁可正常開啟。</w:t>
+      </w:r>
+    </w:p>
+    <w:p>
+      <w:r>
+        <w:t xml:space="preserve">已完成：為處理 Amplify 預設網域 404，已將 FoodTrust.Web 的 Next.js 從 16.2.6 調整為 Amplify SSR 支援範圍內的 15.5.18，並同步修正 eslint-config-next 與 ESLint flat config。已通過本機 lint、typecheck 與 next build。</w:t>
+      </w:r>
+    </w:p>
+    <w:p>
+      <w:r>
+        <w:t xml:space="preserve">已完成：已提交並推送 commit 7b0ba43「修正 Amplify 前端部署 404」到 origin/main。Amplify 部署記錄可看到最新 commit 與 Next.js 15.5.18。</w:t>
+      </w:r>
+    </w:p>
+    <w:p>
+      <w:r>
+        <w:t xml:space="preserve">目前 AWS 狀態：Amplify App ID 為 d2p8rcvp0wb9cp，區域為 ap-southeast-2（亞太地區/雪梨），預設網域為 https://main.d2p8rcvp0wb9cp.amplifyapp.com。CloudFront/HTTP 有回應，但 HTTPS 網頁目前仍顯示 HTTP ERROR 404。</w:t>
+      </w:r>
+    </w:p>
+    <w:p>
+      <w:r>
+        <w:t xml:space="preserve">目前 AWS 狀態：已在 CloudShell 成功執行 update-app，App platform 已顯示為 WEB_COMPUTE。這代表 Amplify App 已切到 Next.js SSR/Compute 類型。</w:t>
+      </w:r>
+    </w:p>
+    <w:p>
+      <w:r>
+        <w:t xml:space="preserve">目前阻塞：部署 5 的 build 階段成功，但部署階段失敗，錯誤為「Failed to find the deploy-manifest.json file in the build output」。判斷原因偏向 monorepo 設定未讓 Amplify SSR 正確辨識 FoodTrust.Web 為 App root。</w:t>
+      </w:r>
+    </w:p>
+    <w:p>
+      <w:r>
+        <w:t xml:space="preserve">下次接續第一步：在 AWS CloudShell 執行 aws amplify update-branch --app-id d2p8rcvp0wb9cp --branch-name main --environment-variables AMPLIFY_MONOREPO_APP_ROOT=FoodTrust.Web --region ap-southeast-2</w:t>
+      </w:r>
+    </w:p>
+    <w:p>
+      <w:r>
+        <w:t xml:space="preserve">下次接續第二步：接著執行 aws amplify start-job --app-id d2p8rcvp0wb9cp --branch-name main --job-type RELEASE --region ap-southeast-2，等待新部署完成後再測 https://main.d2p8rcvp0wb9cp.amplifyapp.com。</w:t>
+      </w:r>
+    </w:p>
+    <w:p>
+      <w:r>
+        <w:t xml:space="preserve">若仍失敗：檢查 Amplify「託管 &gt; 環境變數」是否存在 AMPLIFY_MONOREPO_APP_ROOT=FoodTrust.Web；檢查「託管 &gt; 重寫和重新引導」是否建立 SSR rewrite；必要時考慮重新建立 Amplify App 並在建立時明確指定 monorepo App root 為 FoodTrust.Web。</w:t>
       </w:r>
     </w:p>
     <w:sectPr>

--- a/FoodTrust_美食排行網專案規格書.docx
+++ b/FoodTrust_美食排行網專案規格書.docx
@@ -16648,6 +16648,68 @@
     <w:p>
       <w:r>
         <w:t xml:space="preserve">若仍失敗：檢查 Amplify「託管 &gt; 環境變數」是否存在 AMPLIFY_MONOREPO_APP_ROOT=FoodTrust.Web；檢查「託管 &gt; 重寫和重新引導」是否建立 SSR rewrite；必要時考慮重新建立 Amplify App 並在建立時明確指定 monorepo App root 為 FoodTrust.Web。</w:t>
+      </w:r>
+    </w:p>
+    <w:p>
+      <w:r>
+        <w:rPr>
+          <w:b/>
+        </w:rPr>
+        <w:t xml:space="preserve">AWS 資源退場與停止計費清單（2026-06-10）</w:t>
+      </w:r>
+    </w:p>
+    <w:p>
+      <w:r>
+        <w:rPr/>
+        <w:t xml:space="preserve">背景：目前前端已不打算繼續放在 AWS。此段用來記錄已知 AWS 資源、帳單檢查結果與退場步驟，避免未使用資源持續產生費用。</w:t>
+      </w:r>
+    </w:p>
+    <w:p>
+      <w:r>
+        <w:rPr/>
+        <w:t xml:space="preserve">已知前端部署資源：AWS Amplify Hosting，App 名稱 FoodTrust，App ID d2p8rcvp0wb9cp，區域 ap-southeast-2（亞太地區/雪梨），分支 main，預設網域 https://main.d2p8rcvp0wb9cp.amplifyapp.com。</w:t>
+      </w:r>
+    </w:p>
+    <w:p>
+      <w:r>
+        <w:rPr/>
+        <w:t xml:space="preserve">退場主要動作：若不再使用 AWS 前端，應至 AWS Amplify &gt; FoodTrust &gt; 應用程式設定 &gt; 一般設定，執行 Delete app。刪除後 amplifyapp.com 預設網址會失效，Amplify Hosting 建置與託管費用應停止。</w:t>
+      </w:r>
+    </w:p>
+    <w:p>
+      <w:r>
+        <w:rPr/>
+        <w:t xml:space="preserve">帳單現況：Billing and Cost Management 顯示本月至今約 0.03 USD，Cost breakdown 曾出現 AWS Amplify、Amazon S3、AWS Secrets Manager、AWS Glue、Tax、Others 等分類。金額很低，但仍需逐項確認是否存在可刪資源。</w:t>
+      </w:r>
+    </w:p>
+    <w:p>
+      <w:r>
+        <w:rPr/>
+        <w:t xml:space="preserve">本專案程式碼依賴判斷：目前程式碼與設定檔只確認有 Amplify 前端部署設定（amplify.yml 與 FoodTrust.Web README）。尚未看到 Secrets Manager 或 Glue 的程式碼依賴。S3 僅在原規格書技術架構中作為未來照片物件儲存建議，尚未看到本專案已實作或必須保留的 S3 整合。</w:t>
+      </w:r>
+    </w:p>
+    <w:p>
+      <w:r>
+        <w:rPr/>
+        <w:t xml:space="preserve">停止計費檢查清單：1. Amplify：確認 FoodTrust App 已刪除。2. S3：檢查是否有不需要的 bucket；不用時先清空再刪除 bucket。3. Secrets Manager：檢查是否有 secrets；不用時排程刪除，避免按 secret 持續計費。4. AWS Glue：檢查 crawler、job、database、table；未使用時刪除。5. Route 53：若有 hosted zone 或 DNS record 指向前端，確認是否需要保留；Hosted Zone 可能按月計費。6. CloudFront：若有 distribution，先 Disable，完成後 Delete。7. EC2-Other：檢查 EBS volume、snapshot、Elastic IP、Load Balancer，未使用時刪除或釋放。</w:t>
+      </w:r>
+    </w:p>
+    <w:p>
+      <w:r>
+        <w:rPr/>
+        <w:t xml:space="preserve">區域檢查：Amplify 已知在 ap-southeast-2，但帳單頁是全球彙總。刪除資源時需切換到實際區域檢查，S3 也需看全帳號 bucket 清單。</w:t>
+      </w:r>
+    </w:p>
+    <w:p>
+      <w:r>
+        <w:rPr/>
+        <w:t xml:space="preserve">後續維運規則：每次新增 AWS 服務，都要在本規格書記錄服務名稱、區域、用途、是否必要、刪除方式與可能費用來源。若只是短期測試，測試完成後要在 Billing &gt; Bills / Cost Explorer 確認沒有殘留費用。</w:t>
+      </w:r>
+    </w:p>
+    <w:p>
+      <w:r>
+        <w:rPr/>
+        <w:t xml:space="preserve">目前建議：若前端改放其他平台或只保留本機開發，先刪 Amplify App，再檢查 S3、Secrets Manager、Glue 是否有實際資源；確認沒有資源後保留 10 USD 預算警示作為防呆。</w:t>
       </w:r>
     </w:p>
     <w:sectPr>
